--- a/releases/acropolis-v1.0.docx
+++ b/releases/acropolis-v1.0.docx
@@ -198,7 +198,15 @@
           <w:b/>
           <w:bCs/>
         </w:rPr>
-        <w:t>Research report</w:t>
+        <w:t>Acropolis Technical Report 01</w:t>
+      </w:r>
+      <w:r>
+        <w:rPr>
+          <w:rFonts w:ascii="Mignon" w:hAnsi="Mignon"/>
+          <w:b/>
+          <w:bCs/>
+        </w:rPr>
+        <w:t xml:space="preserve"> </w:t>
       </w:r>
     </w:p>
     <w:p>
@@ -576,21 +584,7 @@
         <w:rPr>
           <w:rFonts w:ascii="Mignon" w:hAnsi="Mignon"/>
         </w:rPr>
-        <w:t xml:space="preserve">That is the gap every enterprise AI deployment </w:t>
-      </w:r>
-      <w:proofErr w:type="gramStart"/>
-      <w:r>
-        <w:rPr>
-          <w:rFonts w:ascii="Mignon" w:hAnsi="Mignon"/>
-        </w:rPr>
-        <w:t>falls</w:t>
-      </w:r>
-      <w:proofErr w:type="gramEnd"/>
-      <w:r>
-        <w:rPr>
-          <w:rFonts w:ascii="Mignon" w:hAnsi="Mignon"/>
-        </w:rPr>
-        <w:t xml:space="preserve"> into, and the two standard fixes do not close it on their own.</w:t>
+        <w:t>That is the gap every enterprise AI deployment falls into, and the two standard fixes do not close it on their own.</w:t>
       </w:r>
     </w:p>
     <w:p>
@@ -606,21 +600,7 @@
         <w:rPr>
           <w:rFonts w:ascii="Mignon" w:hAnsi="Mignon"/>
         </w:rPr>
-        <w:t xml:space="preserve">The first fix is more context. Put the documents in the </w:t>
-      </w:r>
-      <w:proofErr w:type="gramStart"/>
-      <w:r>
-        <w:rPr>
-          <w:rFonts w:ascii="Mignon" w:hAnsi="Mignon"/>
-        </w:rPr>
-        <w:t>prompt, or</w:t>
-      </w:r>
-      <w:proofErr w:type="gramEnd"/>
-      <w:r>
-        <w:rPr>
-          <w:rFonts w:ascii="Mignon" w:hAnsi="Mignon"/>
-        </w:rPr>
-        <w:t xml:space="preserve"> retrieve the closest chunks and put those in the prompt, and ask the model to behave. This is what most of the market calls retrieval-augmented generation. Four things go wrong with it in practice, and none of them is intrinsic to retrieval. A model composing from fragments fills the gaps between them, and nothing in the pipeline knows a gap exists. A chunk from March and a chunk from June about the same fact are two chunks, and whichever ranks higher wins. The answer is a string, and unless something outside the model kept the citations, the evidence was a context window that no longer exists. And when access control is applied by instructing the model, the policy is enforced by the thing you are trying to constrain. Each of these can be bolted on around a retrieval pipeline: citation logging, temporal filters, contradiction checks, retrieval-time ACLs. Teams do it, one property at a time, and every one of them is a feature </w:t>
+        <w:t xml:space="preserve">The first fix is more context. Put the documents in the prompt, or retrieve the closest chunks and put those in the prompt, and ask the model to behave. This is what most of the market calls retrieval-augmented generation. Four things go wrong with it in practice, and none of them is intrinsic to retrieval. A model composing from fragments fills the gaps between them, and nothing in the pipeline knows a gap exists. A chunk from March and a chunk from June about the same fact are two chunks, and whichever ranks higher wins. The answer is a string, and unless something outside the model kept the citations, the evidence was a context window that no longer exists. And when access control is applied by instructing the model, the policy is enforced by the thing you are trying to constrain. Each of these can be bolted on around a retrieval pipeline: citation logging, temporal filters, contradiction checks, retrieval-time ACLs. Teams do it, one property at a time, and every one of them is a feature </w:t>
       </w:r>
       <w:r>
         <w:rPr>
@@ -643,21 +623,7 @@
         <w:rPr>
           <w:rFonts w:ascii="Mignon" w:hAnsi="Mignon"/>
         </w:rPr>
-        <w:t xml:space="preserve">The second fix is a bigger model. It helps with the first failure and does nothing for the other three. It also carries a cost the first fix hides: to understand the company, the bigger model </w:t>
-      </w:r>
-      <w:proofErr w:type="gramStart"/>
-      <w:r>
-        <w:rPr>
-          <w:rFonts w:ascii="Mignon" w:hAnsi="Mignon"/>
-        </w:rPr>
-        <w:t>has to</w:t>
-      </w:r>
-      <w:proofErr w:type="gramEnd"/>
-      <w:r>
-        <w:rPr>
-          <w:rFonts w:ascii="Mignon" w:hAnsi="Mignon"/>
-        </w:rPr>
-        <w:t xml:space="preserve"> be shown the company. Every document, every thread, every customer record goes out to whoever runs the model, and what comes back is an answer, not an asset.</w:t>
+        <w:t>The second fix is a bigger model. It helps with the first failure and does nothing for the other three. It also carries a cost the first fix hides: to understand the company, the bigger model has to be shown the company. Every document, every thread, every customer record goes out to whoever runs the model, and what comes back is an answer, not an asset.</w:t>
       </w:r>
     </w:p>
     <w:p>
@@ -1066,23 +1032,13 @@
                 <w:szCs w:val="20"/>
               </w:rPr>
             </w:pPr>
-            <w:proofErr w:type="spellStart"/>
-            <w:r>
-              <w:rPr>
-                <w:rFonts w:ascii="Mignon" w:hAnsi="Mignon"/>
-                <w:sz w:val="20"/>
-                <w:szCs w:val="20"/>
-              </w:rPr>
-              <w:t>LongMemEval</w:t>
-            </w:r>
-            <w:proofErr w:type="spellEnd"/>
-            <w:r>
-              <w:rPr>
-                <w:rFonts w:ascii="Mignon" w:hAnsi="Mignon"/>
-                <w:sz w:val="20"/>
-                <w:szCs w:val="20"/>
-              </w:rPr>
-              <w:t>-S</w:t>
+            <w:r>
+              <w:rPr>
+                <w:rFonts w:ascii="Mignon" w:hAnsi="Mignon"/>
+                <w:sz w:val="20"/>
+                <w:szCs w:val="20"/>
+              </w:rPr>
+              <w:t>LongMemEval-S</w:t>
             </w:r>
           </w:p>
         </w:tc>
@@ -1109,7 +1065,6 @@
                 <w:szCs w:val="20"/>
               </w:rPr>
             </w:pPr>
-            <w:proofErr w:type="spellStart"/>
             <w:r>
               <w:rPr>
                 <w:rFonts w:ascii="Mignon" w:hAnsi="Mignon"/>
@@ -1118,7 +1073,6 @@
               </w:rPr>
               <w:t>LoCoMo</w:t>
             </w:r>
-            <w:proofErr w:type="spellEnd"/>
           </w:p>
         </w:tc>
         <w:tc>
@@ -2456,23 +2410,13 @@
                 <w:szCs w:val="20"/>
               </w:rPr>
             </w:pPr>
-            <w:proofErr w:type="spellStart"/>
-            <w:r>
-              <w:rPr>
-                <w:rFonts w:ascii="Mignon" w:hAnsi="Mignon"/>
-                <w:sz w:val="20"/>
-                <w:szCs w:val="20"/>
-              </w:rPr>
-              <w:t>LongMemEval</w:t>
-            </w:r>
-            <w:proofErr w:type="spellEnd"/>
-            <w:r>
-              <w:rPr>
-                <w:rFonts w:ascii="Mignon" w:hAnsi="Mignon"/>
-                <w:sz w:val="20"/>
-                <w:szCs w:val="20"/>
-              </w:rPr>
-              <w:t>-S</w:t>
+            <w:r>
+              <w:rPr>
+                <w:rFonts w:ascii="Mignon" w:hAnsi="Mignon"/>
+                <w:sz w:val="20"/>
+                <w:szCs w:val="20"/>
+              </w:rPr>
+              <w:t>LongMemEval-S</w:t>
             </w:r>
           </w:p>
         </w:tc>
@@ -2651,7 +2595,6 @@
                 <w:szCs w:val="20"/>
               </w:rPr>
             </w:pPr>
-            <w:proofErr w:type="spellStart"/>
             <w:r>
               <w:rPr>
                 <w:rFonts w:ascii="Mignon" w:hAnsi="Mignon"/>
@@ -2660,7 +2603,6 @@
               </w:rPr>
               <w:t>LoCoMo</w:t>
             </w:r>
-            <w:proofErr w:type="spellEnd"/>
           </w:p>
         </w:tc>
         <w:tc>
@@ -3195,21 +3137,7 @@
         <w:rPr>
           <w:rFonts w:ascii="Mignon" w:hAnsi="Mignon"/>
         </w:rPr>
-        <w:t xml:space="preserve">"Own everything" is the better of the local single-call and local-loop configurations, with no frontier model anywhere: the single call on LongMemEval (87.4; the loop reads 86.0), the loop on LoCoMo and BEAM (the single call reads 73.6 and 42.0). Renting the thinking keeps the record, the retrieval and the ranking local and rents one seat, the answer; the frontier model sees one question's evidence envelope, a few thousand tokens of claims and excerpts, and the envelope is stored with the answer. Renting on refusals keeps the local loop's answer wherever it </w:t>
-      </w:r>
-      <w:proofErr w:type="gramStart"/>
-      <w:r>
-        <w:rPr>
-          <w:rFonts w:ascii="Mignon" w:hAnsi="Mignon"/>
-        </w:rPr>
-        <w:t>answered, and</w:t>
-      </w:r>
-      <w:proofErr w:type="gramEnd"/>
-      <w:r>
-        <w:rPr>
-          <w:rFonts w:ascii="Mignon" w:hAnsi="Mignon"/>
-        </w:rPr>
-        <w:t xml:space="preserve"> sends out only the questions it declined. With the local single-call answers as the base instead, LongMemEval reads 88.4 or 88.8 depending on which frontier row answers the refusals. BEAM is scored two ways because strict correctness gives no credit for a partially ordered list or a partial summary; BEAM's own protocol does, and the appendix prints both.</w:t>
+        <w:t>"Own everything" is the better of the local single-call and local-loop configurations, with no frontier model anywhere: the single call on LongMemEval (87.4; the loop reads 86.0), the loop on LoCoMo and BEAM (the single call reads 73.6 and 42.0). Renting the thinking keeps the record, the retrieval and the ranking local and rents one seat, the answer; the frontier model sees one question's evidence envelope, a few thousand tokens of claims and excerpts, and the envelope is stored with the answer. Renting on refusals keeps the local loop's answer wherever it answered, and sends out only the questions it declined. With the local single-call answers as the base instead, LongMemEval reads 88.4 or 88.8 depending on which frontier row answers the refusals. BEAM is scored two ways because strict correctness gives no credit for a partially ordered list or a partial summary; BEAM's own protocol does, and the appendix prints both.</w:t>
       </w:r>
     </w:p>
     <w:p>
@@ -3267,25 +3195,7 @@
           <w:b/>
           <w:bCs/>
         </w:rPr>
-        <w:t xml:space="preserve">The cost of owning everything is in the reading seats, and it grows with the length of what </w:t>
-      </w:r>
-      <w:proofErr w:type="gramStart"/>
-      <w:r>
-        <w:rPr>
-          <w:rFonts w:ascii="Mignon" w:hAnsi="Mignon"/>
-          <w:b/>
-          <w:bCs/>
-        </w:rPr>
-        <w:t>has to</w:t>
-      </w:r>
-      <w:proofErr w:type="gramEnd"/>
-      <w:r>
-        <w:rPr>
-          <w:rFonts w:ascii="Mignon" w:hAnsi="Mignon"/>
-          <w:b/>
-          <w:bCs/>
-        </w:rPr>
-        <w:t xml:space="preserve"> be read.</w:t>
+        <w:t>The cost of owning everything is in the reading seats, and it grows with the length of what has to be read.</w:t>
       </w:r>
       <w:r>
         <w:rPr>
@@ -3505,21 +3415,7 @@
         <w:rPr>
           <w:rFonts w:ascii="Mignon" w:hAnsi="Mignon"/>
         </w:rPr>
-        <w:t xml:space="preserve">The names are deliberate. People-names act; </w:t>
-      </w:r>
-      <w:proofErr w:type="gramStart"/>
-      <w:r>
-        <w:rPr>
-          <w:rFonts w:ascii="Mignon" w:hAnsi="Mignon"/>
-        </w:rPr>
-        <w:t>place-names</w:t>
-      </w:r>
-      <w:proofErr w:type="gramEnd"/>
-      <w:r>
-        <w:rPr>
-          <w:rFonts w:ascii="Mignon" w:hAnsi="Mignon"/>
-        </w:rPr>
-        <w:t xml:space="preserve"> hold. Nothing that holds may act, and nothing that acts may hold. That rule is the architecture.</w:t>
+        <w:t>The names are deliberate. People-names act; place-names hold. Nothing that holds may act, and nothing that acts may hold. That rule is the architecture.</w:t>
       </w:r>
     </w:p>
     <w:p>
@@ -3639,21 +3535,7 @@
         <w:rPr>
           <w:rFonts w:ascii="Mignon" w:hAnsi="Mignon"/>
         </w:rPr>
-        <w:t xml:space="preserve"> Some questions need working out rather than looking up: how long between two events, how many devices in total, whether the absence of a fact is an answer. Pythia is a bounded loop with three tools, ask Parthenon, compute deterministically, extract, and a mandatory time anchor. No world tools, ever. Her answers carry a second kind of warrant: derived from claims X and Y by operation O, beside Parthenon's asserted by source S at time T. The model inside the loop is the answer seat, the one seat Section 2 shows </w:t>
-      </w:r>
-      <w:proofErr w:type="gramStart"/>
-      <w:r>
-        <w:rPr>
-          <w:rFonts w:ascii="Mignon" w:hAnsi="Mignon"/>
-        </w:rPr>
-        <w:t>is</w:t>
-      </w:r>
-      <w:proofErr w:type="gramEnd"/>
-      <w:r>
-        <w:rPr>
-          <w:rFonts w:ascii="Mignon" w:hAnsi="Mignon"/>
-        </w:rPr>
-        <w:t xml:space="preserve"> worth renting.</w:t>
+        <w:t xml:space="preserve"> Some questions need working out rather than looking up: how long between two events, how many devices in total, whether the absence of a fact is an answer. Pythia is a bounded loop with three tools, ask Parthenon, compute deterministically, extract, and a mandatory time anchor. No world tools, ever. Her answers carry a second kind of warrant: derived from claims X and Y by operation O, beside Parthenon's asserted by source S at time T. The model inside the loop is the answer seat, the one seat Section 2 shows is worth renting.</w:t>
       </w:r>
     </w:p>
     <w:p>
@@ -3693,21 +3575,7 @@
         <w:rPr>
           <w:rFonts w:ascii="Mignon" w:hAnsi="Mignon"/>
         </w:rPr>
-        <w:t xml:space="preserve">Put those together and the ordinary agent request changes shape. Instead of retrieve, stuff, hope, it </w:t>
-      </w:r>
-      <w:proofErr w:type="gramStart"/>
-      <w:r>
-        <w:rPr>
-          <w:rFonts w:ascii="Mignon" w:hAnsi="Mignon"/>
-        </w:rPr>
-        <w:t>becomes:</w:t>
-      </w:r>
-      <w:proofErr w:type="gramEnd"/>
-      <w:r>
-        <w:rPr>
-          <w:rFonts w:ascii="Mignon" w:hAnsi="Mignon"/>
-        </w:rPr>
-        <w:t xml:space="preserve"> resolve identity and policy, retrieve under that authorization, assemble task-scoped context with an explicit coverage state, plan, act with permission, record an attributable outcome, update versioned state. Observation is read-only. Memory is persistent. Execution is permissioned. Identity travels with the request. Action happens at the edge.</w:t>
+        <w:t>Put those together and the ordinary agent request changes shape. Instead of retrieve, stuff, hope, it becomes: resolve identity and policy, retrieve under that authorization, assemble task-scoped context with an explicit coverage state, plan, act with permission, record an attributable outcome, update versioned state. Observation is read-only. Memory is persistent. Execution is permissioned. Identity travels with the request. Action happens at the edge.</w:t>
       </w:r>
     </w:p>
     <w:p>
@@ -3835,21 +3703,7 @@
         <w:rPr>
           <w:rFonts w:ascii="Mignon" w:hAnsi="Mignon"/>
         </w:rPr>
-        <w:t xml:space="preserve">The threat model is explicit. Acropolis is built to prevent an over-privileged agent reading what its principal may not; leakage across brains or tenants; and stale or contradictory context leading to a confidently wrong action. It does not address a compromised endpoint, an insider who legitimately holds high privilege, or a compromised model provider. When an external model is rented for a seat, the evidence envelope for that question leaves the customer's perimeter: a few thousand tokens of claims and excerpts, never the corpus and never the record. The envelope is logged with the answer, so what leaves is itself auditable. Section 2 quantifies how often that happens under refusal escalation, 2 to 9 percent of questions, and what it buys. Only a fully local deployment sends nothing out, and Section 2 reports what </w:t>
-      </w:r>
-      <w:proofErr w:type="gramStart"/>
-      <w:r>
-        <w:rPr>
-          <w:rFonts w:ascii="Mignon" w:hAnsi="Mignon"/>
-        </w:rPr>
-        <w:t>that costs</w:t>
-      </w:r>
-      <w:proofErr w:type="gramEnd"/>
-      <w:r>
-        <w:rPr>
-          <w:rFonts w:ascii="Mignon" w:hAnsi="Mignon"/>
-        </w:rPr>
-        <w:t>.</w:t>
+        <w:t>The threat model is explicit. Acropolis is built to prevent an over-privileged agent reading what its principal may not; leakage across brains or tenants; and stale or contradictory context leading to a confidently wrong action. It does not address a compromised endpoint, an insider who legitimately holds high privilege, or a compromised model provider. When an external model is rented for a seat, the evidence envelope for that question leaves the customer's perimeter: a few thousand tokens of claims and excerpts, never the corpus and never the record. The envelope is logged with the answer, so what leaves is itself auditable. Section 2 quantifies how often that happens under refusal escalation, 2 to 9 percent of questions, and what it buys. Only a fully local deployment sends nothing out, and Section 2 reports what that costs.</w:t>
       </w:r>
     </w:p>
     <w:p>
@@ -3955,21 +3809,7 @@
         <w:rPr>
           <w:rFonts w:ascii="Mignon" w:hAnsi="Mignon"/>
         </w:rPr>
-        <w:t xml:space="preserve"> Every question resolves to an explicit coverage state: answered, searched-and-empty, or outside-the-ontology. "The system found nothing" and "the system holds no concept of this" are different answers and callers can tell them apart. This is why an abstention column exists at all: BEAM abstention 75.7 under the governed composite, against 52.5 for Vendor X, the commercial memory layer of Section 5. We also measured what the column costs, by removing it. The same LongMemEval configuration instructed never to say the information is missing scored 87.2 against 88.0 with the refusal </w:t>
-      </w:r>
-      <w:proofErr w:type="gramStart"/>
-      <w:r>
-        <w:rPr>
-          <w:rFonts w:ascii="Mignon" w:hAnsi="Mignon"/>
-        </w:rPr>
-        <w:t>intact, and</w:t>
-      </w:r>
-      <w:proofErr w:type="gramEnd"/>
-      <w:r>
-        <w:rPr>
-          <w:rFonts w:ascii="Mignon" w:hAnsi="Mignon"/>
-        </w:rPr>
-        <w:t xml:space="preserve"> turned 30 refusals into 30 fabrications. Scored on answerable questions only, the way never-refuse systems report, the same answers read 92.8. The refusal buys nothing on the headline and everything on the guard column.</w:t>
+        <w:t xml:space="preserve"> Every question resolves to an explicit coverage state: answered, searched-and-empty, or outside-the-ontology. "The system found nothing" and "the system holds no concept of this" are different answers and callers can tell them apart. This is why an abstention column exists at all: BEAM abstention 75.7 under the governed composite, against 52.5 for Vendor X, the commercial memory layer of Section 5. We also measured what the column costs, by removing it. The same LongMemEval configuration instructed never to say the information is missing scored 87.2 against 88.0 with the refusal intact, and turned 30 refusals into 30 fabrications. Scored on answerable questions only, the way never-refuse systems report, the same answers read 92.8. The refusal buys nothing on the headline and everything on the guard column.</w:t>
       </w:r>
     </w:p>
     <w:p>
@@ -4191,35 +4031,7 @@
         <w:rPr>
           <w:rFonts w:ascii="Mignon" w:hAnsi="Mignon"/>
         </w:rPr>
-        <w:t xml:space="preserve"> Measured: a run exercised the </w:t>
-      </w:r>
-      <w:proofErr w:type="gramStart"/>
-      <w:r>
-        <w:rPr>
-          <w:rFonts w:ascii="Mignon" w:hAnsi="Mignon"/>
-        </w:rPr>
-        <w:t>property</w:t>
-      </w:r>
-      <w:proofErr w:type="gramEnd"/>
-      <w:r>
-        <w:rPr>
-          <w:rFonts w:ascii="Mignon" w:hAnsi="Mignon"/>
-        </w:rPr>
-        <w:t xml:space="preserve"> and a number depends on it. By </w:t>
-      </w:r>
-      <w:proofErr w:type="gramStart"/>
-      <w:r>
-        <w:rPr>
-          <w:rFonts w:ascii="Mignon" w:hAnsi="Mignon"/>
-        </w:rPr>
-        <w:t>construction:</w:t>
-      </w:r>
-      <w:proofErr w:type="gramEnd"/>
-      <w:r>
-        <w:rPr>
-          <w:rFonts w:ascii="Mignon" w:hAnsi="Mignon"/>
-        </w:rPr>
-        <w:t xml:space="preserve"> built in, never attacked. Specified: designed, no benchmark exercises it. </w:t>
+        <w:t xml:space="preserve"> Measured: a run exercised the property and a number depends on it. By construction: built in, never attacked. Specified: designed, no benchmark exercises it. </w:t>
       </w:r>
       <w:r>
         <w:rPr>
@@ -4507,43 +4319,7 @@
                 <w:sz w:val="20"/>
                 <w:szCs w:val="20"/>
               </w:rPr>
-              <w:t>Figure 6; Hit10 99.80 / 93.06 / 44.00. Unchanged when the extractor is swapped: on brains built by a local 31B model, Hit5 99.2 / 91.2 / 40.6 against 99.0 / 90.7 / 40.6 on the published brains (</w:t>
-            </w:r>
-            <w:proofErr w:type="spellStart"/>
-            <w:r>
-              <w:rPr>
-                <w:rFonts w:ascii="Mignon" w:hAnsi="Mignon"/>
-                <w:sz w:val="20"/>
-                <w:szCs w:val="20"/>
-              </w:rPr>
-              <w:t>LongMemEval</w:t>
-            </w:r>
-            <w:proofErr w:type="spellEnd"/>
-            <w:r>
-              <w:rPr>
-                <w:rFonts w:ascii="Mignon" w:hAnsi="Mignon"/>
-                <w:sz w:val="20"/>
-                <w:szCs w:val="20"/>
-              </w:rPr>
-              <w:t xml:space="preserve">, </w:t>
-            </w:r>
-            <w:proofErr w:type="spellStart"/>
-            <w:r>
-              <w:rPr>
-                <w:rFonts w:ascii="Mignon" w:hAnsi="Mignon"/>
-                <w:sz w:val="20"/>
-                <w:szCs w:val="20"/>
-              </w:rPr>
-              <w:t>LoCoMo</w:t>
-            </w:r>
-            <w:proofErr w:type="spellEnd"/>
-            <w:r>
-              <w:rPr>
-                <w:rFonts w:ascii="Mignon" w:hAnsi="Mignon"/>
-                <w:sz w:val="20"/>
-                <w:szCs w:val="20"/>
-              </w:rPr>
-              <w:t>, BEAM 100K)</w:t>
+              <w:t>Figure 6; Hit10 99.80 / 93.06 / 44.00. Unchanged when the extractor is swapped: on brains built by a local 31B model, Hit5 99.2 / 91.2 / 40.6 against 99.0 / 90.7 / 40.6 on the published brains (LongMemEval, LoCoMo, BEAM 100K)</w:t>
             </w:r>
           </w:p>
         </w:tc>
@@ -4614,43 +4390,7 @@
                 <w:sz w:val="20"/>
                 <w:szCs w:val="20"/>
               </w:rPr>
-              <w:t xml:space="preserve">BEAM abstention 75.7 vs 52.5; 25 to 28 of 30 traps refused on </w:t>
-            </w:r>
-            <w:proofErr w:type="spellStart"/>
-            <w:r>
-              <w:rPr>
-                <w:rFonts w:ascii="Mignon" w:hAnsi="Mignon"/>
-                <w:sz w:val="20"/>
-                <w:szCs w:val="20"/>
-              </w:rPr>
-              <w:t>LongMemEval</w:t>
-            </w:r>
-            <w:proofErr w:type="spellEnd"/>
-            <w:r>
-              <w:rPr>
-                <w:rFonts w:ascii="Mignon" w:hAnsi="Mignon"/>
-                <w:sz w:val="20"/>
-                <w:szCs w:val="20"/>
-              </w:rPr>
-              <w:t xml:space="preserve">; 29 of 30 with no frontier model in any seat. Never-refuse measured on the same brains: removing the refusal moved </w:t>
-            </w:r>
-            <w:proofErr w:type="spellStart"/>
-            <w:r>
-              <w:rPr>
-                <w:rFonts w:ascii="Mignon" w:hAnsi="Mignon"/>
-                <w:sz w:val="20"/>
-                <w:szCs w:val="20"/>
-              </w:rPr>
-              <w:t>LongMemEval</w:t>
-            </w:r>
-            <w:proofErr w:type="spellEnd"/>
-            <w:r>
-              <w:rPr>
-                <w:rFonts w:ascii="Mignon" w:hAnsi="Mignon"/>
-                <w:sz w:val="20"/>
-                <w:szCs w:val="20"/>
-              </w:rPr>
-              <w:t xml:space="preserve"> 88.0 to 87.2 and turned 30 refusals into 30 fabrications</w:t>
+              <w:t>BEAM abstention 75.7 vs 52.5; 25 to 28 of 30 traps refused on LongMemEval; 29 of 30 with no frontier model in any seat. Never-refuse measured on the same brains: removing the refusal moved LongMemEval 88.0 to 87.2 and turned 30 refusals into 30 fabrications</w:t>
             </w:r>
           </w:p>
         </w:tc>
@@ -4934,25 +4674,7 @@
                 <w:sz w:val="20"/>
                 <w:szCs w:val="20"/>
               </w:rPr>
-              <w:t xml:space="preserve">A local 31B judge agrees with the frontier judge on 98.7 to 99.2% of 2,223 </w:t>
-            </w:r>
-            <w:proofErr w:type="spellStart"/>
-            <w:r>
-              <w:rPr>
-                <w:rFonts w:ascii="Mignon" w:hAnsi="Mignon"/>
-                <w:sz w:val="20"/>
-                <w:szCs w:val="20"/>
-              </w:rPr>
-              <w:t>LongMemEval</w:t>
-            </w:r>
-            <w:proofErr w:type="spellEnd"/>
-            <w:r>
-              <w:rPr>
-                <w:rFonts w:ascii="Mignon" w:hAnsi="Mignon"/>
-                <w:sz w:val="20"/>
-                <w:szCs w:val="20"/>
-              </w:rPr>
-              <w:t xml:space="preserve"> answers and preserves every ordering; its disagreements are stricter, protocol-literal calls</w:t>
+              <w:t>A local 31B judge agrees with the frontier judge on 98.7 to 99.2% of 2,223 LongMemEval answers and preserves every ordering; its disagreements are stricter, protocol-literal calls</w:t>
             </w:r>
           </w:p>
         </w:tc>
@@ -5095,25 +4817,7 @@
                 <w:sz w:val="20"/>
                 <w:szCs w:val="20"/>
               </w:rPr>
-              <w:t xml:space="preserve">All 118,890 claims delivered across 2,500 stored </w:t>
-            </w:r>
-            <w:proofErr w:type="spellStart"/>
-            <w:r>
-              <w:rPr>
-                <w:rFonts w:ascii="Mignon" w:hAnsi="Mignon"/>
-                <w:sz w:val="20"/>
-                <w:szCs w:val="20"/>
-              </w:rPr>
-              <w:t>LongMemEval</w:t>
-            </w:r>
-            <w:proofErr w:type="spellEnd"/>
-            <w:r>
-              <w:rPr>
-                <w:rFonts w:ascii="Mignon" w:hAnsi="Mignon"/>
-                <w:sz w:val="20"/>
-                <w:szCs w:val="20"/>
-              </w:rPr>
-              <w:t xml:space="preserve"> answers resolve to a stored observation with a source identity, 0 exceptions; an LLM audit of 2,233 answers against their delivered evidence finds unsupported wrong assertions in about 1 in 100 answers, evenly across local and frontier rows</w:t>
+              <w:t>All 118,890 claims delivered across 2,500 stored LongMemEval answers resolve to a stored observation with a source identity, 0 exceptions; an LLM audit of 2,233 answers against their delivered evidence finds unsupported wrong assertions in about 1 in 100 answers, evenly across local and frontier rows</w:t>
             </w:r>
           </w:p>
         </w:tc>
@@ -5211,7 +4915,6 @@
               </w:rPr>
               <w:t xml:space="preserve">Task-scoped context: </w:t>
             </w:r>
-            <w:proofErr w:type="spellStart"/>
             <w:r>
               <w:rPr>
                 <w:rFonts w:ascii="Andale Mono" w:hAnsi="Andale Mono"/>
@@ -5220,7 +4923,6 @@
               </w:rPr>
               <w:t>ask_batch</w:t>
             </w:r>
-            <w:proofErr w:type="spellEnd"/>
             <w:r>
               <w:rPr>
                 <w:rFonts w:ascii="Mignon" w:hAnsi="Mignon"/>
@@ -5237,7 +4939,6 @@
               </w:rPr>
               <w:t>context(entities</w:t>
             </w:r>
-            <w:proofErr w:type="gramStart"/>
             <w:r>
               <w:rPr>
                 <w:rFonts w:ascii="Andale Mono" w:hAnsi="Andale Mono"/>
@@ -5260,16 +4961,7 @@
                 <w:sz w:val="20"/>
                 <w:szCs w:val="20"/>
               </w:rPr>
-              <w:t>,</w:t>
-            </w:r>
-            <w:proofErr w:type="gramEnd"/>
-            <w:r>
-              <w:rPr>
-                <w:rFonts w:ascii="Mignon" w:hAnsi="Mignon"/>
-                <w:sz w:val="20"/>
-                <w:szCs w:val="20"/>
-              </w:rPr>
-              <w:t xml:space="preserve"> </w:t>
+              <w:t xml:space="preserve">, </w:t>
             </w:r>
             <w:r>
               <w:rPr>
@@ -5323,43 +5015,7 @@
                 <w:sz w:val="20"/>
                 <w:szCs w:val="20"/>
               </w:rPr>
-              <w:t xml:space="preserve">Built and drilled over the wire: context over several subjects returns one envelope with a section per subject; </w:t>
-            </w:r>
-            <w:proofErr w:type="spellStart"/>
-            <w:r>
-              <w:rPr>
-                <w:rFonts w:ascii="Mignon" w:hAnsi="Mignon"/>
-                <w:sz w:val="20"/>
-                <w:szCs w:val="20"/>
-              </w:rPr>
-              <w:t>ask_batch</w:t>
-            </w:r>
-            <w:proofErr w:type="spellEnd"/>
-            <w:r>
-              <w:rPr>
-                <w:rFonts w:ascii="Mignon" w:hAnsi="Mignon"/>
-                <w:sz w:val="20"/>
-                <w:szCs w:val="20"/>
-              </w:rPr>
-              <w:t xml:space="preserve"> answers several questions under one assertion, one scope and one snapshot; every envelope carries a validity </w:t>
-            </w:r>
-            <w:proofErr w:type="gramStart"/>
-            <w:r>
-              <w:rPr>
-                <w:rFonts w:ascii="Mignon" w:hAnsi="Mignon"/>
-                <w:sz w:val="20"/>
-                <w:szCs w:val="20"/>
-              </w:rPr>
-              <w:t>token, and</w:t>
-            </w:r>
-            <w:proofErr w:type="gramEnd"/>
-            <w:r>
-              <w:rPr>
-                <w:rFonts w:ascii="Mignon" w:hAnsi="Mignon"/>
-                <w:sz w:val="20"/>
-                <w:szCs w:val="20"/>
-              </w:rPr>
-              <w:t xml:space="preserve"> revalidate reports it stale after the first lifecycle event in its scopes (measured: 3 events after one supersession) while a token for another brain or an ungranted scope is refused. No public benchmark exercises the two-stage ask; the measurement is the mechanism drill</w:t>
+              <w:t>Built and drilled over the wire: context over several subjects returns one envelope with a section per subject; ask_batch answers several questions under one assertion, one scope and one snapshot; every envelope carries a validity token, and revalidate reports it stale after the first lifecycle event in its scopes (measured: 3 events after one supersession) while a token for another brain or an ungranted scope is refused. No public benchmark exercises the two-stage ask; the measurement is the mechanism drill</w:t>
             </w:r>
           </w:p>
         </w:tc>
@@ -5430,97 +5086,7 @@
                 <w:sz w:val="20"/>
                 <w:szCs w:val="20"/>
               </w:rPr>
-              <w:t xml:space="preserve">Resolver: 1,000 people across 3 namespaces with 50 evidence-backed duplicate merges and 20 conflicting handles: 3,030 correct, 0 wrong, 0 missing, the 20 conflicts surfaced as typed ambiguity naming both candidates, duplicates follow to the primary, a reversed merge restores the source, ~2 </w:t>
-            </w:r>
-            <w:proofErr w:type="spellStart"/>
-            <w:r>
-              <w:rPr>
-                <w:rFonts w:ascii="Mignon" w:hAnsi="Mignon"/>
-                <w:sz w:val="20"/>
-                <w:szCs w:val="20"/>
-              </w:rPr>
-              <w:t>ms</w:t>
-            </w:r>
-            <w:proofErr w:type="spellEnd"/>
-            <w:r>
-              <w:rPr>
-                <w:rFonts w:ascii="Mignon" w:hAnsi="Mignon"/>
-                <w:sz w:val="20"/>
-                <w:szCs w:val="20"/>
-              </w:rPr>
-              <w:t xml:space="preserve"> per resolve. Propagation: a directory change reaches the next issued assertion in 0 </w:t>
-            </w:r>
-            <w:proofErr w:type="spellStart"/>
-            <w:r>
-              <w:rPr>
-                <w:rFonts w:ascii="Mignon" w:hAnsi="Mignon"/>
-                <w:sz w:val="20"/>
-                <w:szCs w:val="20"/>
-              </w:rPr>
-              <w:t>ms</w:t>
-            </w:r>
-            <w:proofErr w:type="spellEnd"/>
-            <w:r>
-              <w:rPr>
-                <w:rFonts w:ascii="Mignon" w:hAnsi="Mignon"/>
-                <w:sz w:val="20"/>
-                <w:szCs w:val="20"/>
-              </w:rPr>
-              <w:t xml:space="preserve"> with the cache off and within the cache TTL with it on (measured 2.06 s at a 2 s TTL). With the generation feed on, an assertion already in a caller's hand is refused within the poll interval (measured 976 </w:t>
-            </w:r>
-            <w:proofErr w:type="spellStart"/>
-            <w:r>
-              <w:rPr>
-                <w:rFonts w:ascii="Mignon" w:hAnsi="Mignon"/>
-                <w:sz w:val="20"/>
-                <w:szCs w:val="20"/>
-              </w:rPr>
-              <w:t>ms</w:t>
-            </w:r>
-            <w:proofErr w:type="spellEnd"/>
-            <w:r>
-              <w:rPr>
-                <w:rFonts w:ascii="Mignon" w:hAnsi="Mignon"/>
-                <w:sz w:val="20"/>
-                <w:szCs w:val="20"/>
-              </w:rPr>
-              <w:t xml:space="preserve"> at a 1 s poll, 3 s by default) instead of at its expiry; a feed outage is </w:t>
-            </w:r>
-            <w:proofErr w:type="spellStart"/>
-            <w:r>
-              <w:rPr>
-                <w:rFonts w:ascii="Mignon" w:hAnsi="Mignon"/>
-                <w:sz w:val="20"/>
-                <w:szCs w:val="20"/>
-              </w:rPr>
-              <w:t>honoured</w:t>
-            </w:r>
-            <w:proofErr w:type="spellEnd"/>
-            <w:r>
-              <w:rPr>
-                <w:rFonts w:ascii="Mignon" w:hAnsi="Mignon"/>
-                <w:sz w:val="20"/>
-                <w:szCs w:val="20"/>
-              </w:rPr>
-              <w:t xml:space="preserve"> through a grace window and then fails closed (measured 2,993 </w:t>
-            </w:r>
-            <w:proofErr w:type="spellStart"/>
-            <w:r>
-              <w:rPr>
-                <w:rFonts w:ascii="Mignon" w:hAnsi="Mignon"/>
-                <w:sz w:val="20"/>
-                <w:szCs w:val="20"/>
-              </w:rPr>
-              <w:t>ms</w:t>
-            </w:r>
-            <w:proofErr w:type="spellEnd"/>
-            <w:r>
-              <w:rPr>
-                <w:rFonts w:ascii="Mignon" w:hAnsi="Mignon"/>
-                <w:sz w:val="20"/>
-                <w:szCs w:val="20"/>
-              </w:rPr>
-              <w:t xml:space="preserve"> at 3 s). Live directories, aliases at scale and reorganizations are not exercised</w:t>
+              <w:t>Resolver: 1,000 people across 3 namespaces with 50 evidence-backed duplicate merges and 20 conflicting handles: 3,030 correct, 0 wrong, 0 missing, the 20 conflicts surfaced as typed ambiguity naming both candidates, duplicates follow to the primary, a reversed merge restores the source, ~2 ms per resolve. Propagation: a directory change reaches the next issued assertion in 0 ms with the cache off and within the cache TTL with it on (measured 2.06 s at a 2 s TTL). With the generation feed on, an assertion already in a caller's hand is refused within the poll interval (measured 976 ms at a 1 s poll, 3 s by default) instead of at its expiry; a feed outage is honoured through a grace window and then fails closed (measured 2,993 ms at 3 s). Live directories, aliases at scale and reorganizations are not exercised</w:t>
             </w:r>
           </w:p>
         </w:tc>
@@ -5600,61 +5166,7 @@
                 <w:sz w:val="20"/>
                 <w:szCs w:val="20"/>
               </w:rPr>
-              <w:t>Figure 2. Every model seat on Gemma-4-31B, one H200, on all three benchmarks: fully local 87.4 / 76.3 / 47.2 (</w:t>
-            </w:r>
-            <w:proofErr w:type="spellStart"/>
-            <w:r>
-              <w:rPr>
-                <w:rFonts w:ascii="Mignon" w:hAnsi="Mignon"/>
-                <w:sz w:val="20"/>
-                <w:szCs w:val="20"/>
-              </w:rPr>
-              <w:t>LongMemEval</w:t>
-            </w:r>
-            <w:proofErr w:type="spellEnd"/>
-            <w:r>
-              <w:rPr>
-                <w:rFonts w:ascii="Mignon" w:hAnsi="Mignon"/>
-                <w:sz w:val="20"/>
-                <w:szCs w:val="20"/>
-              </w:rPr>
-              <w:t xml:space="preserve">, </w:t>
-            </w:r>
-            <w:proofErr w:type="spellStart"/>
-            <w:r>
-              <w:rPr>
-                <w:rFonts w:ascii="Mignon" w:hAnsi="Mignon"/>
-                <w:sz w:val="20"/>
-                <w:szCs w:val="20"/>
-              </w:rPr>
-              <w:t>LoCoMo</w:t>
-            </w:r>
-            <w:proofErr w:type="spellEnd"/>
-            <w:r>
-              <w:rPr>
-                <w:rFonts w:ascii="Mignon" w:hAnsi="Mignon"/>
-                <w:sz w:val="20"/>
-                <w:szCs w:val="20"/>
-              </w:rPr>
-              <w:t xml:space="preserve">, BEAM 100K strict; best local configuration per benchmark); local knowledge with the frontier answer seat 90.0 / 79.3 / 53.8; frontier in every seat on the same local brains 89.6 / 81.8 / 55.2. Brains a local </w:t>
-            </w:r>
-            <w:proofErr w:type="gramStart"/>
-            <w:r>
-              <w:rPr>
-                <w:rFonts w:ascii="Mignon" w:hAnsi="Mignon"/>
-                <w:sz w:val="20"/>
-                <w:szCs w:val="20"/>
-              </w:rPr>
-              <w:t>model built</w:t>
-            </w:r>
-            <w:proofErr w:type="gramEnd"/>
-            <w:r>
-              <w:rPr>
-                <w:rFonts w:ascii="Mignon" w:hAnsi="Mignon"/>
-                <w:sz w:val="20"/>
-                <w:szCs w:val="20"/>
-              </w:rPr>
-              <w:t xml:space="preserve"> score within one to two points of the published brains under frontier seats on every benchmark</w:t>
+              <w:t>Figure 2. Every model seat on Gemma-4-31B, one H200, on all three benchmarks: fully local 87.4 / 76.3 / 47.2 (LongMemEval, LoCoMo, BEAM 100K strict; best local configuration per benchmark); local knowledge with the frontier answer seat 90.0 / 79.3 / 53.8; frontier in every seat on the same local brains 89.6 / 81.8 / 55.2. Brains a local model built score within one to two points of the published brains under frontier seats on every benchmark</w:t>
             </w:r>
           </w:p>
         </w:tc>
@@ -6842,27 +6354,7 @@
           <w:bCs/>
           <w:color w:val="auto"/>
         </w:rPr>
-        <w:t xml:space="preserve">Answering, </w:t>
-      </w:r>
-      <w:proofErr w:type="spellStart"/>
-      <w:r>
-        <w:rPr>
-          <w:rFonts w:ascii="Mignon" w:hAnsi="Mignon"/>
-          <w:b/>
-          <w:bCs/>
-          <w:color w:val="auto"/>
-        </w:rPr>
-        <w:t>LongMemEval</w:t>
-      </w:r>
-      <w:proofErr w:type="spellEnd"/>
-      <w:r>
-        <w:rPr>
-          <w:rFonts w:ascii="Mignon" w:hAnsi="Mignon"/>
-          <w:b/>
-          <w:bCs/>
-          <w:color w:val="auto"/>
-        </w:rPr>
-        <w:t>-S</w:t>
+        <w:t>Answering, LongMemEval-S</w:t>
       </w:r>
     </w:p>
     <w:tbl>
@@ -8260,25 +7752,7 @@
           <w:bCs/>
         </w:rPr>
         <w:lastRenderedPageBreak/>
-        <w:t xml:space="preserve">Table 2. </w:t>
-      </w:r>
-      <w:proofErr w:type="gramStart"/>
-      <w:r>
-        <w:rPr>
-          <w:rFonts w:ascii="Mignon" w:hAnsi="Mignon"/>
-          <w:b/>
-          <w:bCs/>
-        </w:rPr>
-        <w:t>Head to head</w:t>
-      </w:r>
-      <w:proofErr w:type="gramEnd"/>
-      <w:r>
-        <w:rPr>
-          <w:rFonts w:ascii="Mignon" w:hAnsi="Mignon"/>
-          <w:b/>
-          <w:bCs/>
-        </w:rPr>
-        <w:t>, with the protocol differences on the table.</w:t>
+        <w:t>Table 2. Head to head, with the protocol differences on the table.</w:t>
       </w:r>
       <w:r>
         <w:rPr>
@@ -8493,23 +7967,13 @@
                 <w:szCs w:val="20"/>
               </w:rPr>
             </w:pPr>
-            <w:proofErr w:type="spellStart"/>
-            <w:r>
-              <w:rPr>
-                <w:rFonts w:ascii="Mignon" w:hAnsi="Mignon"/>
-                <w:sz w:val="20"/>
-                <w:szCs w:val="20"/>
-              </w:rPr>
-              <w:t>LongMemEval</w:t>
-            </w:r>
-            <w:proofErr w:type="spellEnd"/>
-            <w:r>
-              <w:rPr>
-                <w:rFonts w:ascii="Mignon" w:hAnsi="Mignon"/>
-                <w:sz w:val="20"/>
-                <w:szCs w:val="20"/>
-              </w:rPr>
-              <w:t>-S accuracy</w:t>
+            <w:r>
+              <w:rPr>
+                <w:rFonts w:ascii="Mignon" w:hAnsi="Mignon"/>
+                <w:sz w:val="20"/>
+                <w:szCs w:val="20"/>
+              </w:rPr>
+              <w:t>LongMemEval-S accuracy</w:t>
             </w:r>
           </w:p>
         </w:tc>
@@ -8763,23 +8227,13 @@
                 <w:szCs w:val="20"/>
               </w:rPr>
             </w:pPr>
-            <w:proofErr w:type="spellStart"/>
-            <w:r>
-              <w:rPr>
-                <w:rFonts w:ascii="Mignon" w:hAnsi="Mignon"/>
-                <w:sz w:val="20"/>
-                <w:szCs w:val="20"/>
-              </w:rPr>
-              <w:t>LongMemEval</w:t>
-            </w:r>
-            <w:proofErr w:type="spellEnd"/>
-            <w:r>
-              <w:rPr>
-                <w:rFonts w:ascii="Mignon" w:hAnsi="Mignon"/>
-                <w:sz w:val="20"/>
-                <w:szCs w:val="20"/>
-              </w:rPr>
-              <w:t>-S Hit10</w:t>
+            <w:r>
+              <w:rPr>
+                <w:rFonts w:ascii="Mignon" w:hAnsi="Mignon"/>
+                <w:sz w:val="20"/>
+                <w:szCs w:val="20"/>
+              </w:rPr>
+              <w:t>LongMemEval-S Hit10</w:t>
             </w:r>
           </w:p>
         </w:tc>
@@ -8897,23 +8351,13 @@
                 <w:szCs w:val="20"/>
               </w:rPr>
             </w:pPr>
-            <w:proofErr w:type="spellStart"/>
-            <w:r>
-              <w:rPr>
-                <w:rFonts w:ascii="Mignon" w:hAnsi="Mignon"/>
-                <w:sz w:val="20"/>
-                <w:szCs w:val="20"/>
-              </w:rPr>
-              <w:t>LoCoMo</w:t>
-            </w:r>
-            <w:proofErr w:type="spellEnd"/>
-            <w:r>
-              <w:rPr>
-                <w:rFonts w:ascii="Mignon" w:hAnsi="Mignon"/>
-                <w:sz w:val="20"/>
-                <w:szCs w:val="20"/>
-              </w:rPr>
-              <w:t xml:space="preserve"> accuracy</w:t>
+            <w:r>
+              <w:rPr>
+                <w:rFonts w:ascii="Mignon" w:hAnsi="Mignon"/>
+                <w:sz w:val="20"/>
+                <w:szCs w:val="20"/>
+              </w:rPr>
+              <w:t>LoCoMo accuracy</w:t>
             </w:r>
           </w:p>
         </w:tc>
@@ -11152,21 +10596,7 @@
         <w:rPr>
           <w:rFonts w:ascii="Mignon" w:hAnsi="Mignon"/>
         </w:rPr>
-        <w:t xml:space="preserve">Identity resolution and permission-change propagation were measured on a bounded fixture rather than a live directory: a generated organization of 1,000 people across three namespaces, with 50 evidence-backed duplicate merges and 20 conflicting handles. The fixture resolved 3,030 references with </w:t>
-      </w:r>
-      <w:proofErr w:type="gramStart"/>
-      <w:r>
-        <w:rPr>
-          <w:rFonts w:ascii="Mignon" w:hAnsi="Mignon"/>
-        </w:rPr>
-        <w:t>none wrong</w:t>
-      </w:r>
-      <w:proofErr w:type="gramEnd"/>
-      <w:r>
-        <w:rPr>
-          <w:rFonts w:ascii="Mignon" w:hAnsi="Mignon"/>
-        </w:rPr>
-        <w:t xml:space="preserve"> or missing, surfaced each conflict as typed ambiguity naming both candidates, and restored a reversed merge; a directory change reached the next issued assertion immediately with the cache off and within the cache TTL with it on. An assertion already issued carries the directory generation it was issued against, and a deployment that polls the generation feed refuses it within the poll interval once the directory changes: measured at 976 milliseconds with a one-second poll, three seconds by default, against a five-minute assertion. When the feed is unreachable the last known generation is honoured through a grace window and the deployment then fails closed, which was measured too. Aliases at scale, reorganizations and a live directory remain unexercised.</w:t>
+        <w:t>Identity resolution and permission-change propagation were measured on a bounded fixture rather than a live directory: a generated organization of 1,000 people across three namespaces, with 50 evidence-backed duplicate merges and 20 conflicting handles. The fixture resolved 3,030 references with none wrong or missing, surfaced each conflict as typed ambiguity naming both candidates, and restored a reversed merge; a directory change reached the next issued assertion immediately with the cache off and within the cache TTL with it on. An assertion already issued carries the directory generation it was issued against, and a deployment that polls the generation feed refuses it within the poll interval once the directory changes: measured at 976 milliseconds with a one-second poll, three seconds by default, against a five-minute assertion. When the feed is unreachable the last known generation is honoured through a grace window and the deployment then fails closed, which was measured too. Aliases at scale, reorganizations and a live directory remain unexercised.</w:t>
       </w:r>
     </w:p>
     <w:p>
@@ -11271,21 +10701,7 @@
         <w:rPr>
           <w:rFonts w:ascii="Mignon" w:hAnsi="Mignon"/>
         </w:rPr>
-        <w:t xml:space="preserve">The judge is a language model operating under a fixed prompt. A local 31B model re-judging 2,223 stored LongMemEval answers under the same prompt agreed with it on 98.7 to 99.2 percent of verdicts and preserved every ordering; on LoCoMo, where gold answers are longer free-text spans, agreement was 95.2 percent and the local judge was stricter on every row. The scores do not hinge on which model judges. The one human step in scoring is the manual classification of the non-refused trap rows, which changes no score and is published for re-classification. Comparisons to other systems are cross-protocol and labeled so wherever they appear. None of the three datasets is </w:t>
-      </w:r>
-      <w:proofErr w:type="gramStart"/>
-      <w:r>
-        <w:rPr>
-          <w:rFonts w:ascii="Mignon" w:hAnsi="Mignon"/>
-        </w:rPr>
-        <w:t>enterprise-shaped</w:t>
-      </w:r>
-      <w:proofErr w:type="gramEnd"/>
-      <w:r>
-        <w:rPr>
-          <w:rFonts w:ascii="Mignon" w:hAnsi="Mignon"/>
-        </w:rPr>
-        <w:t>.</w:t>
+        <w:t>The judge is a language model operating under a fixed prompt. A local 31B model re-judging 2,223 stored LongMemEval answers under the same prompt agreed with it on 98.7 to 99.2 percent of verdicts and preserved every ordering; on LoCoMo, where gold answers are longer free-text spans, agreement was 95.2 percent and the local judge was stricter on every row. The scores do not hinge on which model judges. The one human step in scoring is the manual classification of the non-refused trap rows, which changes no score and is published for re-classification. Comparisons to other systems are cross-protocol and labeled so wherever they appear. None of the three datasets is enterprise-shaped.</w:t>
       </w:r>
     </w:p>
     <w:p>
@@ -11353,21 +10769,7 @@
         <w:rPr>
           <w:rFonts w:ascii="Mignon" w:hAnsi="Mignon"/>
         </w:rPr>
-        <w:t xml:space="preserve">Refusal posture ships as a labeled configuration. A deployment picks the balanced setting or the synthesis-forward one knowing what each </w:t>
-      </w:r>
-      <w:proofErr w:type="gramStart"/>
-      <w:r>
-        <w:rPr>
-          <w:rFonts w:ascii="Mignon" w:hAnsi="Mignon"/>
-        </w:rPr>
-        <w:t>costs</w:t>
-      </w:r>
-      <w:proofErr w:type="gramEnd"/>
-      <w:r>
-        <w:rPr>
-          <w:rFonts w:ascii="Mignon" w:hAnsi="Mignon"/>
-        </w:rPr>
-        <w:t xml:space="preserve"> on each benchmark, and the paper reports both endpoints rather than the more flattering one.</w:t>
+        <w:t>Refusal posture ships as a labeled configuration. A deployment picks the balanced setting or the synthesis-forward one knowing what each costs on each benchmark, and the paper reports both endpoints rather than the more flattering one.</w:t>
       </w:r>
     </w:p>
     <w:p>
@@ -11383,21 +10785,7 @@
         <w:rPr>
           <w:rFonts w:ascii="Mignon" w:hAnsi="Mignon"/>
         </w:rPr>
-        <w:t xml:space="preserve">Model placement ships the same way. A deployment picks own everything, own the knowledge and rent the thinking, or rent only on refusal, and Figure 2 is the price list. The recommended default is the middle row: the company builds and holds the record on hardware it </w:t>
-      </w:r>
-      <w:proofErr w:type="gramStart"/>
-      <w:r>
-        <w:rPr>
-          <w:rFonts w:ascii="Mignon" w:hAnsi="Mignon"/>
-        </w:rPr>
-        <w:t>owns, and</w:t>
-      </w:r>
-      <w:proofErr w:type="gramEnd"/>
-      <w:r>
-        <w:rPr>
-          <w:rFonts w:ascii="Mignon" w:hAnsi="Mignon"/>
-        </w:rPr>
-        <w:t xml:space="preserve"> rents a frontier model only for per-question answering, which sees only that question's evidence envelope. On the benchmarks this configuration scores 96 to 99 percent of the all-frontier reference, exceeds the published core number on the easiest dataset, and keeps the organizational record on hardware the company owns. A deployment that wants nothing rented at all starts at 84 to 96 percent and can escalate its own refusals, 2 to 9 percent of questions, to close most of the rest.</w:t>
+        <w:t>Model placement ships the same way. A deployment picks own everything, own the knowledge and rent the thinking, or rent only on refusal, and Figure 2 is the price list. The recommended default is the middle row: the company builds and holds the record on hardware it owns, and rents a frontier model only for per-question answering, which sees only that question's evidence envelope. On the benchmarks this configuration scores 96 to 99 percent of the all-frontier reference, exceeds the published core number on the easiest dataset, and keeps the organizational record on hardware the company owns. A deployment that wants nothing rented at all starts at 84 to 96 percent and can escalate its own refusals, 2 to 9 percent of questions, to close most of the rest.</w:t>
       </w:r>
     </w:p>
     <w:p>
@@ -11429,21 +10817,7 @@
         <w:rPr>
           <w:rFonts w:ascii="Mignon" w:hAnsi="Mignon"/>
         </w:rPr>
-        <w:t xml:space="preserve">What is next is the reading seat: a local model that ranks and composes over long excerpts as well as a frontier model does. That is the one gap the local campaign left, and the levers that pay there are a stronger </w:t>
-      </w:r>
-      <w:proofErr w:type="gramStart"/>
-      <w:r>
-        <w:rPr>
-          <w:rFonts w:ascii="Mignon" w:hAnsi="Mignon"/>
-        </w:rPr>
-        <w:t>open-weight</w:t>
-      </w:r>
-      <w:proofErr w:type="gramEnd"/>
-      <w:r>
-        <w:rPr>
-          <w:rFonts w:ascii="Mignon" w:hAnsi="Mignon"/>
-        </w:rPr>
-        <w:t xml:space="preserve"> reranker and better local retrieval, not another contract clause. The tests in Appendix A.14 that still need a live organization, identity at real scale, permission changes through a real directory, operational outcomes, are the other campaign, and the paper will not claim them until one has run.</w:t>
+        <w:t>What is next is the reading seat: a local model that ranks and composes over long excerpts as well as a frontier model does. That is the one gap the local campaign left, and the levers that pay there are a stronger open-weight reranker and better local retrieval, not another contract clause. The tests in Appendix A.14 that still need a live organization, identity at real scale, permission changes through a real directory, operational outcomes, are the other campaign, and the paper will not claim them until one has run.</w:t>
       </w:r>
     </w:p>
     <w:p>
@@ -11830,29 +11204,7 @@
                 <w:sz w:val="20"/>
                 <w:szCs w:val="21"/>
               </w:rPr>
-              <w:t>whitepaper-2026-09 at 93ad8b6 (</w:t>
-            </w:r>
-            <w:proofErr w:type="spellStart"/>
-            <w:r>
-              <w:rPr>
-                <w:rStyle w:val="VerbatimChar"/>
-                <w:rFonts w:ascii="BerkeleyMono Nerd Font" w:hAnsi="BerkeleyMono Nerd Font"/>
-                <w:color w:val="000000" w:themeColor="text1"/>
-                <w:sz w:val="20"/>
-                <w:szCs w:val="21"/>
-              </w:rPr>
-              <w:t>varys</w:t>
-            </w:r>
-            <w:proofErr w:type="spellEnd"/>
-            <w:r>
-              <w:rPr>
-                <w:rStyle w:val="VerbatimChar"/>
-                <w:rFonts w:ascii="BerkeleyMono Nerd Font" w:hAnsi="BerkeleyMono Nerd Font"/>
-                <w:color w:val="000000" w:themeColor="text1"/>
-                <w:sz w:val="20"/>
-                <w:szCs w:val="21"/>
-              </w:rPr>
-              <w:t>)</w:t>
+              <w:t>whitepaper-2026-09 at 93ad8b6 (varys)</w:t>
             </w:r>
             <w:r>
               <w:rPr>
@@ -11928,41 +11280,8 @@
           <w:rFonts w:ascii="Mignon" w:hAnsi="Mignon"/>
           <w:color w:val="000000" w:themeColor="text1"/>
         </w:rPr>
-        <w:t xml:space="preserve">Each published run report carries the harness and Parthenon SHAs that produced it, which may predate the commits above; the manifest lists every report and its hashes. The September reports record the harness commit that produced them: the </w:t>
-      </w:r>
-      <w:proofErr w:type="spellStart"/>
-      <w:r>
-        <w:rPr>
-          <w:rFonts w:ascii="Mignon" w:hAnsi="Mignon"/>
-          <w:color w:val="000000" w:themeColor="text1"/>
-        </w:rPr>
-        <w:t>LongMemEval</w:t>
-      </w:r>
-      <w:proofErr w:type="spellEnd"/>
-      <w:r>
-        <w:rPr>
-          <w:rFonts w:ascii="Mignon" w:hAnsi="Mignon"/>
-          <w:color w:val="000000" w:themeColor="text1"/>
-        </w:rPr>
-        <w:t xml:space="preserve"> local rows at 187cc9e and 8e92cac (clean trees); the </w:t>
-      </w:r>
-      <w:proofErr w:type="spellStart"/>
-      <w:r>
-        <w:rPr>
-          <w:rFonts w:ascii="Mignon" w:hAnsi="Mignon"/>
-          <w:color w:val="000000" w:themeColor="text1"/>
-        </w:rPr>
-        <w:t>LoCoMo</w:t>
-      </w:r>
-      <w:proofErr w:type="spellEnd"/>
-      <w:r>
-        <w:rPr>
-          <w:rFonts w:ascii="Mignon" w:hAnsi="Mignon"/>
-          <w:color w:val="000000" w:themeColor="text1"/>
-        </w:rPr>
-        <w:t xml:space="preserve"> rows at cb1606a and the BEAM 100K, never-refuse and assembly_v3 rows at 6be26f0, both flagged dirty. The dirty flag at both commits is one uncommitted line on the bench machines, </w:t>
-      </w:r>
-      <w:proofErr w:type="spellStart"/>
+        <w:t xml:space="preserve">Each published run report carries the harness and Parthenon SHAs that produced it, which may predate the commits above; the manifest lists every report and its hashes. The September reports record the harness commit that produced them: the LongMemEval local rows at 187cc9e and 8e92cac (clean trees); the LoCoMo rows at cb1606a and the BEAM 100K, never-refuse and assembly_v3 rows at 6be26f0, both flagged dirty. The dirty flag at both commits is one uncommitted line on the bench machines, </w:t>
+      </w:r>
       <w:r>
         <w:rPr>
           <w:rStyle w:val="VerbatimChar"/>
@@ -11971,7 +11290,6 @@
         </w:rPr>
         <w:t>Cargo.lock</w:t>
       </w:r>
-      <w:proofErr w:type="spellEnd"/>
       <w:r>
         <w:rPr>
           <w:rFonts w:ascii="Mignon" w:hAnsi="Mignon"/>
@@ -11992,55 +11310,7 @@
           <w:rFonts w:ascii="Mignon" w:hAnsi="Mignon"/>
           <w:color w:val="000000" w:themeColor="text1"/>
         </w:rPr>
-        <w:t xml:space="preserve"> for the buffered extraction stream, committed since as 460011e on the same branch; the code that ran is the recorded commit plus that </w:t>
-      </w:r>
-      <w:proofErr w:type="spellStart"/>
-      <w:r>
-        <w:rPr>
-          <w:rFonts w:ascii="Mignon" w:hAnsi="Mignon"/>
-          <w:color w:val="000000" w:themeColor="text1"/>
-        </w:rPr>
-        <w:t>lockfile</w:t>
-      </w:r>
-      <w:proofErr w:type="spellEnd"/>
-      <w:r>
-        <w:rPr>
-          <w:rFonts w:ascii="Mignon" w:hAnsi="Mignon"/>
-          <w:color w:val="000000" w:themeColor="text1"/>
-        </w:rPr>
-        <w:t xml:space="preserve"> line and nothing else. The Parthenon SHA is recorded as unknown in the ask reports (the bench machines run a built binary, not a checkout); the manifest carries the Parthenon version string instead. The manifest covers 2,539 reports: the September local campaign, the reference rows on the published brains (lme-gpt41, 2026-09-07: core 89.4 and loop 91.4, six shards each, fully retained), and what remains of the August frontier work directories </w:t>
-      </w:r>
-      <w:proofErr w:type="spellStart"/>
-      <w:r>
-        <w:rPr>
-          <w:rFonts w:ascii="Mignon" w:hAnsi="Mignon"/>
-          <w:color w:val="000000" w:themeColor="text1"/>
-        </w:rPr>
-        <w:t>lme</w:t>
-      </w:r>
-      <w:proofErr w:type="spellEnd"/>
-      <w:r>
-        <w:rPr>
-          <w:rFonts w:ascii="Mignon" w:hAnsi="Mignon"/>
-          <w:color w:val="000000" w:themeColor="text1"/>
-        </w:rPr>
-        <w:t xml:space="preserve">-s and beam-1M. The four branches are merged to main as of 2026-09-15; the release tag names the </w:t>
-      </w:r>
-      <w:proofErr w:type="spellStart"/>
-      <w:r>
-        <w:rPr>
-          <w:rFonts w:ascii="Mignon" w:hAnsi="Mignon"/>
-          <w:color w:val="000000" w:themeColor="text1"/>
-        </w:rPr>
-        <w:t>varys</w:t>
-      </w:r>
-      <w:proofErr w:type="spellEnd"/>
-      <w:r>
-        <w:rPr>
-          <w:rFonts w:ascii="Mignon" w:hAnsi="Mignon"/>
-          <w:color w:val="000000" w:themeColor="text1"/>
-        </w:rPr>
-        <w:t xml:space="preserve"> merge commit above.</w:t>
+        <w:t xml:space="preserve"> for the buffered extraction stream, committed since as 460011e on the same branch; the code that ran is the recorded commit plus that lockfile line and nothing else. The Parthenon SHA is recorded as unknown in the ask reports (the bench machines run a built binary, not a checkout); the manifest carries the Parthenon version string instead. The manifest covers 2,539 reports: the September local campaign, the reference rows on the published brains (lme-gpt41, 2026-09-07: core 89.4 and loop 91.4, six shards each, fully retained), and what remains of the August frontier work directories lme-s and beam-1M. The four branches are merged to main as of 2026-09-15; the release tag names the varys merge commit above.</w:t>
       </w:r>
     </w:p>
     <w:p>
@@ -12064,39 +11334,7 @@
           <w:rFonts w:ascii="Mignon" w:hAnsi="Mignon"/>
           <w:color w:val="000000" w:themeColor="text1"/>
         </w:rPr>
-        <w:t xml:space="preserve">2026-09-15. The canonical metric definitions and correction history remain in the VarOps benchmark metrics glossary. This appendix is the publication-specific, frozen account of the figures and methods used in this whitepaper. In the event of a discrepancy, the report-bundle manifest and </w:t>
-      </w:r>
-      <w:proofErr w:type="gramStart"/>
-      <w:r>
-        <w:rPr>
-          <w:rFonts w:ascii="Mignon" w:hAnsi="Mignon"/>
-          <w:color w:val="000000" w:themeColor="text1"/>
-        </w:rPr>
-        <w:t>its</w:t>
-      </w:r>
-      <w:proofErr w:type="gramEnd"/>
-      <w:r>
-        <w:rPr>
-          <w:rFonts w:ascii="Mignon" w:hAnsi="Mignon"/>
-          <w:color w:val="000000" w:themeColor="text1"/>
-        </w:rPr>
-        <w:t xml:space="preserve"> linked per-question run reports control for the published figures; subsequent corrections are recorded in the glossary. Where this appendix </w:t>
-      </w:r>
-      <w:proofErr w:type="gramStart"/>
-      <w:r>
-        <w:rPr>
-          <w:rFonts w:ascii="Mignon" w:hAnsi="Mignon"/>
-          <w:color w:val="000000" w:themeColor="text1"/>
-        </w:rPr>
-        <w:t>says</w:t>
-      </w:r>
-      <w:proofErr w:type="gramEnd"/>
-      <w:r>
-        <w:rPr>
-          <w:rFonts w:ascii="Mignon" w:hAnsi="Mignon"/>
-          <w:color w:val="000000" w:themeColor="text1"/>
-        </w:rPr>
-        <w:t xml:space="preserve"> "not measured", that is the finding.</w:t>
+        <w:t>2026-09-15. The canonical metric definitions and correction history remain in the VarOps benchmark metrics glossary. This appendix is the publication-specific, frozen account of the figures and methods used in this whitepaper. In the event of a discrepancy, the report-bundle manifest and its linked per-question run reports control for the published figures; subsequent corrections are recorded in the glossary. Where this appendix says "not measured", that is the finding.</w:t>
       </w:r>
     </w:p>
     <w:p>
@@ -12183,39 +11421,7 @@
           <w:rFonts w:ascii="Mignon" w:hAnsi="Mignon"/>
           <w:color w:val="000000" w:themeColor="text1"/>
         </w:rPr>
-        <w:t xml:space="preserve">Since draft 3 three properties moved from "by construction" to </w:t>
-      </w:r>
-      <w:proofErr w:type="spellStart"/>
-      <w:r>
-        <w:rPr>
-          <w:rFonts w:ascii="Mignon" w:hAnsi="Mignon"/>
-          <w:color w:val="000000" w:themeColor="text1"/>
-        </w:rPr>
-        <w:t>measured</w:t>
-      </w:r>
-      <w:proofErr w:type="spellEnd"/>
-      <w:r>
-        <w:rPr>
-          <w:rFonts w:ascii="Mignon" w:hAnsi="Mignon"/>
-          <w:color w:val="000000" w:themeColor="text1"/>
-        </w:rPr>
-        <w:t xml:space="preserve"> on the committed harness and its integration tests, outside any benchmark: cross-brain isolation under an adversarial probe (A.13), provenance of every delivered claim (A.6), and identity resolution and permission-change propagation on a bounded fixture (A.13). What remains unmeasured: identity at the scale of a live directory, aliases and reorganizations, and operational outcomes in a live organization. None of the three datasets is </w:t>
-      </w:r>
-      <w:proofErr w:type="gramStart"/>
-      <w:r>
-        <w:rPr>
-          <w:rFonts w:ascii="Mignon" w:hAnsi="Mignon"/>
-          <w:color w:val="000000" w:themeColor="text1"/>
-        </w:rPr>
-        <w:t>enterprise-shaped</w:t>
-      </w:r>
-      <w:proofErr w:type="gramEnd"/>
-      <w:r>
-        <w:rPr>
-          <w:rFonts w:ascii="Mignon" w:hAnsi="Mignon"/>
-          <w:color w:val="000000" w:themeColor="text1"/>
-        </w:rPr>
-        <w:t>. All three are conversational-memory benchmarks, chosen because they are public, reproducible, and already used by the systems we compare against.</w:t>
+        <w:t>Since draft 3 three properties moved from "by construction" to measured on the committed harness and its integration tests, outside any benchmark: cross-brain isolation under an adversarial probe (A.13), provenance of every delivered claim (A.6), and identity resolution and permission-change propagation on a bounded fixture (A.13). What remains unmeasured: identity at the scale of a live directory, aliases and reorganizations, and operational outcomes in a live organization. None of the three datasets is enterprise-shaped. All three are conversational-memory benchmarks, chosen because they are public, reproducible, and already used by the systems we compare against.</w:t>
       </w:r>
     </w:p>
     <w:p>
@@ -12464,25 +11670,14 @@
                 <w:szCs w:val="22"/>
               </w:rPr>
             </w:pPr>
-            <w:proofErr w:type="spellStart"/>
-            <w:r>
-              <w:rPr>
-                <w:rFonts w:ascii="Mignon" w:hAnsi="Mignon"/>
-                <w:color w:val="000000" w:themeColor="text1"/>
-                <w:sz w:val="22"/>
-                <w:szCs w:val="22"/>
-              </w:rPr>
-              <w:t>LongMemEval</w:t>
-            </w:r>
-            <w:proofErr w:type="spellEnd"/>
-            <w:r>
-              <w:rPr>
-                <w:rFonts w:ascii="Mignon" w:hAnsi="Mignon"/>
-                <w:color w:val="000000" w:themeColor="text1"/>
-                <w:sz w:val="22"/>
-                <w:szCs w:val="22"/>
-              </w:rPr>
-              <w:t>-S</w:t>
+            <w:r>
+              <w:rPr>
+                <w:rFonts w:ascii="Mignon" w:hAnsi="Mignon"/>
+                <w:color w:val="000000" w:themeColor="text1"/>
+                <w:sz w:val="22"/>
+                <w:szCs w:val="22"/>
+              </w:rPr>
+              <w:t>LongMemEval-S</w:t>
             </w:r>
           </w:p>
         </w:tc>
@@ -12617,7 +11812,6 @@
                 <w:szCs w:val="22"/>
               </w:rPr>
             </w:pPr>
-            <w:proofErr w:type="spellStart"/>
             <w:r>
               <w:rPr>
                 <w:rFonts w:ascii="Mignon" w:hAnsi="Mignon"/>
@@ -12627,7 +11821,6 @@
               </w:rPr>
               <w:t>LoCoMo</w:t>
             </w:r>
-            <w:proofErr w:type="spellEnd"/>
           </w:p>
         </w:tc>
         <w:tc>
@@ -13029,55 +12222,7 @@
           <w:rFonts w:ascii="Mignon" w:hAnsi="Mignon"/>
           <w:color w:val="000000" w:themeColor="text1"/>
         </w:rPr>
-        <w:t xml:space="preserve">The </w:t>
-      </w:r>
-      <w:proofErr w:type="spellStart"/>
-      <w:r>
-        <w:rPr>
-          <w:rFonts w:ascii="Mignon" w:hAnsi="Mignon"/>
-          <w:color w:val="000000" w:themeColor="text1"/>
-        </w:rPr>
-        <w:t>LoCoMo</w:t>
-      </w:r>
-      <w:proofErr w:type="spellEnd"/>
-      <w:r>
-        <w:rPr>
-          <w:rFonts w:ascii="Mignon" w:hAnsi="Mignon"/>
-          <w:color w:val="000000" w:themeColor="text1"/>
-        </w:rPr>
-        <w:t xml:space="preserve"> figures use the dataset's published sample, two conversations per category under the harness's fixed seed. The site counted 432 questions; three adversarial items the harness now keeps make it 435, and every September </w:t>
-      </w:r>
-      <w:proofErr w:type="spellStart"/>
-      <w:r>
-        <w:rPr>
-          <w:rFonts w:ascii="Mignon" w:hAnsi="Mignon"/>
-          <w:color w:val="000000" w:themeColor="text1"/>
-        </w:rPr>
-        <w:t>LoCoMo</w:t>
-      </w:r>
-      <w:proofErr w:type="spellEnd"/>
-      <w:r>
-        <w:rPr>
-          <w:rFonts w:ascii="Mignon" w:hAnsi="Mignon"/>
-          <w:color w:val="000000" w:themeColor="text1"/>
-        </w:rPr>
-        <w:t xml:space="preserve"> row is 435 of 435. The frontier </w:t>
-      </w:r>
-      <w:proofErr w:type="spellStart"/>
-      <w:r>
-        <w:rPr>
-          <w:rFonts w:ascii="Mignon" w:hAnsi="Mignon"/>
-          <w:color w:val="000000" w:themeColor="text1"/>
-        </w:rPr>
-        <w:t>LoCoMo</w:t>
-      </w:r>
-      <w:proofErr w:type="spellEnd"/>
-      <w:r>
-        <w:rPr>
-          <w:rFonts w:ascii="Mignon" w:hAnsi="Mignon"/>
-          <w:color w:val="000000" w:themeColor="text1"/>
-        </w:rPr>
-        <w:t xml:space="preserve"> row was re-run on the September brains at 435 and reads 81.8, the site's number, so the two counts do not move the figure.</w:t>
+        <w:t>The LoCoMo figures use the dataset's published sample, two conversations per category under the harness's fixed seed. The site counted 432 questions; three adversarial items the harness now keeps make it 435, and every September LoCoMo row is 435 of 435. The frontier LoCoMo row was re-run on the September brains at 435 and reads 81.8, the site's number, so the two counts do not move the figure.</w:t>
       </w:r>
     </w:p>
     <w:p>
@@ -13094,23 +12239,7 @@
           <w:rFonts w:ascii="Mignon" w:hAnsi="Mignon"/>
           <w:color w:val="000000" w:themeColor="text1"/>
         </w:rPr>
-        <w:t xml:space="preserve">BEAM 100K was used for the local-model placement rather than BEAM 1M because a 31B model reading million-token conversations at benchmark concurrency would have taken weeks of GPU time for a number the 100K variant already explains. The two variants are never compared to each other in this paper; the frontier configuration is scored on </w:t>
-      </w:r>
-      <w:proofErr w:type="gramStart"/>
-      <w:r>
-        <w:rPr>
-          <w:rFonts w:ascii="Mignon" w:hAnsi="Mignon"/>
-          <w:color w:val="000000" w:themeColor="text1"/>
-        </w:rPr>
-        <w:t>both</w:t>
-      </w:r>
-      <w:proofErr w:type="gramEnd"/>
-      <w:r>
-        <w:rPr>
-          <w:rFonts w:ascii="Mignon" w:hAnsi="Mignon"/>
-          <w:color w:val="000000" w:themeColor="text1"/>
-        </w:rPr>
-        <w:t xml:space="preserve"> and each is labeled.</w:t>
+        <w:t>BEAM 100K was used for the local-model placement rather than BEAM 1M because a 31B model reading million-token conversations at benchmark concurrency would have taken weeks of GPU time for a number the 100K variant already explains. The two variants are never compared to each other in this paper; the frontier configuration is scored on both and each is labeled.</w:t>
       </w:r>
     </w:p>
     <w:p>
@@ -13196,23 +12325,13 @@
         </w:rPr>
         <w:t xml:space="preserve">All figures come from </w:t>
       </w:r>
-      <w:proofErr w:type="spellStart"/>
       <w:r>
         <w:rPr>
           <w:rStyle w:val="VerbatimChar"/>
           <w:rFonts w:ascii="Mignon" w:hAnsi="Mignon"/>
           <w:color w:val="000000" w:themeColor="text1"/>
         </w:rPr>
-        <w:t>varys</w:t>
-      </w:r>
-      <w:proofErr w:type="spellEnd"/>
-      <w:r>
-        <w:rPr>
-          <w:rStyle w:val="VerbatimChar"/>
-          <w:rFonts w:ascii="Mignon" w:hAnsi="Mignon"/>
-          <w:color w:val="000000" w:themeColor="text1"/>
-        </w:rPr>
-        <w:t xml:space="preserve"> bench</w:t>
+        <w:t>varys bench</w:t>
       </w:r>
       <w:r>
         <w:rPr>
@@ -13235,7 +12354,6 @@
           <w:color w:val="000000" w:themeColor="text1"/>
         </w:rPr>
       </w:pPr>
-      <w:proofErr w:type="spellStart"/>
       <w:r>
         <w:rPr>
           <w:rStyle w:val="VerbatimChar"/>
@@ -13244,40 +12362,7 @@
           <w:sz w:val="20"/>
           <w:szCs w:val="21"/>
         </w:rPr>
-        <w:t>varys</w:t>
-      </w:r>
-      <w:proofErr w:type="spellEnd"/>
-      <w:r>
-        <w:rPr>
-          <w:rStyle w:val="VerbatimChar"/>
-          <w:rFonts w:ascii="BerkeleyMono Nerd Font" w:hAnsi="BerkeleyMono Nerd Font"/>
-          <w:color w:val="000000" w:themeColor="text1"/>
-          <w:sz w:val="20"/>
-          <w:szCs w:val="21"/>
-        </w:rPr>
-        <w:t xml:space="preserve"> bench </w:t>
-      </w:r>
-      <w:proofErr w:type="gramStart"/>
-      <w:r>
-        <w:rPr>
-          <w:rStyle w:val="VerbatimChar"/>
-          <w:rFonts w:ascii="BerkeleyMono Nerd Font" w:hAnsi="BerkeleyMono Nerd Font"/>
-          <w:color w:val="000000" w:themeColor="text1"/>
-          <w:sz w:val="20"/>
-          <w:szCs w:val="21"/>
-        </w:rPr>
-        <w:t>ingest</w:t>
-      </w:r>
-      <w:proofErr w:type="gramEnd"/>
-      <w:r>
-        <w:rPr>
-          <w:rStyle w:val="VerbatimChar"/>
-          <w:rFonts w:ascii="BerkeleyMono Nerd Font" w:hAnsi="BerkeleyMono Nerd Font"/>
-          <w:color w:val="000000" w:themeColor="text1"/>
-          <w:sz w:val="20"/>
-          <w:szCs w:val="21"/>
-        </w:rPr>
-        <w:t xml:space="preserve"> &lt;dataset</w:t>
+        <w:t>varys bench ingest &lt;dataset</w:t>
       </w:r>
       <w:r>
         <w:rPr>
@@ -13319,7 +12404,6 @@
           <w:color w:val="000000" w:themeColor="text1"/>
         </w:rPr>
       </w:pPr>
-      <w:proofErr w:type="spellStart"/>
       <w:r>
         <w:rPr>
           <w:rStyle w:val="VerbatimChar"/>
@@ -13328,40 +12412,7 @@
           <w:sz w:val="20"/>
           <w:szCs w:val="21"/>
         </w:rPr>
-        <w:t>varys</w:t>
-      </w:r>
-      <w:proofErr w:type="spellEnd"/>
-      <w:r>
-        <w:rPr>
-          <w:rStyle w:val="VerbatimChar"/>
-          <w:rFonts w:ascii="BerkeleyMono Nerd Font" w:hAnsi="BerkeleyMono Nerd Font"/>
-          <w:color w:val="000000" w:themeColor="text1"/>
-          <w:sz w:val="20"/>
-          <w:szCs w:val="21"/>
-        </w:rPr>
-        <w:t xml:space="preserve"> bench </w:t>
-      </w:r>
-      <w:proofErr w:type="gramStart"/>
-      <w:r>
-        <w:rPr>
-          <w:rStyle w:val="VerbatimChar"/>
-          <w:rFonts w:ascii="BerkeleyMono Nerd Font" w:hAnsi="BerkeleyMono Nerd Font"/>
-          <w:color w:val="000000" w:themeColor="text1"/>
-          <w:sz w:val="20"/>
-          <w:szCs w:val="21"/>
-        </w:rPr>
-        <w:t>ask</w:t>
-      </w:r>
-      <w:proofErr w:type="gramEnd"/>
-      <w:r>
-        <w:rPr>
-          <w:rStyle w:val="VerbatimChar"/>
-          <w:rFonts w:ascii="BerkeleyMono Nerd Font" w:hAnsi="BerkeleyMono Nerd Font"/>
-          <w:color w:val="000000" w:themeColor="text1"/>
-          <w:sz w:val="20"/>
-          <w:szCs w:val="21"/>
-        </w:rPr>
-        <w:t xml:space="preserve"> &lt;dataset&gt;</w:t>
+        <w:t>varys bench ask &lt;dataset&gt;</w:t>
       </w:r>
       <w:r>
         <w:rPr>
@@ -13384,7 +12435,6 @@
           <w:color w:val="000000" w:themeColor="text1"/>
         </w:rPr>
       </w:pPr>
-      <w:proofErr w:type="spellStart"/>
       <w:r>
         <w:rPr>
           <w:rStyle w:val="VerbatimChar"/>
@@ -13393,18 +12443,7 @@
           <w:sz w:val="20"/>
           <w:szCs w:val="21"/>
         </w:rPr>
-        <w:t>varys</w:t>
-      </w:r>
-      <w:proofErr w:type="spellEnd"/>
-      <w:r>
-        <w:rPr>
-          <w:rStyle w:val="VerbatimChar"/>
-          <w:rFonts w:ascii="BerkeleyMono Nerd Font" w:hAnsi="BerkeleyMono Nerd Font"/>
-          <w:color w:val="000000" w:themeColor="text1"/>
-          <w:sz w:val="20"/>
-          <w:szCs w:val="21"/>
-        </w:rPr>
-        <w:t xml:space="preserve"> bench retrieval &lt;dataset&gt;</w:t>
+        <w:t>varys bench retrieval &lt;dataset&gt;</w:t>
       </w:r>
       <w:r>
         <w:rPr>
@@ -13420,23 +12459,7 @@
           <w:rFonts w:ascii="Mignon" w:hAnsi="Mignon"/>
           <w:color w:val="000000" w:themeColor="text1"/>
         </w:rPr>
-        <w:t>— the standalone retrieval scorer, used for the alternative-</w:t>
-      </w:r>
-      <w:proofErr w:type="spellStart"/>
-      <w:r>
-        <w:rPr>
-          <w:rFonts w:ascii="Mignon" w:hAnsi="Mignon"/>
-          <w:color w:val="000000" w:themeColor="text1"/>
-        </w:rPr>
-        <w:t>reranker</w:t>
-      </w:r>
-      <w:proofErr w:type="spellEnd"/>
-      <w:r>
-        <w:rPr>
-          <w:rFonts w:ascii="Mignon" w:hAnsi="Mignon"/>
-          <w:color w:val="000000" w:themeColor="text1"/>
-        </w:rPr>
-        <w:t xml:space="preserve"> rows (a cross-encoder, raw embedding order) that no answering row consumed.</w:t>
+        <w:t>— the standalone retrieval scorer, used for the alternative-reranker rows (a cross-encoder, raw embedding order) that no answering row consumed.</w:t>
       </w:r>
     </w:p>
     <w:p>
@@ -13500,7 +12523,6 @@
         <w:lastRenderedPageBreak/>
         <w:t>reprovisions the brain; resumed runs replay from a per-conversation checkpoint and never re-score. A run that mixes resumed and fresh work reports it (</w:t>
       </w:r>
-      <w:proofErr w:type="spellStart"/>
       <w:r>
         <w:rPr>
           <w:rStyle w:val="VerbatimChar"/>
@@ -13509,7 +12531,6 @@
         </w:rPr>
         <w:t>resumed_claims</w:t>
       </w:r>
-      <w:proofErr w:type="spellEnd"/>
       <w:r>
         <w:rPr>
           <w:rFonts w:ascii="Mignon" w:hAnsi="Mignon"/>
@@ -13545,23 +12566,7 @@
           <w:rFonts w:ascii="Mignon" w:hAnsi="Mignon"/>
           <w:color w:val="000000" w:themeColor="text1"/>
         </w:rPr>
-        <w:t xml:space="preserve"> Retrieval reads projections (lexical, semantic, graph, synopsis) built from the canonical claims after </w:t>
-      </w:r>
-      <w:proofErr w:type="gramStart"/>
-      <w:r>
-        <w:rPr>
-          <w:rFonts w:ascii="Mignon" w:hAnsi="Mignon"/>
-          <w:color w:val="000000" w:themeColor="text1"/>
-        </w:rPr>
-        <w:t>ingest</w:t>
-      </w:r>
-      <w:proofErr w:type="gramEnd"/>
-      <w:r>
-        <w:rPr>
-          <w:rFonts w:ascii="Mignon" w:hAnsi="Mignon"/>
-          <w:color w:val="000000" w:themeColor="text1"/>
-        </w:rPr>
-        <w:t>. A brain that is ingested but not projected returns nothing, which the harness reports as zero candidates rather than as an abstention.</w:t>
+        <w:t xml:space="preserve"> Retrieval reads projections (lexical, semantic, graph, synopsis) built from the canonical claims after ingest. A brain that is ingested but not projected returns nothing, which the harness reports as zero candidates rather than as an abstention.</w:t>
       </w:r>
     </w:p>
     <w:p>
@@ -13591,71 +12596,7 @@
           <w:rFonts w:ascii="Mignon" w:hAnsi="Mignon"/>
           <w:color w:val="000000" w:themeColor="text1"/>
         </w:rPr>
-        <w:t xml:space="preserve"> Frontier campaigns ran as 6 (</w:t>
-      </w:r>
-      <w:proofErr w:type="spellStart"/>
-      <w:r>
-        <w:rPr>
-          <w:rFonts w:ascii="Mignon" w:hAnsi="Mignon"/>
-          <w:color w:val="000000" w:themeColor="text1"/>
-        </w:rPr>
-        <w:t>LongMemEval</w:t>
-      </w:r>
-      <w:proofErr w:type="spellEnd"/>
-      <w:r>
-        <w:rPr>
-          <w:rFonts w:ascii="Mignon" w:hAnsi="Mignon"/>
-          <w:color w:val="000000" w:themeColor="text1"/>
-        </w:rPr>
-        <w:t xml:space="preserve">, </w:t>
-      </w:r>
-      <w:proofErr w:type="spellStart"/>
-      <w:r>
-        <w:rPr>
-          <w:rFonts w:ascii="Mignon" w:hAnsi="Mignon"/>
-          <w:color w:val="000000" w:themeColor="text1"/>
-        </w:rPr>
-        <w:t>LoCoMo</w:t>
-      </w:r>
-      <w:proofErr w:type="spellEnd"/>
-      <w:r>
-        <w:rPr>
-          <w:rFonts w:ascii="Mignon" w:hAnsi="Mignon"/>
-          <w:color w:val="000000" w:themeColor="text1"/>
-        </w:rPr>
-        <w:t xml:space="preserve">) or 8 (BEAM) shards across lanes on two bench machines. The September local campaign ran </w:t>
-      </w:r>
-      <w:proofErr w:type="spellStart"/>
-      <w:r>
-        <w:rPr>
-          <w:rFonts w:ascii="Mignon" w:hAnsi="Mignon"/>
-          <w:color w:val="000000" w:themeColor="text1"/>
-        </w:rPr>
-        <w:t>LongMemEval</w:t>
-      </w:r>
-      <w:proofErr w:type="spellEnd"/>
-      <w:r>
-        <w:rPr>
-          <w:rFonts w:ascii="Mignon" w:hAnsi="Mignon"/>
-          <w:color w:val="000000" w:themeColor="text1"/>
-        </w:rPr>
-        <w:t xml:space="preserve"> as 192 shards, </w:t>
-      </w:r>
-      <w:proofErr w:type="spellStart"/>
-      <w:r>
-        <w:rPr>
-          <w:rFonts w:ascii="Mignon" w:hAnsi="Mignon"/>
-          <w:color w:val="000000" w:themeColor="text1"/>
-        </w:rPr>
-        <w:t>LoCoMo</w:t>
-      </w:r>
-      <w:proofErr w:type="spellEnd"/>
-      <w:r>
-        <w:rPr>
-          <w:rFonts w:ascii="Mignon" w:hAnsi="Mignon"/>
-          <w:color w:val="000000" w:themeColor="text1"/>
-        </w:rPr>
-        <w:t xml:space="preserve"> as one shard per conversation split into 12 question parts, and BEAM 100K as one shard per conversation split into two parts, so that one brain could be answered by several lanes at once (</w:t>
+        <w:t xml:space="preserve"> Frontier campaigns ran as 6 (LongMemEval, LoCoMo) or 8 (BEAM) shards across lanes on two bench machines. The September local campaign ran LongMemEval as 192 shards, LoCoMo as one shard per conversation split into 12 question parts, and BEAM 100K as one shard per conversation split into two parts, so that one brain could be answered by several lanes at once (</w:t>
       </w:r>
       <w:r>
         <w:rPr>
@@ -13745,39 +12686,7 @@
           <w:rFonts w:ascii="Mignon" w:hAnsi="Mignon"/>
           <w:color w:val="000000" w:themeColor="text1"/>
         </w:rPr>
-        <w:t xml:space="preserve"> Since 2026-09-13 the ask report carries retrieval and evidence per question, so the answering, retrieval, governance, escalation, provenance and judge-agreement tables are all derived from the same stored run; nothing is re-run to produce a second table. The </w:t>
-      </w:r>
-      <w:proofErr w:type="spellStart"/>
-      <w:r>
-        <w:rPr>
-          <w:rFonts w:ascii="Mignon" w:hAnsi="Mignon"/>
-          <w:color w:val="000000" w:themeColor="text1"/>
-        </w:rPr>
-        <w:t>LoCoMo</w:t>
-      </w:r>
-      <w:proofErr w:type="spellEnd"/>
-      <w:r>
-        <w:rPr>
-          <w:rFonts w:ascii="Mignon" w:hAnsi="Mignon"/>
-          <w:color w:val="000000" w:themeColor="text1"/>
-        </w:rPr>
-        <w:t xml:space="preserve"> and BEAM 100K campaigns were produced under that rule. The </w:t>
-      </w:r>
-      <w:proofErr w:type="spellStart"/>
-      <w:r>
-        <w:rPr>
-          <w:rFonts w:ascii="Mignon" w:hAnsi="Mignon"/>
-          <w:color w:val="000000" w:themeColor="text1"/>
-        </w:rPr>
-        <w:t>LongMemEval</w:t>
-      </w:r>
-      <w:proofErr w:type="spellEnd"/>
-      <w:r>
-        <w:rPr>
-          <w:rFonts w:ascii="Mignon" w:hAnsi="Mignon"/>
-          <w:color w:val="000000" w:themeColor="text1"/>
-        </w:rPr>
-        <w:t xml:space="preserve"> local rows predate it: their retrieval figures come from standalone </w:t>
+        <w:t xml:space="preserve"> Since 2026-09-13 the ask report carries retrieval and evidence per question, so the answering, retrieval, governance, escalation, provenance and judge-agreement tables are all derived from the same stored run; nothing is re-run to produce a second table. The LoCoMo and BEAM 100K campaigns were produced under that rule. The LongMemEval local rows predate it: their retrieval figures come from standalone </w:t>
       </w:r>
       <w:r>
         <w:rPr>
@@ -14099,27 +13008,7 @@
                 <w:sz w:val="22"/>
                 <w:szCs w:val="22"/>
               </w:rPr>
-              <w:t xml:space="preserve">claims proposed from conversation messages; ~$0.06 per </w:t>
-            </w:r>
-            <w:proofErr w:type="spellStart"/>
-            <w:r>
-              <w:rPr>
-                <w:rFonts w:ascii="Mignon" w:hAnsi="Mignon"/>
-                <w:color w:val="000000" w:themeColor="text1"/>
-                <w:sz w:val="22"/>
-                <w:szCs w:val="22"/>
-              </w:rPr>
-              <w:t>LongMemEval</w:t>
-            </w:r>
-            <w:proofErr w:type="spellEnd"/>
-            <w:r>
-              <w:rPr>
-                <w:rFonts w:ascii="Mignon" w:hAnsi="Mignon"/>
-                <w:color w:val="000000" w:themeColor="text1"/>
-                <w:sz w:val="22"/>
-                <w:szCs w:val="22"/>
-              </w:rPr>
-              <w:t xml:space="preserve"> conversation</w:t>
+              <w:t>claims proposed from conversation messages; ~$0.06 per LongMemEval conversation</w:t>
             </w:r>
           </w:p>
         </w:tc>
@@ -14229,27 +13118,7 @@
                 <w:sz w:val="22"/>
                 <w:szCs w:val="22"/>
               </w:rPr>
-              <w:t xml:space="preserve">pipeline (query rewrite, </w:t>
-            </w:r>
-            <w:proofErr w:type="spellStart"/>
-            <w:r>
-              <w:rPr>
-                <w:rFonts w:ascii="Mignon" w:hAnsi="Mignon"/>
-                <w:color w:val="000000" w:themeColor="text1"/>
-                <w:sz w:val="22"/>
-                <w:szCs w:val="22"/>
-              </w:rPr>
-              <w:t>rerank</w:t>
-            </w:r>
-            <w:proofErr w:type="spellEnd"/>
-            <w:r>
-              <w:rPr>
-                <w:rFonts w:ascii="Mignon" w:hAnsi="Mignon"/>
-                <w:color w:val="000000" w:themeColor="text1"/>
-                <w:sz w:val="22"/>
-                <w:szCs w:val="22"/>
-              </w:rPr>
-              <w:t>)</w:t>
+              <w:t>pipeline (query rewrite, rerank)</w:t>
             </w:r>
           </w:p>
         </w:tc>
@@ -14883,25 +13752,14 @@
                 <w:szCs w:val="22"/>
               </w:rPr>
             </w:pPr>
-            <w:proofErr w:type="spellStart"/>
-            <w:r>
-              <w:rPr>
-                <w:rFonts w:ascii="Mignon" w:hAnsi="Mignon"/>
-                <w:color w:val="000000" w:themeColor="text1"/>
-                <w:sz w:val="22"/>
-                <w:szCs w:val="22"/>
-              </w:rPr>
-              <w:t>vLLM</w:t>
-            </w:r>
-            <w:proofErr w:type="spellEnd"/>
-            <w:r>
-              <w:rPr>
-                <w:rFonts w:ascii="Mignon" w:hAnsi="Mignon"/>
-                <w:color w:val="000000" w:themeColor="text1"/>
-                <w:sz w:val="22"/>
-                <w:szCs w:val="22"/>
-              </w:rPr>
-              <w:t xml:space="preserve"> on one NVIDIA H200 per bench machine; bf16 weights, fp8 KV cache; 8 to 16 extractions in flight</w:t>
+            <w:r>
+              <w:rPr>
+                <w:rFonts w:ascii="Mignon" w:hAnsi="Mignon"/>
+                <w:color w:val="000000" w:themeColor="text1"/>
+                <w:sz w:val="22"/>
+                <w:szCs w:val="22"/>
+              </w:rPr>
+              <w:t>vLLM on one NVIDIA H200 per bench machine; bf16 weights, fp8 KV cache; 8 to 16 extractions in flight</w:t>
             </w:r>
           </w:p>
         </w:tc>
@@ -15011,27 +13869,7 @@
                 <w:sz w:val="22"/>
                 <w:szCs w:val="22"/>
               </w:rPr>
-              <w:t xml:space="preserve">pipeline (query rewrite, </w:t>
-            </w:r>
-            <w:proofErr w:type="spellStart"/>
-            <w:r>
-              <w:rPr>
-                <w:rFonts w:ascii="Mignon" w:hAnsi="Mignon"/>
-                <w:color w:val="000000" w:themeColor="text1"/>
-                <w:sz w:val="22"/>
-                <w:szCs w:val="22"/>
-              </w:rPr>
-              <w:t>rerank</w:t>
-            </w:r>
-            <w:proofErr w:type="spellEnd"/>
-            <w:r>
-              <w:rPr>
-                <w:rFonts w:ascii="Mignon" w:hAnsi="Mignon"/>
-                <w:color w:val="000000" w:themeColor="text1"/>
-                <w:sz w:val="22"/>
-                <w:szCs w:val="22"/>
-              </w:rPr>
-              <w:t>)</w:t>
+              <w:t>pipeline (query rewrite, rerank)</w:t>
             </w:r>
           </w:p>
         </w:tc>
@@ -15081,27 +13919,7 @@
                 <w:sz w:val="22"/>
                 <w:szCs w:val="22"/>
               </w:rPr>
-              <w:t xml:space="preserve">same server; "local </w:t>
-            </w:r>
-            <w:proofErr w:type="spellStart"/>
-            <w:r>
-              <w:rPr>
-                <w:rFonts w:ascii="Mignon" w:hAnsi="Mignon"/>
-                <w:color w:val="000000" w:themeColor="text1"/>
-                <w:sz w:val="22"/>
-                <w:szCs w:val="22"/>
-              </w:rPr>
-              <w:t>reranker</w:t>
-            </w:r>
-            <w:proofErr w:type="spellEnd"/>
-            <w:r>
-              <w:rPr>
-                <w:rFonts w:ascii="Mignon" w:hAnsi="Mignon"/>
-                <w:color w:val="000000" w:themeColor="text1"/>
-                <w:sz w:val="22"/>
-                <w:szCs w:val="22"/>
-              </w:rPr>
-              <w:t>" in the tables</w:t>
+              <w:t>same server; "local reranker" in the tables</w:t>
             </w:r>
           </w:p>
         </w:tc>
@@ -15398,79 +14216,7 @@
           <w:rFonts w:ascii="Mignon" w:hAnsi="Mignon"/>
           <w:color w:val="000000" w:themeColor="text1"/>
         </w:rPr>
-        <w:t xml:space="preserve">The </w:t>
-      </w:r>
-      <w:proofErr w:type="spellStart"/>
-      <w:r>
-        <w:rPr>
-          <w:rFonts w:ascii="Mignon" w:hAnsi="Mignon"/>
-          <w:color w:val="000000" w:themeColor="text1"/>
-        </w:rPr>
-        <w:t>vLLM</w:t>
-      </w:r>
-      <w:proofErr w:type="spellEnd"/>
-      <w:r>
-        <w:rPr>
-          <w:rFonts w:ascii="Mignon" w:hAnsi="Mignon"/>
-          <w:color w:val="000000" w:themeColor="text1"/>
-        </w:rPr>
-        <w:t xml:space="preserve"> server ran with a 65,536-token context for </w:t>
-      </w:r>
-      <w:proofErr w:type="spellStart"/>
-      <w:r>
-        <w:rPr>
-          <w:rFonts w:ascii="Mignon" w:hAnsi="Mignon"/>
-          <w:color w:val="000000" w:themeColor="text1"/>
-        </w:rPr>
-        <w:t>LongMemEval</w:t>
-      </w:r>
-      <w:proofErr w:type="spellEnd"/>
-      <w:r>
-        <w:rPr>
-          <w:rFonts w:ascii="Mignon" w:hAnsi="Mignon"/>
-          <w:color w:val="000000" w:themeColor="text1"/>
-        </w:rPr>
-        <w:t xml:space="preserve"> and </w:t>
-      </w:r>
-      <w:proofErr w:type="spellStart"/>
-      <w:r>
-        <w:rPr>
-          <w:rFonts w:ascii="Mignon" w:hAnsi="Mignon"/>
-          <w:color w:val="000000" w:themeColor="text1"/>
-        </w:rPr>
-        <w:t>LoCoMo</w:t>
-      </w:r>
-      <w:proofErr w:type="spellEnd"/>
-      <w:r>
-        <w:rPr>
-          <w:rFonts w:ascii="Mignon" w:hAnsi="Mignon"/>
-          <w:color w:val="000000" w:themeColor="text1"/>
-        </w:rPr>
-        <w:t xml:space="preserve"> and was raised to 131,072 (the model's configured maximum) for BEAM 100K, where the synthesis envelope reaches about 57,000 tokens and the 8,000-token answer budget overflowed the smaller context (A.9). The two bench machines are 16-core, 62 GB rented CPU boxes with no GPU; each ran up to 14 (BEAM) or 28 (</w:t>
-      </w:r>
-      <w:proofErr w:type="spellStart"/>
-      <w:r>
-        <w:rPr>
-          <w:rFonts w:ascii="Mignon" w:hAnsi="Mignon"/>
-          <w:color w:val="000000" w:themeColor="text1"/>
-        </w:rPr>
-        <w:t>LongMemEval</w:t>
-      </w:r>
-      <w:proofErr w:type="spellEnd"/>
-      <w:r>
-        <w:rPr>
-          <w:rFonts w:ascii="Mignon" w:hAnsi="Mignon"/>
-          <w:color w:val="000000" w:themeColor="text1"/>
-        </w:rPr>
-        <w:t xml:space="preserve">) </w:t>
-      </w:r>
-      <w:proofErr w:type="gramStart"/>
-      <w:r>
-        <w:rPr>
-          <w:rFonts w:ascii="Mignon" w:hAnsi="Mignon"/>
-          <w:color w:val="000000" w:themeColor="text1"/>
-        </w:rPr>
-        <w:t xml:space="preserve">Parthenon </w:t>
+        <w:t xml:space="preserve">The vLLM server ran with a 65,536-token context for LongMemEval and LoCoMo and was raised to 131,072 (the model's configured maximum) for BEAM 100K, where the synthesis envelope reaches about 57,000 tokens and the 8,000-token answer budget overflowed the smaller context (A.9). The two bench machines are 16-core, 62 GB rented CPU boxes with no GPU; each ran up to 14 (BEAM) or 28 (LongMemEval) Parthenon </w:t>
       </w:r>
       <w:r>
         <w:rPr>
@@ -15478,47 +14224,7 @@
           <w:color w:val="000000" w:themeColor="text1"/>
         </w:rPr>
         <w:lastRenderedPageBreak/>
-        <w:t>lane</w:t>
-      </w:r>
-      <w:proofErr w:type="gramEnd"/>
-      <w:r>
-        <w:rPr>
-          <w:rFonts w:ascii="Mignon" w:hAnsi="Mignon"/>
-          <w:color w:val="000000" w:themeColor="text1"/>
-        </w:rPr>
-        <w:t xml:space="preserve"> servers beside the harness, and each was </w:t>
-      </w:r>
-      <w:proofErr w:type="spellStart"/>
-      <w:r>
-        <w:rPr>
-          <w:rFonts w:ascii="Mignon" w:hAnsi="Mignon"/>
-          <w:color w:val="000000" w:themeColor="text1"/>
-        </w:rPr>
-        <w:t>tunnelled</w:t>
-      </w:r>
-      <w:proofErr w:type="spellEnd"/>
-      <w:r>
-        <w:rPr>
-          <w:rFonts w:ascii="Mignon" w:hAnsi="Mignon"/>
-          <w:color w:val="000000" w:themeColor="text1"/>
-        </w:rPr>
-        <w:t xml:space="preserve"> to its own H200. These September machines are not the August BEAM ingest machines whose cost table Part I Section 6 reports (two Xeon 8280s, 31 GB); the boxes were resized for the local campaign. Local tokens are priced at the frontier list rate in every cost </w:t>
-      </w:r>
-      <w:proofErr w:type="gramStart"/>
-      <w:r>
-        <w:rPr>
-          <w:rFonts w:ascii="Mignon" w:hAnsi="Mignon"/>
-          <w:color w:val="000000" w:themeColor="text1"/>
-        </w:rPr>
-        <w:t>column</w:t>
-      </w:r>
-      <w:proofErr w:type="gramEnd"/>
-      <w:r>
-        <w:rPr>
-          <w:rFonts w:ascii="Mignon" w:hAnsi="Mignon"/>
-          <w:color w:val="000000" w:themeColor="text1"/>
-        </w:rPr>
-        <w:t xml:space="preserve"> so the rows are comparable; the real local cost is GPU time, reported as latency in A.10.</w:t>
+        <w:t>lane servers beside the harness, and each was tunnelled to its own H200. These September machines are not the August BEAM ingest machines whose cost table Part I Section 6 reports (two Xeon 8280s, 31 GB); the boxes were resized for the local campaign. Local tokens are priced at the frontier list rate in every cost column so the rows are comparable; the real local cost is GPU time, reported as latency in A.10.</w:t>
       </w:r>
     </w:p>
     <w:p>
@@ -15535,39 +14241,7 @@
           <w:rFonts w:ascii="Mignon" w:hAnsi="Mignon"/>
           <w:color w:val="000000" w:themeColor="text1"/>
         </w:rPr>
-        <w:t xml:space="preserve">Retrieval budgets are fixed at 100 lexical / 300 semantic / 100 </w:t>
-      </w:r>
-      <w:proofErr w:type="spellStart"/>
-      <w:r>
-        <w:rPr>
-          <w:rFonts w:ascii="Mignon" w:hAnsi="Mignon"/>
-          <w:color w:val="000000" w:themeColor="text1"/>
-        </w:rPr>
-        <w:t>rerank</w:t>
-      </w:r>
-      <w:proofErr w:type="spellEnd"/>
-      <w:r>
-        <w:rPr>
-          <w:rFonts w:ascii="Mignon" w:hAnsi="Mignon"/>
-          <w:color w:val="000000" w:themeColor="text1"/>
-        </w:rPr>
-        <w:t xml:space="preserve">-pool candidates for every published retrieval figure (120 </w:t>
-      </w:r>
-      <w:proofErr w:type="spellStart"/>
-      <w:r>
-        <w:rPr>
-          <w:rFonts w:ascii="Mignon" w:hAnsi="Mignon"/>
-          <w:color w:val="000000" w:themeColor="text1"/>
-        </w:rPr>
-        <w:t>rerank</w:t>
-      </w:r>
-      <w:proofErr w:type="spellEnd"/>
-      <w:r>
-        <w:rPr>
-          <w:rFonts w:ascii="Mignon" w:hAnsi="Mignon"/>
-          <w:color w:val="000000" w:themeColor="text1"/>
-        </w:rPr>
-        <w:t>-pool on BEAM 100K, the synthesis union). Observation excerpts are 2,000 characters (the 500-character default truncated most assistant content and was the first correction in the log, A.9).</w:t>
+        <w:t>Retrieval budgets are fixed at 100 lexical / 300 semantic / 100 rerank-pool candidates for every published retrieval figure (120 rerank-pool on BEAM 100K, the synthesis union). Observation excerpts are 2,000 characters (the 500-character default truncated most assistant content and was the first correction in the log, A.9).</w:t>
       </w:r>
     </w:p>
     <w:p>
@@ -15619,23 +14293,7 @@
           <w:rFonts w:ascii="Mignon" w:hAnsi="Mignon"/>
           <w:color w:val="000000" w:themeColor="text1"/>
         </w:rPr>
-        <w:t xml:space="preserve">Retrieval is scored before any answering model runs. The system returns a ranked </w:t>
-      </w:r>
-      <w:proofErr w:type="gramStart"/>
-      <w:r>
-        <w:rPr>
-          <w:rFonts w:ascii="Mignon" w:hAnsi="Mignon"/>
-          <w:color w:val="000000" w:themeColor="text1"/>
-        </w:rPr>
-        <w:t>top-10</w:t>
-      </w:r>
-      <w:proofErr w:type="gramEnd"/>
-      <w:r>
-        <w:rPr>
-          <w:rFonts w:ascii="Mignon" w:hAnsi="Mignon"/>
-          <w:color w:val="000000" w:themeColor="text1"/>
-        </w:rPr>
-        <w:t xml:space="preserve"> list of evidence messages per question.</w:t>
+        <w:t>Retrieval is scored before any answering model runs. The system returns a ranked top-10 list of evidence messages per question.</w:t>
       </w:r>
     </w:p>
     <w:tbl>
@@ -16045,7 +14703,6 @@
         </w:rPr>
         <w:t xml:space="preserve"> (</w:t>
       </w:r>
-      <w:proofErr w:type="spellStart"/>
       <w:r>
         <w:rPr>
           <w:rStyle w:val="VerbatimChar"/>
@@ -16054,7 +14711,6 @@
         </w:rPr>
         <w:t>source_object_id</w:t>
       </w:r>
-      <w:proofErr w:type="spellEnd"/>
       <w:r>
         <w:rPr>
           <w:rFonts w:ascii="Mignon" w:hAnsi="Mignon"/>
@@ -16062,7 +14718,6 @@
         </w:rPr>
         <w:t xml:space="preserve">), never on text overlap. Each report carries </w:t>
       </w:r>
-      <w:proofErr w:type="spellStart"/>
       <w:r>
         <w:rPr>
           <w:rStyle w:val="VerbatimChar"/>
@@ -16071,7 +14726,6 @@
         </w:rPr>
         <w:t>text_scored</w:t>
       </w:r>
-      <w:proofErr w:type="spellEnd"/>
       <w:r>
         <w:rPr>
           <w:rFonts w:ascii="Mignon" w:hAnsi="Mignon"/>
@@ -16079,23 +14733,13 @@
         </w:rPr>
         <w:t xml:space="preserve">; a non-zero value means some questions fell back to text matching and the run is not comparable. All published retrieval figures have </w:t>
       </w:r>
-      <w:proofErr w:type="spellStart"/>
       <w:r>
         <w:rPr>
           <w:rStyle w:val="VerbatimChar"/>
           <w:rFonts w:ascii="Mignon" w:hAnsi="Mignon"/>
           <w:color w:val="000000" w:themeColor="text1"/>
         </w:rPr>
-        <w:t>text_scored</w:t>
-      </w:r>
-      <w:proofErr w:type="spellEnd"/>
-      <w:r>
-        <w:rPr>
-          <w:rStyle w:val="VerbatimChar"/>
-          <w:rFonts w:ascii="Mignon" w:hAnsi="Mignon"/>
-          <w:color w:val="000000" w:themeColor="text1"/>
-        </w:rPr>
-        <w:t>: 0</w:t>
+        <w:t>text_scored: 0</w:t>
       </w:r>
       <w:r>
         <w:rPr>
@@ -16119,39 +14763,7 @@
           <w:rFonts w:ascii="Mignon" w:hAnsi="Mignon"/>
           <w:color w:val="000000" w:themeColor="text1"/>
         </w:rPr>
-        <w:t xml:space="preserve">Two dataset-specific cautions. </w:t>
-      </w:r>
-      <w:proofErr w:type="spellStart"/>
-      <w:r>
-        <w:rPr>
-          <w:rFonts w:ascii="Mignon" w:hAnsi="Mignon"/>
-          <w:color w:val="000000" w:themeColor="text1"/>
-        </w:rPr>
-        <w:t>LongMemEval</w:t>
-      </w:r>
-      <w:proofErr w:type="spellEnd"/>
-      <w:r>
-        <w:rPr>
-          <w:rFonts w:ascii="Mignon" w:hAnsi="Mignon"/>
-          <w:color w:val="000000" w:themeColor="text1"/>
-        </w:rPr>
-        <w:t xml:space="preserve"> annotates gold evidence per session (one unit that expands to about 22 messages); </w:t>
-      </w:r>
-      <w:proofErr w:type="spellStart"/>
-      <w:r>
-        <w:rPr>
-          <w:rFonts w:ascii="Mignon" w:hAnsi="Mignon"/>
-          <w:color w:val="000000" w:themeColor="text1"/>
-        </w:rPr>
-        <w:t>LoCoMo</w:t>
-      </w:r>
-      <w:proofErr w:type="spellEnd"/>
-      <w:r>
-        <w:rPr>
-          <w:rFonts w:ascii="Mignon" w:hAnsi="Mignon"/>
-          <w:color w:val="000000" w:themeColor="text1"/>
-        </w:rPr>
-        <w:t xml:space="preserve"> and BEAM annotate per message. Strict recall counts annotated units, never expanded messages. BEAM questions often cite more than ten evidence messages, so strict Recall@10 has a ceiling below 100% by construction; it is quoted against the achievable ceiling. On BEAM 100K, 355 of the 400 questions carry evidence annotations and retrieval is scored on those.</w:t>
+        <w:t>Two dataset-specific cautions. LongMemEval annotates gold evidence per session (one unit that expands to about 22 messages); LoCoMo and BEAM annotate per message. Strict recall counts annotated units, never expanded messages. BEAM questions often cite more than ten evidence messages, so strict Recall@10 has a ceiling below 100% by construction; it is quoted against the achievable ceiling. On BEAM 100K, 355 of the 400 questions carry evidence annotations and retrieval is scored on those.</w:t>
       </w:r>
     </w:p>
     <w:p>
@@ -16245,25 +14857,14 @@
                 <w:szCs w:val="22"/>
               </w:rPr>
             </w:pPr>
-            <w:proofErr w:type="spellStart"/>
-            <w:r>
-              <w:rPr>
-                <w:rFonts w:ascii="Mignon" w:hAnsi="Mignon"/>
-                <w:color w:val="000000" w:themeColor="text1"/>
-                <w:sz w:val="22"/>
-                <w:szCs w:val="22"/>
-              </w:rPr>
-              <w:t>LongMemEval</w:t>
-            </w:r>
-            <w:proofErr w:type="spellEnd"/>
-            <w:r>
-              <w:rPr>
-                <w:rFonts w:ascii="Mignon" w:hAnsi="Mignon"/>
-                <w:color w:val="000000" w:themeColor="text1"/>
-                <w:sz w:val="22"/>
-                <w:szCs w:val="22"/>
-              </w:rPr>
-              <w:t>-S</w:t>
+            <w:r>
+              <w:rPr>
+                <w:rFonts w:ascii="Mignon" w:hAnsi="Mignon"/>
+                <w:color w:val="000000" w:themeColor="text1"/>
+                <w:sz w:val="22"/>
+                <w:szCs w:val="22"/>
+              </w:rPr>
+              <w:t>LongMemEval-S</w:t>
             </w:r>
           </w:p>
         </w:tc>
@@ -16285,7 +14886,6 @@
                 <w:szCs w:val="22"/>
               </w:rPr>
             </w:pPr>
-            <w:proofErr w:type="spellStart"/>
             <w:r>
               <w:rPr>
                 <w:rFonts w:ascii="Mignon" w:hAnsi="Mignon"/>
@@ -16295,7 +14895,6 @@
               </w:rPr>
               <w:t>LoCoMo</w:t>
             </w:r>
-            <w:proofErr w:type="spellEnd"/>
           </w:p>
         </w:tc>
         <w:tc>
@@ -16985,39 +15584,7 @@
           <w:rFonts w:ascii="Mignon" w:hAnsi="Mignon"/>
           <w:color w:val="000000" w:themeColor="text1"/>
         </w:rPr>
-        <w:t xml:space="preserve">Retrieval on the local brains (Gemma-4-31B extractor), by </w:t>
-      </w:r>
-      <w:proofErr w:type="spellStart"/>
-      <w:r>
-        <w:rPr>
-          <w:rFonts w:ascii="Mignon" w:hAnsi="Mignon"/>
-          <w:color w:val="000000" w:themeColor="text1"/>
-        </w:rPr>
-        <w:t>reranker</w:t>
-      </w:r>
-      <w:proofErr w:type="spellEnd"/>
-      <w:r>
-        <w:rPr>
-          <w:rFonts w:ascii="Mignon" w:hAnsi="Mignon"/>
-          <w:color w:val="000000" w:themeColor="text1"/>
-        </w:rPr>
-        <w:t xml:space="preserve">. The in-run rows are the retrieval each answering row </w:t>
-      </w:r>
-      <w:proofErr w:type="gramStart"/>
-      <w:r>
-        <w:rPr>
-          <w:rFonts w:ascii="Mignon" w:hAnsi="Mignon"/>
-          <w:color w:val="000000" w:themeColor="text1"/>
-        </w:rPr>
-        <w:t>actually received</w:t>
-      </w:r>
-      <w:proofErr w:type="gramEnd"/>
-      <w:r>
-        <w:rPr>
-          <w:rFonts w:ascii="Mignon" w:hAnsi="Mignon"/>
-          <w:color w:val="000000" w:themeColor="text1"/>
-        </w:rPr>
-        <w:t xml:space="preserve">, scored per question inside the run; the standalone rows are </w:t>
+        <w:t xml:space="preserve">Retrieval on the local brains (Gemma-4-31B extractor), by reranker. The in-run rows are the retrieval each answering row actually received, scored per question inside the run; the standalone rows are </w:t>
       </w:r>
       <w:r>
         <w:rPr>
@@ -17089,19 +15656,8 @@
                 <w:sz w:val="22"/>
                 <w:szCs w:val="22"/>
               </w:rPr>
-              <w:t xml:space="preserve">brains, </w:t>
-            </w:r>
-            <w:proofErr w:type="spellStart"/>
-            <w:r>
-              <w:rPr>
-                <w:rFonts w:ascii="Mignon" w:hAnsi="Mignon"/>
-                <w:color w:val="000000" w:themeColor="text1"/>
-                <w:sz w:val="22"/>
-                <w:szCs w:val="22"/>
-              </w:rPr>
-              <w:t>reranker</w:t>
-            </w:r>
-            <w:proofErr w:type="spellEnd"/>
+              <w:t>brains, reranker</w:t>
+            </w:r>
           </w:p>
         </w:tc>
         <w:tc>
@@ -17121,25 +15677,14 @@
                 <w:szCs w:val="22"/>
               </w:rPr>
             </w:pPr>
-            <w:proofErr w:type="spellStart"/>
-            <w:r>
-              <w:rPr>
-                <w:rFonts w:ascii="Mignon" w:hAnsi="Mignon"/>
-                <w:color w:val="000000" w:themeColor="text1"/>
-                <w:sz w:val="22"/>
-                <w:szCs w:val="22"/>
-              </w:rPr>
-              <w:t>LongMemEval</w:t>
-            </w:r>
-            <w:proofErr w:type="spellEnd"/>
-            <w:r>
-              <w:rPr>
-                <w:rFonts w:ascii="Mignon" w:hAnsi="Mignon"/>
-                <w:color w:val="000000" w:themeColor="text1"/>
-                <w:sz w:val="22"/>
-                <w:szCs w:val="22"/>
-              </w:rPr>
-              <w:t xml:space="preserve">-S </w:t>
+            <w:r>
+              <w:rPr>
+                <w:rFonts w:ascii="Mignon" w:hAnsi="Mignon"/>
+                <w:color w:val="000000" w:themeColor="text1"/>
+                <w:sz w:val="22"/>
+                <w:szCs w:val="22"/>
+              </w:rPr>
+              <w:t xml:space="preserve">LongMemEval-S </w:t>
             </w:r>
             <w:r>
               <w:rPr>
@@ -17170,25 +15715,14 @@
                 <w:szCs w:val="22"/>
               </w:rPr>
             </w:pPr>
-            <w:proofErr w:type="spellStart"/>
-            <w:r>
-              <w:rPr>
-                <w:rFonts w:ascii="Mignon" w:hAnsi="Mignon"/>
-                <w:color w:val="000000" w:themeColor="text1"/>
-                <w:sz w:val="22"/>
-                <w:szCs w:val="22"/>
-              </w:rPr>
-              <w:t>LoCoMo</w:t>
-            </w:r>
-            <w:proofErr w:type="spellEnd"/>
-            <w:r>
-              <w:rPr>
-                <w:rFonts w:ascii="Mignon" w:hAnsi="Mignon"/>
-                <w:color w:val="000000" w:themeColor="text1"/>
-                <w:sz w:val="22"/>
-                <w:szCs w:val="22"/>
-              </w:rPr>
-              <w:t xml:space="preserve"> </w:t>
+            <w:r>
+              <w:rPr>
+                <w:rFonts w:ascii="Mignon" w:hAnsi="Mignon"/>
+                <w:color w:val="000000" w:themeColor="text1"/>
+                <w:sz w:val="22"/>
+                <w:szCs w:val="22"/>
+              </w:rPr>
+              <w:t xml:space="preserve">LoCoMo </w:t>
             </w:r>
             <w:r>
               <w:rPr>
@@ -17266,47 +15800,7 @@
                 <w:sz w:val="22"/>
                 <w:szCs w:val="22"/>
               </w:rPr>
-              <w:t xml:space="preserve">local brains, local </w:t>
-            </w:r>
-            <w:proofErr w:type="spellStart"/>
-            <w:r>
-              <w:rPr>
-                <w:rFonts w:ascii="Mignon" w:hAnsi="Mignon"/>
-                <w:color w:val="000000" w:themeColor="text1"/>
-                <w:sz w:val="22"/>
-                <w:szCs w:val="22"/>
-              </w:rPr>
-              <w:t>reranker</w:t>
-            </w:r>
-            <w:proofErr w:type="spellEnd"/>
-            <w:r>
-              <w:rPr>
-                <w:rFonts w:ascii="Mignon" w:hAnsi="Mignon"/>
-                <w:color w:val="000000" w:themeColor="text1"/>
-                <w:sz w:val="22"/>
-                <w:szCs w:val="22"/>
-              </w:rPr>
-              <w:t xml:space="preserve"> (in run; </w:t>
-            </w:r>
-            <w:proofErr w:type="spellStart"/>
-            <w:r>
-              <w:rPr>
-                <w:rFonts w:ascii="Mignon" w:hAnsi="Mignon"/>
-                <w:color w:val="000000" w:themeColor="text1"/>
-                <w:sz w:val="22"/>
-                <w:szCs w:val="22"/>
-              </w:rPr>
-              <w:t>LongMemEval</w:t>
-            </w:r>
-            <w:proofErr w:type="spellEnd"/>
-            <w:r>
-              <w:rPr>
-                <w:rFonts w:ascii="Mignon" w:hAnsi="Mignon"/>
-                <w:color w:val="000000" w:themeColor="text1"/>
-                <w:sz w:val="22"/>
-                <w:szCs w:val="22"/>
-              </w:rPr>
-              <w:t xml:space="preserve"> standalone)</w:t>
+              <w:t>local brains, local reranker (in run; LongMemEval standalone)</w:t>
             </w:r>
           </w:p>
         </w:tc>
@@ -17411,47 +15905,7 @@
                 <w:sz w:val="22"/>
                 <w:szCs w:val="22"/>
               </w:rPr>
-              <w:t xml:space="preserve">local brains, frontier </w:t>
-            </w:r>
-            <w:proofErr w:type="spellStart"/>
-            <w:r>
-              <w:rPr>
-                <w:rFonts w:ascii="Mignon" w:hAnsi="Mignon"/>
-                <w:color w:val="000000" w:themeColor="text1"/>
-                <w:sz w:val="22"/>
-                <w:szCs w:val="22"/>
-              </w:rPr>
-              <w:t>reranker</w:t>
-            </w:r>
-            <w:proofErr w:type="spellEnd"/>
-            <w:r>
-              <w:rPr>
-                <w:rFonts w:ascii="Mignon" w:hAnsi="Mignon"/>
-                <w:color w:val="000000" w:themeColor="text1"/>
-                <w:sz w:val="22"/>
-                <w:szCs w:val="22"/>
-              </w:rPr>
-              <w:t xml:space="preserve"> (in run; </w:t>
-            </w:r>
-            <w:proofErr w:type="spellStart"/>
-            <w:r>
-              <w:rPr>
-                <w:rFonts w:ascii="Mignon" w:hAnsi="Mignon"/>
-                <w:color w:val="000000" w:themeColor="text1"/>
-                <w:sz w:val="22"/>
-                <w:szCs w:val="22"/>
-              </w:rPr>
-              <w:t>LongMemEval</w:t>
-            </w:r>
-            <w:proofErr w:type="spellEnd"/>
-            <w:r>
-              <w:rPr>
-                <w:rFonts w:ascii="Mignon" w:hAnsi="Mignon"/>
-                <w:color w:val="000000" w:themeColor="text1"/>
-                <w:sz w:val="22"/>
-                <w:szCs w:val="22"/>
-              </w:rPr>
-              <w:t xml:space="preserve"> standalone)</w:t>
+              <w:t>local brains, frontier reranker (in run; LongMemEval standalone)</w:t>
             </w:r>
           </w:p>
         </w:tc>
@@ -17556,27 +16010,7 @@
                 <w:sz w:val="22"/>
                 <w:szCs w:val="22"/>
               </w:rPr>
-              <w:t xml:space="preserve">local brains, local </w:t>
-            </w:r>
-            <w:proofErr w:type="spellStart"/>
-            <w:r>
-              <w:rPr>
-                <w:rFonts w:ascii="Mignon" w:hAnsi="Mignon"/>
-                <w:color w:val="000000" w:themeColor="text1"/>
-                <w:sz w:val="22"/>
-                <w:szCs w:val="22"/>
-              </w:rPr>
-              <w:t>reranker</w:t>
-            </w:r>
-            <w:proofErr w:type="spellEnd"/>
-            <w:r>
-              <w:rPr>
-                <w:rFonts w:ascii="Mignon" w:hAnsi="Mignon"/>
-                <w:color w:val="000000" w:themeColor="text1"/>
-                <w:sz w:val="22"/>
-                <w:szCs w:val="22"/>
-              </w:rPr>
-              <w:t xml:space="preserve"> (standalone)</w:t>
+              <w:t>local brains, local reranker (standalone)</w:t>
             </w:r>
           </w:p>
         </w:tc>
@@ -17681,27 +16115,7 @@
                 <w:sz w:val="22"/>
                 <w:szCs w:val="22"/>
               </w:rPr>
-              <w:t xml:space="preserve">local brains, cross-encoder (BGE </w:t>
-            </w:r>
-            <w:proofErr w:type="spellStart"/>
-            <w:r>
-              <w:rPr>
-                <w:rFonts w:ascii="Mignon" w:hAnsi="Mignon"/>
-                <w:color w:val="000000" w:themeColor="text1"/>
-                <w:sz w:val="22"/>
-                <w:szCs w:val="22"/>
-              </w:rPr>
-              <w:t>reranker</w:t>
-            </w:r>
-            <w:proofErr w:type="spellEnd"/>
-            <w:r>
-              <w:rPr>
-                <w:rFonts w:ascii="Mignon" w:hAnsi="Mignon"/>
-                <w:color w:val="000000" w:themeColor="text1"/>
-                <w:sz w:val="22"/>
-                <w:szCs w:val="22"/>
-              </w:rPr>
-              <w:t xml:space="preserve"> v2 m3, standalone)</w:t>
+              <w:t>local brains, cross-encoder (BGE reranker v2 m3, standalone)</w:t>
             </w:r>
           </w:p>
         </w:tc>
@@ -17806,27 +16220,7 @@
                 <w:sz w:val="22"/>
                 <w:szCs w:val="22"/>
               </w:rPr>
-              <w:t xml:space="preserve">local brains, no </w:t>
-            </w:r>
-            <w:proofErr w:type="spellStart"/>
-            <w:r>
-              <w:rPr>
-                <w:rFonts w:ascii="Mignon" w:hAnsi="Mignon"/>
-                <w:color w:val="000000" w:themeColor="text1"/>
-                <w:sz w:val="22"/>
-                <w:szCs w:val="22"/>
-              </w:rPr>
-              <w:t>reranker</w:t>
-            </w:r>
-            <w:proofErr w:type="spellEnd"/>
-            <w:r>
-              <w:rPr>
-                <w:rFonts w:ascii="Mignon" w:hAnsi="Mignon"/>
-                <w:color w:val="000000" w:themeColor="text1"/>
-                <w:sz w:val="22"/>
-                <w:szCs w:val="22"/>
-              </w:rPr>
-              <w:t>, embedding order (standalone)</w:t>
+              <w:t>local brains, no reranker, embedding order (standalone)</w:t>
             </w:r>
           </w:p>
         </w:tc>
@@ -17934,27 +16328,7 @@
                 <w:sz w:val="22"/>
                 <w:szCs w:val="22"/>
               </w:rPr>
-              <w:t xml:space="preserve">published brains, frontier </w:t>
-            </w:r>
-            <w:proofErr w:type="spellStart"/>
-            <w:r>
-              <w:rPr>
-                <w:rFonts w:ascii="Mignon" w:hAnsi="Mignon"/>
-                <w:color w:val="000000" w:themeColor="text1"/>
-                <w:sz w:val="22"/>
-                <w:szCs w:val="22"/>
-              </w:rPr>
-              <w:t>reranker</w:t>
-            </w:r>
-            <w:proofErr w:type="spellEnd"/>
-            <w:r>
-              <w:rPr>
-                <w:rFonts w:ascii="Mignon" w:hAnsi="Mignon"/>
-                <w:color w:val="000000" w:themeColor="text1"/>
-                <w:sz w:val="22"/>
-                <w:szCs w:val="22"/>
-              </w:rPr>
-              <w:t xml:space="preserve"> (standalone)</w:t>
+              <w:t>published brains, frontier reranker (standalone)</w:t>
             </w:r>
           </w:p>
         </w:tc>
@@ -18058,23 +16432,7 @@
           <w:rFonts w:ascii="Mignon" w:hAnsi="Mignon"/>
           <w:color w:val="000000" w:themeColor="text1"/>
         </w:rPr>
-        <w:t xml:space="preserve">Retrieval is identical across every answering configuration that shares a </w:t>
-      </w:r>
-      <w:proofErr w:type="spellStart"/>
-      <w:r>
-        <w:rPr>
-          <w:rFonts w:ascii="Mignon" w:hAnsi="Mignon"/>
-          <w:color w:val="000000" w:themeColor="text1"/>
-        </w:rPr>
-        <w:t>reranker</w:t>
-      </w:r>
-      <w:proofErr w:type="spellEnd"/>
-      <w:r>
-        <w:rPr>
-          <w:rFonts w:ascii="Mignon" w:hAnsi="Mignon"/>
-          <w:color w:val="000000" w:themeColor="text1"/>
-        </w:rPr>
-        <w:t>: the agentic and composite rows consume the same ranked evidence the core row does.</w:t>
+        <w:t>Retrieval is identical across every answering configuration that shares a reranker: the agentic and composite rows consume the same ranked evidence the core row does.</w:t>
       </w:r>
     </w:p>
     <w:p>
@@ -18121,7 +16479,6 @@
           <w:color w:val="000000" w:themeColor="text1"/>
         </w:rPr>
       </w:pPr>
-      <w:proofErr w:type="spellStart"/>
       <w:r>
         <w:rPr>
           <w:rFonts w:ascii="Mignon" w:hAnsi="Mignon"/>
@@ -18129,37 +16486,7 @@
           <w:bCs/>
           <w:color w:val="000000" w:themeColor="text1"/>
         </w:rPr>
-        <w:t>LongMemEval</w:t>
-      </w:r>
-      <w:proofErr w:type="spellEnd"/>
-      <w:r>
-        <w:rPr>
-          <w:rFonts w:ascii="Mignon" w:hAnsi="Mignon"/>
-          <w:b/>
-          <w:bCs/>
-          <w:color w:val="000000" w:themeColor="text1"/>
-        </w:rPr>
-        <w:t xml:space="preserve"> and </w:t>
-      </w:r>
-      <w:proofErr w:type="spellStart"/>
-      <w:r>
-        <w:rPr>
-          <w:rFonts w:ascii="Mignon" w:hAnsi="Mignon"/>
-          <w:b/>
-          <w:bCs/>
-          <w:color w:val="000000" w:themeColor="text1"/>
-        </w:rPr>
-        <w:t>LoCoMo</w:t>
-      </w:r>
-      <w:proofErr w:type="spellEnd"/>
-      <w:r>
-        <w:rPr>
-          <w:rFonts w:ascii="Mignon" w:hAnsi="Mignon"/>
-          <w:b/>
-          <w:bCs/>
-          <w:color w:val="000000" w:themeColor="text1"/>
-        </w:rPr>
-        <w:t>.</w:t>
+        <w:t>LongMemEval and LoCoMo.</w:t>
       </w:r>
       <w:r>
         <w:rPr>
@@ -18198,39 +16525,7 @@
           <w:rFonts w:ascii="Mignon" w:hAnsi="Mignon"/>
           <w:color w:val="000000" w:themeColor="text1"/>
         </w:rPr>
-        <w:t xml:space="preserve">Governance metrics on </w:t>
-      </w:r>
-      <w:proofErr w:type="spellStart"/>
-      <w:r>
-        <w:rPr>
-          <w:rFonts w:ascii="Mignon" w:hAnsi="Mignon"/>
-          <w:color w:val="000000" w:themeColor="text1"/>
-        </w:rPr>
-        <w:t>LongMemEval</w:t>
-      </w:r>
-      <w:proofErr w:type="spellEnd"/>
-      <w:r>
-        <w:rPr>
-          <w:rFonts w:ascii="Mignon" w:hAnsi="Mignon"/>
-          <w:color w:val="000000" w:themeColor="text1"/>
-        </w:rPr>
-        <w:t xml:space="preserve"> use the dataset's 30 unanswerable trap questions (88 on </w:t>
-      </w:r>
-      <w:proofErr w:type="spellStart"/>
-      <w:r>
-        <w:rPr>
-          <w:rFonts w:ascii="Mignon" w:hAnsi="Mignon"/>
-          <w:color w:val="000000" w:themeColor="text1"/>
-        </w:rPr>
-        <w:t>LoCoMo</w:t>
-      </w:r>
-      <w:proofErr w:type="spellEnd"/>
-      <w:r>
-        <w:rPr>
-          <w:rFonts w:ascii="Mignon" w:hAnsi="Mignon"/>
-          <w:color w:val="000000" w:themeColor="text1"/>
-        </w:rPr>
-        <w:t>, 40 on BEAM 100K):</w:t>
+        <w:t>Governance metrics on LongMemEval use the dataset's 30 unanswerable trap questions (88 on LoCoMo, 40 on BEAM 100K):</w:t>
       </w:r>
     </w:p>
     <w:p>
@@ -18261,23 +16556,7 @@
           <w:rFonts w:ascii="Mignon" w:hAnsi="Mignon"/>
           <w:color w:val="000000" w:themeColor="text1"/>
         </w:rPr>
-        <w:t xml:space="preserve"> — of all abstentions in a run, the </w:t>
-      </w:r>
-      <w:proofErr w:type="gramStart"/>
-      <w:r>
-        <w:rPr>
-          <w:rFonts w:ascii="Mignon" w:hAnsi="Mignon"/>
-          <w:color w:val="000000" w:themeColor="text1"/>
-        </w:rPr>
-        <w:t>fraction</w:t>
-      </w:r>
-      <w:proofErr w:type="gramEnd"/>
-      <w:r>
-        <w:rPr>
-          <w:rFonts w:ascii="Mignon" w:hAnsi="Mignon"/>
-          <w:color w:val="000000" w:themeColor="text1"/>
-        </w:rPr>
-        <w:t xml:space="preserve"> that were on trap questions;</w:t>
+        <w:t xml:space="preserve"> — of all abstentions in a run, the fraction that were on trap questions;</w:t>
       </w:r>
     </w:p>
     <w:p>
@@ -18395,7 +16674,6 @@
         </w:rPr>
         <w:t xml:space="preserve"> BEAM ships a per-question checklist ("the response should contain: …") and two of its abilities ship no reference answer at all, so a gold-string judge is unusable. Each checklist item is judged independently by a fixed per-item prompt (A.10), meaning over wording. A verdict that cannot be read as one line per item is refused and re-judged, never scored as zero. </w:t>
       </w:r>
-      <w:proofErr w:type="spellStart"/>
       <w:r>
         <w:rPr>
           <w:rStyle w:val="VerbatimChar"/>
@@ -18404,29 +16682,12 @@
         </w:rPr>
         <w:t>event_ordering</w:t>
       </w:r>
-      <w:proofErr w:type="spellEnd"/>
-      <w:r>
-        <w:rPr>
-          <w:rFonts w:ascii="Mignon" w:hAnsi="Mignon"/>
-          <w:color w:val="000000" w:themeColor="text1"/>
-        </w:rPr>
-        <w:t xml:space="preserve"> is scored by BEAM's published protocol, </w:t>
-      </w:r>
-      <w:proofErr w:type="spellStart"/>
-      <w:r>
-        <w:rPr>
-          <w:rFonts w:ascii="Mignon" w:hAnsi="Mignon"/>
-          <w:color w:val="000000" w:themeColor="text1"/>
-        </w:rPr>
-        <w:t>tau_b_norm</w:t>
-      </w:r>
-      <w:proofErr w:type="spellEnd"/>
-      <w:r>
-        <w:rPr>
-          <w:rFonts w:ascii="Mignon" w:hAnsi="Mignon"/>
-          <w:color w:val="000000" w:themeColor="text1"/>
-        </w:rPr>
-        <w:t xml:space="preserve"> × F1, with the judge used only to match events between the gold and candidate lists; the arithmetic is deterministic and tested. Every ask report carries both readings per question: </w:t>
+      <w:r>
+        <w:rPr>
+          <w:rFonts w:ascii="Mignon" w:hAnsi="Mignon"/>
+          <w:color w:val="000000" w:themeColor="text1"/>
+        </w:rPr>
+        <w:t xml:space="preserve"> is scored by BEAM's published protocol, tau_b_norm × F1, with the judge used only to match events between the gold and candidate lists; the arithmetic is deterministic and tested. Every ask report carries both readings per question: </w:t>
       </w:r>
       <w:r>
         <w:rPr>
@@ -18443,7 +16704,6 @@
         </w:rPr>
         <w:t xml:space="preserve"> (strict: every item satisfied) and </w:t>
       </w:r>
-      <w:proofErr w:type="spellStart"/>
       <w:r>
         <w:rPr>
           <w:rStyle w:val="VerbatimChar"/>
@@ -18452,7 +16712,6 @@
         </w:rPr>
         <w:t>rubric_score</w:t>
       </w:r>
-      <w:proofErr w:type="spellEnd"/>
       <w:r>
         <w:rPr>
           <w:rFonts w:ascii="Mignon" w:hAnsi="Mignon"/>
@@ -18508,7 +16767,6 @@
         </w:rPr>
         <w:t xml:space="preserve">) produces the published BEAM 1M figures: rubric categories as the mean per-question rubric fraction; </w:t>
       </w:r>
-      <w:proofErr w:type="spellStart"/>
       <w:r>
         <w:rPr>
           <w:rStyle w:val="VerbatimChar"/>
@@ -18517,7 +16775,6 @@
         </w:rPr>
         <w:t>event_ordering</w:t>
       </w:r>
-      <w:proofErr w:type="spellEnd"/>
       <w:r>
         <w:rPr>
           <w:rFonts w:ascii="Mignon" w:hAnsi="Mignon"/>
@@ -18538,57 +16795,8 @@
           <w:rFonts w:ascii="Mignon" w:hAnsi="Mignon"/>
           <w:color w:val="000000" w:themeColor="text1"/>
         </w:rPr>
-        <w:t xml:space="preserve"> binary (correct </w:t>
-      </w:r>
-      <w:proofErr w:type="spellStart"/>
-      <w:r>
-        <w:rPr>
-          <w:rFonts w:ascii="Mignon" w:hAnsi="Mignon"/>
-          <w:color w:val="000000" w:themeColor="text1"/>
-        </w:rPr>
-        <w:t>iff</w:t>
-      </w:r>
-      <w:proofErr w:type="spellEnd"/>
-      <w:r>
-        <w:rPr>
-          <w:rFonts w:ascii="Mignon" w:hAnsi="Mignon"/>
-          <w:color w:val="000000" w:themeColor="text1"/>
-        </w:rPr>
-        <w:t xml:space="preserve"> the run abstained on the trap); overall as the question-weighted mean across categories. The BEAM 100K tables in Part I are stated both ways: strict correctness, the metric shared with </w:t>
-      </w:r>
-      <w:proofErr w:type="spellStart"/>
-      <w:r>
-        <w:rPr>
-          <w:rFonts w:ascii="Mignon" w:hAnsi="Mignon"/>
-          <w:color w:val="000000" w:themeColor="text1"/>
-        </w:rPr>
-        <w:t>LongMemEval</w:t>
-      </w:r>
-      <w:proofErr w:type="spellEnd"/>
-      <w:r>
-        <w:rPr>
-          <w:rFonts w:ascii="Mignon" w:hAnsi="Mignon"/>
-          <w:color w:val="000000" w:themeColor="text1"/>
-        </w:rPr>
-        <w:t xml:space="preserve"> and </w:t>
-      </w:r>
-      <w:proofErr w:type="spellStart"/>
-      <w:r>
-        <w:rPr>
-          <w:rFonts w:ascii="Mignon" w:hAnsi="Mignon"/>
-          <w:color w:val="000000" w:themeColor="text1"/>
-        </w:rPr>
-        <w:t>LoCoMo</w:t>
-      </w:r>
-      <w:proofErr w:type="spellEnd"/>
-      <w:r>
-        <w:rPr>
-          <w:rFonts w:ascii="Mignon" w:hAnsi="Mignon"/>
-          <w:color w:val="000000" w:themeColor="text1"/>
-        </w:rPr>
-        <w:t xml:space="preserve">, and the rubric protocol as the mean of </w:t>
-      </w:r>
-      <w:proofErr w:type="spellStart"/>
+        <w:t xml:space="preserve"> binary (correct iff the run abstained on the trap); overall as the question-weighted mean across categories. The BEAM 100K tables in Part I are stated both ways: strict correctness, the metric shared with LongMemEval and LoCoMo, and the rubric protocol as the mean of </w:t>
+      </w:r>
       <w:r>
         <w:rPr>
           <w:rStyle w:val="VerbatimChar"/>
@@ -18597,7 +16805,6 @@
         </w:rPr>
         <w:t>rubric_score</w:t>
       </w:r>
-      <w:proofErr w:type="spellEnd"/>
       <w:r>
         <w:rPr>
           <w:rFonts w:ascii="Mignon" w:hAnsi="Mignon"/>
@@ -18622,7 +16829,6 @@
         </w:rPr>
         <w:t xml:space="preserve">Cross-formula note, stated once: the committed aggregator reads the August core run about 2.6 points below the aggregation it was published under. The core row's band (59.0–60.6) stands under its own aggregation; the composite row is stated as a paired delta under the committed formula. Deltas within one formula are valid; absolute comparisons across the two are not, and the paper never makes one. The BEAM 100K protocol figures are under the per-question </w:t>
       </w:r>
-      <w:proofErr w:type="spellStart"/>
       <w:r>
         <w:rPr>
           <w:rStyle w:val="VerbatimChar"/>
@@ -18631,7 +16837,6 @@
         </w:rPr>
         <w:t>rubric_score</w:t>
       </w:r>
-      <w:proofErr w:type="spellEnd"/>
       <w:r>
         <w:rPr>
           <w:rFonts w:ascii="Mignon" w:hAnsi="Mignon"/>
@@ -18663,55 +16868,7 @@
           <w:rFonts w:ascii="Mignon" w:hAnsi="Mignon"/>
           <w:color w:val="000000" w:themeColor="text1"/>
         </w:rPr>
-        <w:t xml:space="preserve"> Every stored </w:t>
-      </w:r>
-      <w:proofErr w:type="spellStart"/>
-      <w:r>
-        <w:rPr>
-          <w:rFonts w:ascii="Mignon" w:hAnsi="Mignon"/>
-          <w:color w:val="000000" w:themeColor="text1"/>
-        </w:rPr>
-        <w:t>LongMemEval</w:t>
-      </w:r>
-      <w:proofErr w:type="spellEnd"/>
-      <w:r>
-        <w:rPr>
-          <w:rFonts w:ascii="Mignon" w:hAnsi="Mignon"/>
-          <w:color w:val="000000" w:themeColor="text1"/>
-        </w:rPr>
-        <w:t xml:space="preserve"> and </w:t>
-      </w:r>
-      <w:proofErr w:type="spellStart"/>
-      <w:r>
-        <w:rPr>
-          <w:rFonts w:ascii="Mignon" w:hAnsi="Mignon"/>
-          <w:color w:val="000000" w:themeColor="text1"/>
-        </w:rPr>
-        <w:t>LoCoMo</w:t>
-      </w:r>
-      <w:proofErr w:type="spellEnd"/>
-      <w:r>
-        <w:rPr>
-          <w:rFonts w:ascii="Mignon" w:hAnsi="Mignon"/>
-          <w:color w:val="000000" w:themeColor="text1"/>
-        </w:rPr>
-        <w:t xml:space="preserve"> answer of the September campaign was re-judged by gemma-4-31b-it under the identical prompt. Agreement with gemini-3.7-flash: 98.7 to 99.2 percent on 2,223 </w:t>
-      </w:r>
-      <w:proofErr w:type="spellStart"/>
-      <w:r>
-        <w:rPr>
-          <w:rFonts w:ascii="Mignon" w:hAnsi="Mignon"/>
-          <w:color w:val="000000" w:themeColor="text1"/>
-        </w:rPr>
-        <w:t>LongMemEval</w:t>
-      </w:r>
-      <w:proofErr w:type="spellEnd"/>
-      <w:r>
-        <w:rPr>
-          <w:rFonts w:ascii="Mignon" w:hAnsi="Mignon"/>
-          <w:color w:val="000000" w:themeColor="text1"/>
-        </w:rPr>
-        <w:t xml:space="preserve"> answers, 95.2 percent on </w:t>
+        <w:t xml:space="preserve"> Every stored LongMemEval and LoCoMo answer of the September campaign was re-judged by gemma-4-31b-it under the identical prompt. Agreement with gemini-3.7-flash: 98.7 to 99.2 percent on 2,223 LongMemEval answers, 95.2 percent on </w:t>
       </w:r>
       <w:r>
         <w:rPr>
@@ -18719,23 +16876,7 @@
           <w:color w:val="000000" w:themeColor="text1"/>
         </w:rPr>
         <w:lastRenderedPageBreak/>
-        <w:t xml:space="preserve">1,531 </w:t>
-      </w:r>
-      <w:proofErr w:type="spellStart"/>
-      <w:r>
-        <w:rPr>
-          <w:rFonts w:ascii="Mignon" w:hAnsi="Mignon"/>
-          <w:color w:val="000000" w:themeColor="text1"/>
-        </w:rPr>
-        <w:t>LoCoMo</w:t>
-      </w:r>
-      <w:proofErr w:type="spellEnd"/>
-      <w:r>
-        <w:rPr>
-          <w:rFonts w:ascii="Mignon" w:hAnsi="Mignon"/>
-          <w:color w:val="000000" w:themeColor="text1"/>
-        </w:rPr>
-        <w:t xml:space="preserve"> answers, where gold answers are longer free-text spans. The local judge is stricter on every row (by 0.4 to 2.8 points) and preserves every ordering in every table. The scores do not hinge on which model judges.</w:t>
+        <w:t>1,531 LoCoMo answers, where gold answers are longer free-text spans. The local judge is stricter on every row (by 0.4 to 2.8 points) and preserves every ordering in every table. The scores do not hinge on which model judges.</w:t>
       </w:r>
     </w:p>
     <w:p>
@@ -18761,23 +16902,7 @@
           <w:rFonts w:ascii="Mignon" w:hAnsi="Mignon"/>
           <w:color w:val="000000" w:themeColor="text1"/>
         </w:rPr>
-        <w:t xml:space="preserve"> All 118,890 claims delivered across 2,500 stored </w:t>
-      </w:r>
-      <w:proofErr w:type="spellStart"/>
-      <w:r>
-        <w:rPr>
-          <w:rFonts w:ascii="Mignon" w:hAnsi="Mignon"/>
-          <w:color w:val="000000" w:themeColor="text1"/>
-        </w:rPr>
-        <w:t>LongMemEval</w:t>
-      </w:r>
-      <w:proofErr w:type="spellEnd"/>
-      <w:r>
-        <w:rPr>
-          <w:rFonts w:ascii="Mignon" w:hAnsi="Mignon"/>
-          <w:color w:val="000000" w:themeColor="text1"/>
-        </w:rPr>
-        <w:t xml:space="preserve"> answers resolve to a stored observation with a source identity, 0 exceptions. A separate LLM audit of 2,233 answers against the evidence each was given finds unsupported wrong assertions in about 1 in 100 answers, at the same rate for local and frontier answerers. Both are derived from the stored reports, not from a new run.</w:t>
+        <w:t xml:space="preserve"> All 118,890 claims delivered across 2,500 stored LongMemEval answers resolve to a stored observation with a source identity, 0 exceptions. A separate LLM audit of 2,233 answers against the evidence each was given finds unsupported wrong assertions in about 1 in 100 answers, at the same rate for local and frontier answerers. Both are derived from the stored reports, not from a new run.</w:t>
       </w:r>
     </w:p>
     <w:p>
@@ -18859,23 +16984,7 @@
           <w:rFonts w:ascii="Mignon" w:hAnsi="Mignon"/>
           <w:color w:val="000000" w:themeColor="text1"/>
         </w:rPr>
-        <w:t xml:space="preserve"> A single composition </w:t>
-      </w:r>
-      <w:proofErr w:type="gramStart"/>
-      <w:r>
-        <w:rPr>
-          <w:rFonts w:ascii="Mignon" w:hAnsi="Mignon"/>
-          <w:color w:val="000000" w:themeColor="text1"/>
-        </w:rPr>
-        <w:t>call</w:t>
-      </w:r>
-      <w:proofErr w:type="gramEnd"/>
-      <w:r>
-        <w:rPr>
-          <w:rFonts w:ascii="Mignon" w:hAnsi="Mignon"/>
-          <w:color w:val="000000" w:themeColor="text1"/>
-        </w:rPr>
-        <w:t xml:space="preserve"> over the evidence envelope under a fixed contract (</w:t>
+        <w:t xml:space="preserve"> A single composition call over the evidence envelope under a fixed contract (</w:t>
       </w:r>
       <w:r>
         <w:rPr>
@@ -18890,23 +16999,7 @@
           <w:rFonts w:ascii="Mignon" w:hAnsi="Mignon"/>
           <w:color w:val="000000" w:themeColor="text1"/>
         </w:rPr>
-        <w:t xml:space="preserve">). Two different guarantees apply </w:t>
-      </w:r>
-      <w:proofErr w:type="gramStart"/>
-      <w:r>
-        <w:rPr>
-          <w:rFonts w:ascii="Mignon" w:hAnsi="Mignon"/>
-          <w:color w:val="000000" w:themeColor="text1"/>
-        </w:rPr>
-        <w:t>here</w:t>
-      </w:r>
-      <w:proofErr w:type="gramEnd"/>
-      <w:r>
-        <w:rPr>
-          <w:rFonts w:ascii="Mignon" w:hAnsi="Mignon"/>
-          <w:color w:val="000000" w:themeColor="text1"/>
-        </w:rPr>
-        <w:t xml:space="preserve"> and the paper keeps them apart. What the model </w:t>
+        <w:t xml:space="preserve">). Two different guarantees apply here and the paper keeps them apart. What the model </w:t>
       </w:r>
       <w:r>
         <w:rPr>
@@ -18985,7 +17078,6 @@
         </w:rPr>
         <w:t xml:space="preserve"> A bounded loop with three tools over the same envelope, ask (retrieve more), compute (deterministic arithmetic and date logic), extract, with a mandatory </w:t>
       </w:r>
-      <w:proofErr w:type="spellStart"/>
       <w:r>
         <w:rPr>
           <w:rStyle w:val="VerbatimChar"/>
@@ -18994,7 +17086,6 @@
         </w:rPr>
         <w:t>asked_at</w:t>
       </w:r>
-      <w:proofErr w:type="spellEnd"/>
       <w:r>
         <w:rPr>
           <w:rFonts w:ascii="Mignon" w:hAnsi="Mignon"/>
@@ -19097,23 +17188,7 @@
           <w:rFonts w:ascii="Mignon" w:hAnsi="Mignon"/>
           <w:color w:val="000000" w:themeColor="text1"/>
         </w:rPr>
-        <w:t xml:space="preserve">: local extractor, local embeddings, local rewrite and </w:t>
-      </w:r>
-      <w:proofErr w:type="spellStart"/>
-      <w:r>
-        <w:rPr>
-          <w:rFonts w:ascii="Mignon" w:hAnsi="Mignon"/>
-          <w:color w:val="000000" w:themeColor="text1"/>
-        </w:rPr>
-        <w:t>rerank</w:t>
-      </w:r>
-      <w:proofErr w:type="spellEnd"/>
-      <w:r>
-        <w:rPr>
-          <w:rFonts w:ascii="Mignon" w:hAnsi="Mignon"/>
-          <w:color w:val="000000" w:themeColor="text1"/>
-        </w:rPr>
-        <w:t>, local answer (single call or Pythia loop). The published figure is the better of the two.</w:t>
+        <w:t>: local extractor, local embeddings, local rewrite and rerank, local answer (single call or Pythia loop). The published figure is the better of the two.</w:t>
       </w:r>
     </w:p>
     <w:p>
@@ -19181,23 +17256,7 @@
           <w:color w:val="000000" w:themeColor="text1"/>
         </w:rPr>
         <w:lastRenderedPageBreak/>
-        <w:t>questions it declined (an answerable question with an abstention), the frontier row's answer and verdict are taken instead. No question is re-</w:t>
-      </w:r>
-      <w:proofErr w:type="gramStart"/>
-      <w:r>
-        <w:rPr>
-          <w:rFonts w:ascii="Mignon" w:hAnsi="Mignon"/>
-          <w:color w:val="000000" w:themeColor="text1"/>
-        </w:rPr>
-        <w:t>asked</w:t>
-      </w:r>
-      <w:proofErr w:type="gramEnd"/>
-      <w:r>
-        <w:rPr>
-          <w:rFonts w:ascii="Mignon" w:hAnsi="Mignon"/>
-          <w:color w:val="000000" w:themeColor="text1"/>
-        </w:rPr>
-        <w:t xml:space="preserve"> and no selection uses the score. The number of questions escalated is printed beside every escalation figure.</w:t>
+        <w:t>questions it declined (an answerable question with an abstention), the frontier row's answer and verdict are taken instead. No question is re-asked and no selection uses the score. The number of questions escalated is printed beside every escalation figure.</w:t>
       </w:r>
     </w:p>
     <w:p>
@@ -19292,39 +17351,7 @@
           <w:rFonts w:ascii="Mignon" w:hAnsi="Mignon"/>
           <w:color w:val="000000" w:themeColor="text1"/>
         </w:rPr>
-        <w:t xml:space="preserve"> The refusal posture of the agentic contract is a labeled configuration with two measured endpoints: v0.5 (</w:t>
-      </w:r>
-      <w:proofErr w:type="spellStart"/>
-      <w:r>
-        <w:rPr>
-          <w:rFonts w:ascii="Mignon" w:hAnsi="Mignon"/>
-          <w:color w:val="000000" w:themeColor="text1"/>
-        </w:rPr>
-        <w:t>LongMemEval</w:t>
-      </w:r>
-      <w:proofErr w:type="spellEnd"/>
-      <w:r>
-        <w:rPr>
-          <w:rFonts w:ascii="Mignon" w:hAnsi="Mignon"/>
-          <w:color w:val="000000" w:themeColor="text1"/>
-        </w:rPr>
-        <w:t xml:space="preserve"> 90.5, BEAM abstention 50.0) and v0.6 (</w:t>
-      </w:r>
-      <w:proofErr w:type="spellStart"/>
-      <w:r>
-        <w:rPr>
-          <w:rFonts w:ascii="Mignon" w:hAnsi="Mignon"/>
-          <w:color w:val="000000" w:themeColor="text1"/>
-        </w:rPr>
-        <w:t>LongMemEval</w:t>
-      </w:r>
-      <w:proofErr w:type="spellEnd"/>
-      <w:r>
-        <w:rPr>
-          <w:rFonts w:ascii="Mignon" w:hAnsi="Mignon"/>
-          <w:color w:val="000000" w:themeColor="text1"/>
-        </w:rPr>
-        <w:t xml:space="preserve"> 89.4, BEAM abstention 64.3). The paper headlines v0.6 for BEAM. One contract cannot maximize both; three contract variants scored 56.4 / 57.4 / 57.1 overall on BEAM, which is the measured statement that contract knobs redistribute points between refusal posture and coverage rather than create them. Two further contracts exist in the harness and are labeled in every report that used them:</w:t>
+        <w:t xml:space="preserve"> The refusal posture of the agentic contract is a labeled configuration with two measured endpoints: v0.5 (LongMemEval 90.5, BEAM abstention 50.0) and v0.6 (LongMemEval 89.4, BEAM abstention 64.3). The paper headlines v0.6 for BEAM. One contract cannot maximize both; three contract variants scored 56.4 / 57.4 / 57.1 overall on BEAM, which is the measured statement that contract knobs redistribute points between refusal posture and coverage rather than create them. Two further contracts exist in the harness and are labeled in every report that used them:</w:t>
       </w:r>
     </w:p>
     <w:p>
@@ -19340,7 +17367,6 @@
           <w:color w:val="000000" w:themeColor="text1"/>
         </w:rPr>
       </w:pPr>
-      <w:proofErr w:type="spellStart"/>
       <w:r>
         <w:rPr>
           <w:rStyle w:val="VerbatimChar"/>
@@ -19349,7 +17375,6 @@
         </w:rPr>
         <w:t>never_refuse_probe</w:t>
       </w:r>
-      <w:proofErr w:type="spellEnd"/>
       <w:r>
         <w:rPr>
           <w:rFonts w:ascii="Mignon" w:hAnsi="Mignon"/>
@@ -19357,7 +17382,6 @@
         </w:rPr>
         <w:t xml:space="preserve"> — assembly_v2 with the refusal deleted and inverted (the model must always answer). A measurement probe, never a deployment configuration; the report carries </w:t>
       </w:r>
-      <w:proofErr w:type="spellStart"/>
       <w:r>
         <w:rPr>
           <w:rStyle w:val="VerbatimChar"/>
@@ -19366,29 +17390,12 @@
         </w:rPr>
         <w:t>is_probe</w:t>
       </w:r>
-      <w:proofErr w:type="spellEnd"/>
-      <w:r>
-        <w:rPr>
-          <w:rFonts w:ascii="Mignon" w:hAnsi="Mignon"/>
-          <w:color w:val="000000" w:themeColor="text1"/>
-        </w:rPr>
-        <w:t xml:space="preserve">. Used once, on the </w:t>
-      </w:r>
-      <w:proofErr w:type="spellStart"/>
-      <w:r>
-        <w:rPr>
-          <w:rFonts w:ascii="Mignon" w:hAnsi="Mignon"/>
-          <w:color w:val="000000" w:themeColor="text1"/>
-        </w:rPr>
-        <w:t>LongMemEval</w:t>
-      </w:r>
-      <w:proofErr w:type="spellEnd"/>
-      <w:r>
-        <w:rPr>
-          <w:rFonts w:ascii="Mignon" w:hAnsi="Mignon"/>
-          <w:color w:val="000000" w:themeColor="text1"/>
-        </w:rPr>
-        <w:t xml:space="preserve"> frontier single call over the local brains, to measure the never-refuse protocol on our own substrate (A.11).</w:t>
+      <w:r>
+        <w:rPr>
+          <w:rFonts w:ascii="Mignon" w:hAnsi="Mignon"/>
+          <w:color w:val="000000" w:themeColor="text1"/>
+        </w:rPr>
+        <w:t>. Used once, on the LongMemEval frontier single call over the local brains, to measure the never-refuse protocol on our own substrate (A.11).</w:t>
       </w:r>
     </w:p>
     <w:p>
@@ -19417,39 +17424,7 @@
           <w:rFonts w:ascii="Mignon" w:hAnsi="Mignon"/>
           <w:color w:val="000000" w:themeColor="text1"/>
         </w:rPr>
-        <w:t xml:space="preserve"> — assembly_v2 plus four instructions written against the local model's observed mistakes on </w:t>
-      </w:r>
-      <w:proofErr w:type="spellStart"/>
-      <w:r>
-        <w:rPr>
-          <w:rFonts w:ascii="Mignon" w:hAnsi="Mignon"/>
-          <w:color w:val="000000" w:themeColor="text1"/>
-        </w:rPr>
-        <w:t>LoCoMo</w:t>
-      </w:r>
-      <w:proofErr w:type="spellEnd"/>
-      <w:r>
-        <w:rPr>
-          <w:rFonts w:ascii="Mignon" w:hAnsi="Mignon"/>
-          <w:color w:val="000000" w:themeColor="text1"/>
-        </w:rPr>
-        <w:t xml:space="preserve"> (read every excerpt before refusing, list every item, resolve relative dates, treat different dates as different events). Measured paired on 435 </w:t>
-      </w:r>
-      <w:proofErr w:type="spellStart"/>
-      <w:r>
-        <w:rPr>
-          <w:rFonts w:ascii="Mignon" w:hAnsi="Mignon"/>
-          <w:color w:val="000000" w:themeColor="text1"/>
-        </w:rPr>
-        <w:t>LoCoMo</w:t>
-      </w:r>
-      <w:proofErr w:type="spellEnd"/>
-      <w:r>
-        <w:rPr>
-          <w:rFonts w:ascii="Mignon" w:hAnsi="Mignon"/>
-          <w:color w:val="000000" w:themeColor="text1"/>
-        </w:rPr>
-        <w:t xml:space="preserve"> questions: 73.0 → 72.2 on the single call, 79.6 → 77.6 on the loop, with the refusal count unchanged. Retired; no published row uses it.</w:t>
+        <w:t xml:space="preserve"> — assembly_v2 plus four instructions written against the local model's observed mistakes on LoCoMo (read every excerpt before refusing, list every item, resolve relative dates, treat different dates as different events). Measured paired on 435 LoCoMo questions: 73.0 → 72.2 on the single call, 79.6 → 77.6 on the loop, with the refusal count unchanged. Retired; no published row uses it.</w:t>
       </w:r>
     </w:p>
     <w:p>
@@ -19501,23 +17476,7 @@
           <w:rFonts w:ascii="Mignon" w:hAnsi="Mignon"/>
           <w:color w:val="000000" w:themeColor="text1"/>
         </w:rPr>
-        <w:t xml:space="preserve">Two full-700 BEAM runs of byte-identical code differ by ±2–5 points per category (n=70 per category) and about 1 point overall. </w:t>
-      </w:r>
-      <w:proofErr w:type="spellStart"/>
-      <w:r>
-        <w:rPr>
-          <w:rFonts w:ascii="Mignon" w:hAnsi="Mignon"/>
-          <w:color w:val="000000" w:themeColor="text1"/>
-        </w:rPr>
-        <w:t>LongMemEval</w:t>
-      </w:r>
-      <w:proofErr w:type="spellEnd"/>
-      <w:r>
-        <w:rPr>
-          <w:rFonts w:ascii="Mignon" w:hAnsi="Mignon"/>
-          <w:color w:val="000000" w:themeColor="text1"/>
-        </w:rPr>
-        <w:t xml:space="preserve"> categories are n=30–150 and behave similarly; BEAM 100K abilities are n=40 and are wider still. Consequences, applied throughout:</w:t>
+        <w:t>Two full-700 BEAM runs of byte-identical code differ by ±2–5 points per category (n=70 per category) and about 1 point overall. LongMemEval categories are n=30–150 and behave similarly; BEAM 100K abilities are n=40 and are wider still. Consequences, applied throughout:</w:t>
       </w:r>
     </w:p>
     <w:p>
@@ -19596,23 +17555,7 @@
           <w:rFonts w:ascii="Mignon" w:hAnsi="Mignon"/>
           <w:color w:val="000000" w:themeColor="text1"/>
         </w:rPr>
-        <w:t xml:space="preserve">Numbers are published as bands over repeated full runs where repeats exist: </w:t>
-      </w:r>
-      <w:proofErr w:type="spellStart"/>
-      <w:r>
-        <w:rPr>
-          <w:rFonts w:ascii="Mignon" w:hAnsi="Mignon"/>
-          <w:color w:val="000000" w:themeColor="text1"/>
-        </w:rPr>
-        <w:t>LongMemEval</w:t>
-      </w:r>
-      <w:proofErr w:type="spellEnd"/>
-      <w:r>
-        <w:rPr>
-          <w:rFonts w:ascii="Mignon" w:hAnsi="Mignon"/>
-          <w:color w:val="000000" w:themeColor="text1"/>
-        </w:rPr>
-        <w:t xml:space="preserve"> core 89.2 (band 88.4–89.6), agentic 90.5 (band 90.4–90.6, four full runs), BEAM core 60.2 (band 59.0–60.6). The September rows are single full runs, and the paper reads them at the noise floor above: the extractor-seat comparison (one to two points on 1,335 questions) is called a hold, not a win.</w:t>
+        <w:t>Numbers are published as bands over repeated full runs where repeats exist: LongMemEval core 89.2 (band 88.4–89.6), agentic 90.5 (band 90.4–90.6, four full runs), BEAM core 60.2 (band 59.0–60.6). The September rows are single full runs, and the paper reads them at the noise floor above: the extractor-seat comparison (one to two points on 1,335 questions) is called a hold, not a win.</w:t>
       </w:r>
     </w:p>
     <w:p>
@@ -19655,23 +17598,7 @@
           <w:rFonts w:ascii="Mignon" w:hAnsi="Mignon"/>
           <w:color w:val="000000" w:themeColor="text1"/>
         </w:rPr>
-        <w:t>Two-shard pilots (n=18 per category) were retired after mis-</w:t>
-      </w:r>
-      <w:proofErr w:type="spellStart"/>
-      <w:r>
-        <w:rPr>
-          <w:rFonts w:ascii="Mignon" w:hAnsi="Mignon"/>
-          <w:color w:val="000000" w:themeColor="text1"/>
-        </w:rPr>
-        <w:t>signalling</w:t>
-      </w:r>
-      <w:proofErr w:type="spellEnd"/>
-      <w:r>
-        <w:rPr>
-          <w:rFonts w:ascii="Mignon" w:hAnsi="Mignon"/>
-          <w:color w:val="000000" w:themeColor="text1"/>
-        </w:rPr>
-        <w:t xml:space="preserve"> twice; the September v3 probe on error-only question sets (8 of 43 and 16 of 59 flipped) is the same lesson: a probe on errors cannot see losses, and the full paired rows reversed it.</w:t>
+        <w:t>Two-shard pilots (n=18 per category) were retired after mis-signalling twice; the September v3 probe on error-only question sets (8 of 43 and 16 of 59 flipped) is the same lesson: a probe on errors cannot see losses, and the full paired rows reversed it.</w:t>
       </w:r>
     </w:p>
     <w:p>
@@ -19858,27 +17785,7 @@
                 <w:sz w:val="22"/>
                 <w:szCs w:val="22"/>
               </w:rPr>
-              <w:t xml:space="preserve">Observation excerpts were truncated at 500 characters, deleting most assistant content. Fixed to 2,000. </w:t>
-            </w:r>
-            <w:proofErr w:type="spellStart"/>
-            <w:r>
-              <w:rPr>
-                <w:rFonts w:ascii="Mignon" w:hAnsi="Mignon"/>
-                <w:color w:val="000000" w:themeColor="text1"/>
-                <w:sz w:val="22"/>
-                <w:szCs w:val="22"/>
-              </w:rPr>
-              <w:t>LongMemEval</w:t>
-            </w:r>
-            <w:proofErr w:type="spellEnd"/>
-            <w:r>
-              <w:rPr>
-                <w:rFonts w:ascii="Mignon" w:hAnsi="Mignon"/>
-                <w:color w:val="000000" w:themeColor="text1"/>
-                <w:sz w:val="22"/>
-                <w:szCs w:val="22"/>
-              </w:rPr>
-              <w:t xml:space="preserve"> answering 83.4 → 89; BEAM 27 → 41 strict.</w:t>
+              <w:t>Observation excerpts were truncated at 500 characters, deleting most assistant content. Fixed to 2,000. LongMemEval answering 83.4 → 89; BEAM 27 → 41 strict.</w:t>
             </w:r>
           </w:p>
         </w:tc>
@@ -19935,27 +17842,7 @@
                 <w:sz w:val="22"/>
                 <w:szCs w:val="22"/>
               </w:rPr>
-              <w:t xml:space="preserve">Retrieval had been scored by text overlap against the excerpt; now scored by document identity. </w:t>
-            </w:r>
-            <w:proofErr w:type="spellStart"/>
-            <w:r>
-              <w:rPr>
-                <w:rFonts w:ascii="Mignon" w:hAnsi="Mignon"/>
-                <w:color w:val="000000" w:themeColor="text1"/>
-                <w:sz w:val="22"/>
-                <w:szCs w:val="22"/>
-              </w:rPr>
-              <w:t>LongMemEval</w:t>
-            </w:r>
-            <w:proofErr w:type="spellEnd"/>
-            <w:r>
-              <w:rPr>
-                <w:rFonts w:ascii="Mignon" w:hAnsi="Mignon"/>
-                <w:color w:val="000000" w:themeColor="text1"/>
-                <w:sz w:val="22"/>
-                <w:szCs w:val="22"/>
-              </w:rPr>
-              <w:t xml:space="preserve"> retrieval up; BEAM down 9 points as false hits were removed. All earlier retrieval figures withdrawn.</w:t>
+              <w:t>Retrieval had been scored by text overlap against the excerpt; now scored by document identity. LongMemEval retrieval up; BEAM down 9 points as false hits were removed. All earlier retrieval figures withdrawn.</w:t>
             </w:r>
           </w:p>
         </w:tc>
@@ -20071,7 +17958,6 @@
               </w:rPr>
               <w:t xml:space="preserve">BEAM </w:t>
             </w:r>
-            <w:proofErr w:type="spellStart"/>
             <w:r>
               <w:rPr>
                 <w:rStyle w:val="VerbatimChar"/>
@@ -20081,7 +17967,6 @@
               </w:rPr>
               <w:t>event_ordering</w:t>
             </w:r>
-            <w:proofErr w:type="spellEnd"/>
             <w:r>
               <w:rPr>
                 <w:rFonts w:ascii="Mignon" w:hAnsi="Mignon"/>
@@ -20203,27 +18088,7 @@
                 <w:sz w:val="22"/>
                 <w:szCs w:val="22"/>
               </w:rPr>
-              <w:t xml:space="preserve">Extractor swap (gemini-3.7-flash for gpt-4.1-mini) measured as a null: </w:t>
-            </w:r>
-            <w:proofErr w:type="spellStart"/>
-            <w:r>
-              <w:rPr>
-                <w:rFonts w:ascii="Mignon" w:hAnsi="Mignon"/>
-                <w:color w:val="000000" w:themeColor="text1"/>
-                <w:sz w:val="22"/>
-                <w:szCs w:val="22"/>
-              </w:rPr>
-              <w:t>LongMemEval</w:t>
-            </w:r>
-            <w:proofErr w:type="spellEnd"/>
-            <w:r>
-              <w:rPr>
-                <w:rFonts w:ascii="Mignon" w:hAnsi="Mignon"/>
-                <w:color w:val="000000" w:themeColor="text1"/>
-                <w:sz w:val="22"/>
-                <w:szCs w:val="22"/>
-              </w:rPr>
-              <w:t xml:space="preserve"> core 87.4 vs 89.2, agentic 89.2 vs 90.5 (paired 15/16, a tie). Two intermediate runs retracted before that result: one with 118 unprojected brains (69.8), one with six brains emptied by a colliding test campaign (85.8 / 88.8). Banked figures unchanged.</w:t>
+              <w:t>Extractor swap (gemini-3.7-flash for gpt-4.1-mini) measured as a null: LongMemEval core 87.4 vs 89.2, agentic 89.2 vs 90.5 (paired 15/16, a tie). Two intermediate runs retracted before that result: one with 118 unprojected brains (69.8), one with six brains emptied by a colliding test campaign (85.8 / 88.8). Banked figures unchanged.</w:t>
             </w:r>
           </w:p>
         </w:tc>
@@ -20298,47 +18163,7 @@
                 <w:sz w:val="22"/>
                 <w:szCs w:val="22"/>
               </w:rPr>
-              <w:t xml:space="preserve">The </w:t>
-            </w:r>
-            <w:proofErr w:type="spellStart"/>
-            <w:r>
-              <w:rPr>
-                <w:rFonts w:ascii="Mignon" w:hAnsi="Mignon"/>
-                <w:color w:val="000000" w:themeColor="text1"/>
-                <w:sz w:val="22"/>
-                <w:szCs w:val="22"/>
-              </w:rPr>
-              <w:t>LongMemEval</w:t>
-            </w:r>
-            <w:proofErr w:type="spellEnd"/>
-            <w:r>
-              <w:rPr>
-                <w:rFonts w:ascii="Mignon" w:hAnsi="Mignon"/>
-                <w:color w:val="000000" w:themeColor="text1"/>
-                <w:sz w:val="22"/>
-                <w:szCs w:val="22"/>
-              </w:rPr>
-              <w:t xml:space="preserve"> local rows' reports lacked per-question retrieval, so their retrieval table had to come from separate standalone runs on the same brains rather than from the answering run itself. Rule adopted: a report field the paper needs is a launch blocker; one run must yield every table. The harness gained retrieval and observations per question the next day, and </w:t>
-            </w:r>
-            <w:proofErr w:type="spellStart"/>
-            <w:r>
-              <w:rPr>
-                <w:rFonts w:ascii="Mignon" w:hAnsi="Mignon"/>
-                <w:color w:val="000000" w:themeColor="text1"/>
-                <w:sz w:val="22"/>
-                <w:szCs w:val="22"/>
-              </w:rPr>
-              <w:t>LoCoMo</w:t>
-            </w:r>
-            <w:proofErr w:type="spellEnd"/>
-            <w:r>
-              <w:rPr>
-                <w:rFonts w:ascii="Mignon" w:hAnsi="Mignon"/>
-                <w:color w:val="000000" w:themeColor="text1"/>
-                <w:sz w:val="22"/>
-                <w:szCs w:val="22"/>
-              </w:rPr>
-              <w:t xml:space="preserve"> and BEAM 100K were run under it.</w:t>
+              <w:t>The LongMemEval local rows' reports lacked per-question retrieval, so their retrieval table had to come from separate standalone runs on the same brains rather than from the answering run itself. Rule adopted: a report field the paper needs is a launch blocker; one run must yield every table. The harness gained retrieval and observations per question the next day, and LoCoMo and BEAM 100K were run under it.</w:t>
             </w:r>
           </w:p>
         </w:tc>
@@ -20395,67 +18220,7 @@
                 <w:sz w:val="22"/>
                 <w:szCs w:val="22"/>
               </w:rPr>
-              <w:t xml:space="preserve">A local cross-encoder </w:t>
-            </w:r>
-            <w:proofErr w:type="spellStart"/>
-            <w:r>
-              <w:rPr>
-                <w:rFonts w:ascii="Mignon" w:hAnsi="Mignon"/>
-                <w:color w:val="000000" w:themeColor="text1"/>
-                <w:sz w:val="22"/>
-                <w:szCs w:val="22"/>
-              </w:rPr>
-              <w:t>reranker</w:t>
-            </w:r>
-            <w:proofErr w:type="spellEnd"/>
-            <w:r>
-              <w:rPr>
-                <w:rFonts w:ascii="Mignon" w:hAnsi="Mignon"/>
-                <w:color w:val="000000" w:themeColor="text1"/>
-                <w:sz w:val="22"/>
-                <w:szCs w:val="22"/>
-              </w:rPr>
-              <w:t xml:space="preserve"> (BGE </w:t>
-            </w:r>
-            <w:proofErr w:type="spellStart"/>
-            <w:r>
-              <w:rPr>
-                <w:rFonts w:ascii="Mignon" w:hAnsi="Mignon"/>
-                <w:color w:val="000000" w:themeColor="text1"/>
-                <w:sz w:val="22"/>
-                <w:szCs w:val="22"/>
-              </w:rPr>
-              <w:t>reranker</w:t>
-            </w:r>
-            <w:proofErr w:type="spellEnd"/>
-            <w:r>
-              <w:rPr>
-                <w:rFonts w:ascii="Mignon" w:hAnsi="Mignon"/>
-                <w:color w:val="000000" w:themeColor="text1"/>
-                <w:sz w:val="22"/>
-                <w:szCs w:val="22"/>
-              </w:rPr>
-              <w:t xml:space="preserve"> v2 m3) was predicted to close the local retrieval gap on </w:t>
-            </w:r>
-            <w:proofErr w:type="spellStart"/>
-            <w:r>
-              <w:rPr>
-                <w:rFonts w:ascii="Mignon" w:hAnsi="Mignon"/>
-                <w:color w:val="000000" w:themeColor="text1"/>
-                <w:sz w:val="22"/>
-                <w:szCs w:val="22"/>
-              </w:rPr>
-              <w:t>LoCoMo</w:t>
-            </w:r>
-            <w:proofErr w:type="spellEnd"/>
-            <w:r>
-              <w:rPr>
-                <w:rFonts w:ascii="Mignon" w:hAnsi="Mignon"/>
-                <w:color w:val="000000" w:themeColor="text1"/>
-                <w:sz w:val="22"/>
-                <w:szCs w:val="22"/>
-              </w:rPr>
-              <w:t xml:space="preserve"> and measured at Hit@5 52.5 against 80.6 for the local language model on the same pool. Reported as a negative result; no </w:t>
+              <w:t xml:space="preserve">A local cross-encoder reranker (BGE reranker v2 m3) was predicted to close the local retrieval gap on LoCoMo and measured at Hit@5 52.5 against 80.6 for the local language model on the same pool. Reported as a negative result; no </w:t>
             </w:r>
             <w:r>
               <w:rPr>
@@ -20573,45 +18338,14 @@
                 <w:szCs w:val="22"/>
               </w:rPr>
             </w:pPr>
-            <w:proofErr w:type="gramStart"/>
-            <w:r>
-              <w:rPr>
-                <w:rFonts w:ascii="Mignon" w:hAnsi="Mignon"/>
-                <w:color w:val="000000" w:themeColor="text1"/>
-                <w:sz w:val="22"/>
-                <w:szCs w:val="22"/>
-              </w:rPr>
-              <w:t>Part</w:t>
-            </w:r>
-            <w:proofErr w:type="gramEnd"/>
-            <w:r>
-              <w:rPr>
-                <w:rFonts w:ascii="Mignon" w:hAnsi="Mignon"/>
-                <w:color w:val="000000" w:themeColor="text1"/>
-                <w:sz w:val="22"/>
-                <w:szCs w:val="22"/>
-              </w:rPr>
-              <w:t xml:space="preserve"> I draft 5 had stated the fully local loop with escalation on refusals at 91.4 on </w:t>
-            </w:r>
-            <w:proofErr w:type="spellStart"/>
-            <w:r>
-              <w:rPr>
-                <w:rFonts w:ascii="Mignon" w:hAnsi="Mignon"/>
-                <w:color w:val="000000" w:themeColor="text1"/>
-                <w:sz w:val="22"/>
-                <w:szCs w:val="22"/>
-              </w:rPr>
-              <w:t>LongMemEval</w:t>
-            </w:r>
-            <w:proofErr w:type="spellEnd"/>
-            <w:r>
-              <w:rPr>
-                <w:rFonts w:ascii="Mignon" w:hAnsi="Mignon"/>
-                <w:color w:val="000000" w:themeColor="text1"/>
-                <w:sz w:val="22"/>
-                <w:szCs w:val="22"/>
-              </w:rPr>
-              <w:t>; the stored join reads 88.6 (27 escalated). 91.4 is the local-retrieval, rented-answer row with escalation (21 escalated). Corrected in the draft and in the placement figure (then Figure 8, now Figure 2) before review.</w:t>
+            <w:r>
+              <w:rPr>
+                <w:rFonts w:ascii="Mignon" w:hAnsi="Mignon"/>
+                <w:color w:val="000000" w:themeColor="text1"/>
+                <w:sz w:val="22"/>
+                <w:szCs w:val="22"/>
+              </w:rPr>
+              <w:t>Part I draft 5 had stated the fully local loop with escalation on refusals at 91.4 on LongMemEval; the stored join reads 88.6 (27 escalated). 91.4 is the local-retrieval, rented-answer row with escalation (21 escalated). Corrected in the draft and in the placement figure (then Figure 8, now Figure 2) before review.</w:t>
             </w:r>
           </w:p>
         </w:tc>
@@ -20742,23 +18476,7 @@
           <w:rFonts w:ascii="Mignon" w:hAnsi="Mignon"/>
           <w:color w:val="000000" w:themeColor="text1"/>
         </w:rPr>
-        <w:t xml:space="preserve">Commands as run, with placeholders for machine-local paths. Model pins are those in A.4; endpoints are the providers' OpenAI-compatible endpoints, or the local </w:t>
-      </w:r>
-      <w:proofErr w:type="spellStart"/>
-      <w:r>
-        <w:rPr>
-          <w:rFonts w:ascii="Mignon" w:hAnsi="Mignon"/>
-          <w:color w:val="000000" w:themeColor="text1"/>
-        </w:rPr>
-        <w:t>vLLM</w:t>
-      </w:r>
-      <w:proofErr w:type="spellEnd"/>
-      <w:r>
-        <w:rPr>
-          <w:rFonts w:ascii="Mignon" w:hAnsi="Mignon"/>
-          <w:color w:val="000000" w:themeColor="text1"/>
-        </w:rPr>
-        <w:t xml:space="preserve"> server for the local placement.</w:t>
+        <w:t>Commands as run, with placeholders for machine-local paths. Model pins are those in A.4; endpoints are the providers' OpenAI-compatible endpoints, or the local vLLM server for the local placement.</w:t>
       </w:r>
     </w:p>
     <w:p>
@@ -20789,9 +18507,17 @@
           <w:sz w:val="20"/>
           <w:szCs w:val="21"/>
         </w:rPr>
-        <w:t># ingest: one brain per conversation, 6 shards (</w:t>
-      </w:r>
-      <w:proofErr w:type="spellStart"/>
+        <w:t># ingest: one brain per conversation, 6 shards (i/6), production intake door + pipeline</w:t>
+      </w:r>
+      <w:r>
+        <w:rPr>
+          <w:rFonts w:ascii="BerkeleyMono Nerd Font" w:hAnsi="BerkeleyMono Nerd Font"/>
+          <w:color w:val="000000" w:themeColor="text1"/>
+          <w:sz w:val="21"/>
+          <w:szCs w:val="21"/>
+        </w:rPr>
+        <w:br/>
+      </w:r>
       <w:r>
         <w:rPr>
           <w:rStyle w:val="VerbatimChar"/>
@@ -20800,9 +18526,17 @@
           <w:sz w:val="20"/>
           <w:szCs w:val="21"/>
         </w:rPr>
-        <w:t>i</w:t>
-      </w:r>
-      <w:proofErr w:type="spellEnd"/>
+        <w:t>varys bench ingest longmemeval --file longmemeval_s.json --dir $DATA --work-dir $WORK/lme \</w:t>
+      </w:r>
+      <w:r>
+        <w:rPr>
+          <w:rFonts w:ascii="BerkeleyMono Nerd Font" w:hAnsi="BerkeleyMono Nerd Font"/>
+          <w:color w:val="000000" w:themeColor="text1"/>
+          <w:sz w:val="21"/>
+          <w:szCs w:val="21"/>
+        </w:rPr>
+        <w:br/>
+      </w:r>
       <w:r>
         <w:rPr>
           <w:rStyle w:val="VerbatimChar"/>
@@ -20811,7 +18545,7 @@
           <w:sz w:val="20"/>
           <w:szCs w:val="21"/>
         </w:rPr>
-        <w:t>/6), production intake door + pipeline</w:t>
+        <w:t xml:space="preserve">  --shard $i/6 --door-url http://127.0.0.1:$PORT --signing-key $KEYS/bench-intake.key \</w:t>
       </w:r>
       <w:r>
         <w:rPr>
@@ -20822,7 +18556,6 @@
         </w:rPr>
         <w:br/>
       </w:r>
-      <w:proofErr w:type="spellStart"/>
       <w:r>
         <w:rPr>
           <w:rStyle w:val="VerbatimChar"/>
@@ -20831,9 +18564,17 @@
           <w:sz w:val="20"/>
           <w:szCs w:val="21"/>
         </w:rPr>
-        <w:t>varys</w:t>
-      </w:r>
-      <w:proofErr w:type="spellEnd"/>
+        <w:t xml:space="preserve">  --tenant $TENANT --provision-cmd "$HOOKS/provision.sh {brain_id}" \</w:t>
+      </w:r>
+      <w:r>
+        <w:rPr>
+          <w:rFonts w:ascii="BerkeleyMono Nerd Font" w:hAnsi="BerkeleyMono Nerd Font"/>
+          <w:color w:val="000000" w:themeColor="text1"/>
+          <w:sz w:val="21"/>
+          <w:szCs w:val="21"/>
+        </w:rPr>
+        <w:br/>
+      </w:r>
       <w:r>
         <w:rPr>
           <w:rStyle w:val="VerbatimChar"/>
@@ -20842,9 +18583,17 @@
           <w:sz w:val="20"/>
           <w:szCs w:val="21"/>
         </w:rPr>
-        <w:t xml:space="preserve"> bench ingest </w:t>
-      </w:r>
-      <w:proofErr w:type="spellStart"/>
+        <w:t xml:space="preserve">  --register-cmd "$HOOKS/register.sh {brain_id} {identity_id} {public_key}" \</w:t>
+      </w:r>
+      <w:r>
+        <w:rPr>
+          <w:rFonts w:ascii="BerkeleyMono Nerd Font" w:hAnsi="BerkeleyMono Nerd Font"/>
+          <w:color w:val="000000" w:themeColor="text1"/>
+          <w:sz w:val="21"/>
+          <w:szCs w:val="21"/>
+        </w:rPr>
+        <w:br/>
+      </w:r>
       <w:r>
         <w:rPr>
           <w:rStyle w:val="VerbatimChar"/>
@@ -20853,9 +18602,17 @@
           <w:sz w:val="20"/>
           <w:szCs w:val="21"/>
         </w:rPr>
-        <w:t>longmemeval</w:t>
-      </w:r>
-      <w:proofErr w:type="spellEnd"/>
+        <w:t xml:space="preserve">  --extractor model --extractor-model gpt-4.1-mini --extractor-max-output-tokens 1500 \</w:t>
+      </w:r>
+      <w:r>
+        <w:rPr>
+          <w:rFonts w:ascii="BerkeleyMono Nerd Font" w:hAnsi="BerkeleyMono Nerd Font"/>
+          <w:color w:val="000000" w:themeColor="text1"/>
+          <w:sz w:val="21"/>
+          <w:szCs w:val="21"/>
+        </w:rPr>
+        <w:br/>
+      </w:r>
       <w:r>
         <w:rPr>
           <w:rStyle w:val="VerbatimChar"/>
@@ -20864,9 +18621,26 @@
           <w:sz w:val="20"/>
           <w:szCs w:val="21"/>
         </w:rPr>
-        <w:t xml:space="preserve"> --file </w:t>
-      </w:r>
-      <w:proofErr w:type="spellStart"/>
+        <w:t xml:space="preserve">  --confidence-floor 0.3 --extractor-profile episodic</w:t>
+      </w:r>
+      <w:r>
+        <w:rPr>
+          <w:rFonts w:ascii="BerkeleyMono Nerd Font" w:hAnsi="BerkeleyMono Nerd Font"/>
+          <w:color w:val="000000" w:themeColor="text1"/>
+          <w:sz w:val="21"/>
+          <w:szCs w:val="21"/>
+        </w:rPr>
+        <w:br/>
+      </w:r>
+      <w:r>
+        <w:rPr>
+          <w:rFonts w:ascii="BerkeleyMono Nerd Font" w:hAnsi="BerkeleyMono Nerd Font"/>
+          <w:color w:val="000000" w:themeColor="text1"/>
+          <w:sz w:val="21"/>
+          <w:szCs w:val="21"/>
+        </w:rPr>
+        <w:br/>
+      </w:r>
       <w:r>
         <w:rPr>
           <w:rStyle w:val="VerbatimChar"/>
@@ -20875,9 +18649,17 @@
           <w:sz w:val="20"/>
           <w:szCs w:val="21"/>
         </w:rPr>
-        <w:t>longmemeval_s.json</w:t>
-      </w:r>
-      <w:proofErr w:type="spellEnd"/>
+        <w:t># local placement: the same ingest against the vLLM server, N extractions in flight</w:t>
+      </w:r>
+      <w:r>
+        <w:rPr>
+          <w:rFonts w:ascii="BerkeleyMono Nerd Font" w:hAnsi="BerkeleyMono Nerd Font"/>
+          <w:color w:val="000000" w:themeColor="text1"/>
+          <w:sz w:val="21"/>
+          <w:szCs w:val="21"/>
+        </w:rPr>
+        <w:br/>
+      </w:r>
       <w:r>
         <w:rPr>
           <w:rStyle w:val="VerbatimChar"/>
@@ -20886,9 +18668,17 @@
           <w:sz w:val="20"/>
           <w:szCs w:val="21"/>
         </w:rPr>
-        <w:t xml:space="preserve"> --</w:t>
-      </w:r>
-      <w:proofErr w:type="spellStart"/>
+        <w:t>VARYS_BRAIN_NAMESPACE=sov VARYS_EXTRACT_CONCURRENCY=16 \</w:t>
+      </w:r>
+      <w:r>
+        <w:rPr>
+          <w:rFonts w:ascii="BerkeleyMono Nerd Font" w:hAnsi="BerkeleyMono Nerd Font"/>
+          <w:color w:val="000000" w:themeColor="text1"/>
+          <w:sz w:val="21"/>
+          <w:szCs w:val="21"/>
+        </w:rPr>
+        <w:br/>
+      </w:r>
       <w:r>
         <w:rPr>
           <w:rStyle w:val="VerbatimChar"/>
@@ -20897,9 +18687,17 @@
           <w:sz w:val="20"/>
           <w:szCs w:val="21"/>
         </w:rPr>
-        <w:t>dir</w:t>
-      </w:r>
-      <w:proofErr w:type="spellEnd"/>
+        <w:t>varys bench ingest longmemeval ... --extractor-endpoint http://127.0.0.1:8000/v1 \</w:t>
+      </w:r>
+      <w:r>
+        <w:rPr>
+          <w:rFonts w:ascii="BerkeleyMono Nerd Font" w:hAnsi="BerkeleyMono Nerd Font"/>
+          <w:color w:val="000000" w:themeColor="text1"/>
+          <w:sz w:val="21"/>
+          <w:szCs w:val="21"/>
+        </w:rPr>
+        <w:br/>
+      </w:r>
       <w:r>
         <w:rPr>
           <w:rStyle w:val="VerbatimChar"/>
@@ -20908,9 +18706,26 @@
           <w:sz w:val="20"/>
           <w:szCs w:val="21"/>
         </w:rPr>
-        <w:t xml:space="preserve"> $DATA --work-</w:t>
-      </w:r>
-      <w:proofErr w:type="spellStart"/>
+        <w:t xml:space="preserve">  --extractor-model gemma-4-31b-it --extractor-api-key-env GEMMA_API_KEY</w:t>
+      </w:r>
+      <w:r>
+        <w:rPr>
+          <w:rFonts w:ascii="BerkeleyMono Nerd Font" w:hAnsi="BerkeleyMono Nerd Font"/>
+          <w:color w:val="000000" w:themeColor="text1"/>
+          <w:sz w:val="21"/>
+          <w:szCs w:val="21"/>
+        </w:rPr>
+        <w:br/>
+      </w:r>
+      <w:r>
+        <w:rPr>
+          <w:rFonts w:ascii="BerkeleyMono Nerd Font" w:hAnsi="BerkeleyMono Nerd Font"/>
+          <w:color w:val="000000" w:themeColor="text1"/>
+          <w:sz w:val="21"/>
+          <w:szCs w:val="21"/>
+        </w:rPr>
+        <w:br/>
+      </w:r>
       <w:r>
         <w:rPr>
           <w:rStyle w:val="VerbatimChar"/>
@@ -20919,9 +18734,17 @@
           <w:sz w:val="20"/>
           <w:szCs w:val="21"/>
         </w:rPr>
-        <w:t>dir</w:t>
-      </w:r>
-      <w:proofErr w:type="spellEnd"/>
+        <w:t># project every brain the ingest built (the ask path reads projections, not claims)</w:t>
+      </w:r>
+      <w:r>
+        <w:rPr>
+          <w:rFonts w:ascii="BerkeleyMono Nerd Font" w:hAnsi="BerkeleyMono Nerd Font"/>
+          <w:color w:val="000000" w:themeColor="text1"/>
+          <w:sz w:val="21"/>
+          <w:szCs w:val="21"/>
+        </w:rPr>
+        <w:br/>
+      </w:r>
       <w:r>
         <w:rPr>
           <w:rStyle w:val="VerbatimChar"/>
@@ -20930,9 +18753,26 @@
           <w:sz w:val="20"/>
           <w:szCs w:val="21"/>
         </w:rPr>
-        <w:t xml:space="preserve"> $WORK/</w:t>
-      </w:r>
-      <w:proofErr w:type="spellStart"/>
+        <w:t>ls $WORK/lme | grep '^brn_' | xargs -P 4 -I{} parthenon project run --brain {} --dsn $DSN --owner-dsn $DSN</w:t>
+      </w:r>
+      <w:r>
+        <w:rPr>
+          <w:rFonts w:ascii="BerkeleyMono Nerd Font" w:hAnsi="BerkeleyMono Nerd Font"/>
+          <w:color w:val="000000" w:themeColor="text1"/>
+          <w:sz w:val="21"/>
+          <w:szCs w:val="21"/>
+        </w:rPr>
+        <w:br/>
+      </w:r>
+      <w:r>
+        <w:rPr>
+          <w:rFonts w:ascii="BerkeleyMono Nerd Font" w:hAnsi="BerkeleyMono Nerd Font"/>
+          <w:color w:val="000000" w:themeColor="text1"/>
+          <w:sz w:val="21"/>
+          <w:szCs w:val="21"/>
+        </w:rPr>
+        <w:br/>
+      </w:r>
       <w:r>
         <w:rPr>
           <w:rStyle w:val="VerbatimChar"/>
@@ -20941,9 +18781,8 @@
           <w:sz w:val="20"/>
           <w:szCs w:val="21"/>
         </w:rPr>
-        <w:t>lme</w:t>
-      </w:r>
-      <w:proofErr w:type="spellEnd"/>
+        <w:t># ask, frontier core row (drop VARYS_PYTHIA for core; set VARYS_PYTHIA=1</w:t>
+      </w:r>
       <w:r>
         <w:rPr>
           <w:rStyle w:val="VerbatimChar"/>
@@ -20952,7 +18791,8 @@
           <w:sz w:val="20"/>
           <w:szCs w:val="21"/>
         </w:rPr>
-        <w:t xml:space="preserve"> \</w:t>
+        <w:lastRenderedPageBreak/>
+        <w:t xml:space="preserve"> for the agentic row)</w:t>
       </w:r>
       <w:r>
         <w:rPr>
@@ -20971,9 +18811,17 @@
           <w:sz w:val="20"/>
           <w:szCs w:val="21"/>
         </w:rPr>
-        <w:t xml:space="preserve">  --shard $</w:t>
-      </w:r>
-      <w:proofErr w:type="spellStart"/>
+        <w:t>varys bench ask longmemeval --file longmemeval_s.json --dir $DATA --work-dir $WORK/lme \</w:t>
+      </w:r>
+      <w:r>
+        <w:rPr>
+          <w:rFonts w:ascii="BerkeleyMono Nerd Font" w:hAnsi="BerkeleyMono Nerd Font"/>
+          <w:color w:val="000000" w:themeColor="text1"/>
+          <w:sz w:val="21"/>
+          <w:szCs w:val="21"/>
+        </w:rPr>
+        <w:br/>
+      </w:r>
       <w:r>
         <w:rPr>
           <w:rStyle w:val="VerbatimChar"/>
@@ -20982,9 +18830,17 @@
           <w:sz w:val="20"/>
           <w:szCs w:val="21"/>
         </w:rPr>
-        <w:t>i</w:t>
-      </w:r>
-      <w:proofErr w:type="spellEnd"/>
+        <w:t xml:space="preserve">  --shard $i/6 --parthenon-url http://127.0.0.1:$PORT --tenant $TENANT \</w:t>
+      </w:r>
+      <w:r>
+        <w:rPr>
+          <w:rFonts w:ascii="BerkeleyMono Nerd Font" w:hAnsi="BerkeleyMono Nerd Font"/>
+          <w:color w:val="000000" w:themeColor="text1"/>
+          <w:sz w:val="21"/>
+          <w:szCs w:val="21"/>
+        </w:rPr>
+        <w:br/>
+      </w:r>
       <w:r>
         <w:rPr>
           <w:rStyle w:val="VerbatimChar"/>
@@ -20993,9 +18849,17 @@
           <w:sz w:val="20"/>
           <w:szCs w:val="21"/>
         </w:rPr>
-        <w:t>/6 --door-</w:t>
-      </w:r>
-      <w:proofErr w:type="spellStart"/>
+        <w:t xml:space="preserve">  --answering full --compose-contract assembly_v2 --rewrite --rerank \</w:t>
+      </w:r>
+      <w:r>
+        <w:rPr>
+          <w:rFonts w:ascii="BerkeleyMono Nerd Font" w:hAnsi="BerkeleyMono Nerd Font"/>
+          <w:color w:val="000000" w:themeColor="text1"/>
+          <w:sz w:val="21"/>
+          <w:szCs w:val="21"/>
+        </w:rPr>
+        <w:br/>
+      </w:r>
       <w:r>
         <w:rPr>
           <w:rStyle w:val="VerbatimChar"/>
@@ -21004,9 +18868,17 @@
           <w:sz w:val="20"/>
           <w:szCs w:val="21"/>
         </w:rPr>
-        <w:t>url</w:t>
-      </w:r>
-      <w:proofErr w:type="spellEnd"/>
+        <w:t xml:space="preserve">  --pipeline-model gemini-3.7-flash --answer-model gemini-3.7-flash --judge-model gemini-3.7-flash \</w:t>
+      </w:r>
+      <w:r>
+        <w:rPr>
+          <w:rFonts w:ascii="BerkeleyMono Nerd Font" w:hAnsi="BerkeleyMono Nerd Font"/>
+          <w:color w:val="000000" w:themeColor="text1"/>
+          <w:sz w:val="21"/>
+          <w:szCs w:val="21"/>
+        </w:rPr>
+        <w:br/>
+      </w:r>
       <w:r>
         <w:rPr>
           <w:rStyle w:val="VerbatimChar"/>
@@ -21015,9 +18887,26 @@
           <w:sz w:val="20"/>
           <w:szCs w:val="21"/>
         </w:rPr>
-        <w:t xml:space="preserve"> http://127.0.0.1:$PORT --signing-key $KEYS/bench-</w:t>
-      </w:r>
-      <w:proofErr w:type="spellStart"/>
+        <w:t xml:space="preserve">  --out $WORK/lme/ask_core_$i_6</w:t>
+      </w:r>
+      <w:r>
+        <w:rPr>
+          <w:rFonts w:ascii="BerkeleyMono Nerd Font" w:hAnsi="BerkeleyMono Nerd Font"/>
+          <w:color w:val="000000" w:themeColor="text1"/>
+          <w:sz w:val="21"/>
+          <w:szCs w:val="21"/>
+        </w:rPr>
+        <w:br/>
+      </w:r>
+      <w:r>
+        <w:rPr>
+          <w:rFonts w:ascii="BerkeleyMono Nerd Font" w:hAnsi="BerkeleyMono Nerd Font"/>
+          <w:color w:val="000000" w:themeColor="text1"/>
+          <w:sz w:val="21"/>
+          <w:szCs w:val="21"/>
+        </w:rPr>
+        <w:br/>
+      </w:r>
       <w:r>
         <w:rPr>
           <w:rStyle w:val="VerbatimChar"/>
@@ -21026,9 +18915,17 @@
           <w:sz w:val="20"/>
           <w:szCs w:val="21"/>
         </w:rPr>
-        <w:t>intake.key</w:t>
-      </w:r>
-      <w:proofErr w:type="spellEnd"/>
+        <w:t># ask, own-everything row: pipeline and answer seats on the local server, judge unchanged</w:t>
+      </w:r>
+      <w:r>
+        <w:rPr>
+          <w:rFonts w:ascii="BerkeleyMono Nerd Font" w:hAnsi="BerkeleyMono Nerd Font"/>
+          <w:color w:val="000000" w:themeColor="text1"/>
+          <w:sz w:val="21"/>
+          <w:szCs w:val="21"/>
+        </w:rPr>
+        <w:br/>
+      </w:r>
       <w:r>
         <w:rPr>
           <w:rStyle w:val="VerbatimChar"/>
@@ -21037,7 +18934,7 @@
           <w:sz w:val="20"/>
           <w:szCs w:val="21"/>
         </w:rPr>
-        <w:t xml:space="preserve"> \</w:t>
+        <w:t>PARTHENON_OBSERVATION_EXCERPT_CHARS=2000 PARTHENON_OBSERVATION_LIMIT=100 VARYS_RERANK_POOL=100 \</w:t>
       </w:r>
       <w:r>
         <w:rPr>
@@ -21056,9 +18953,17 @@
           <w:sz w:val="20"/>
           <w:szCs w:val="21"/>
         </w:rPr>
-        <w:t xml:space="preserve">  --tenant $TENANT --provision-</w:t>
-      </w:r>
-      <w:proofErr w:type="spellStart"/>
+        <w:t>varys bench ask longmemeval ... --compose-contract assembly_v2 --rewrite --rerank \</w:t>
+      </w:r>
+      <w:r>
+        <w:rPr>
+          <w:rFonts w:ascii="BerkeleyMono Nerd Font" w:hAnsi="BerkeleyMono Nerd Font"/>
+          <w:color w:val="000000" w:themeColor="text1"/>
+          <w:sz w:val="21"/>
+          <w:szCs w:val="21"/>
+        </w:rPr>
+        <w:br/>
+      </w:r>
       <w:r>
         <w:rPr>
           <w:rStyle w:val="VerbatimChar"/>
@@ -21067,9 +18972,17 @@
           <w:sz w:val="20"/>
           <w:szCs w:val="21"/>
         </w:rPr>
-        <w:t>cmd</w:t>
-      </w:r>
-      <w:proofErr w:type="spellEnd"/>
+        <w:t xml:space="preserve">  --pipeline-endpoint http://127.0.0.1:8000/v1 --pipeline-model gemma-4-31b-it \</w:t>
+      </w:r>
+      <w:r>
+        <w:rPr>
+          <w:rFonts w:ascii="BerkeleyMono Nerd Font" w:hAnsi="BerkeleyMono Nerd Font"/>
+          <w:color w:val="000000" w:themeColor="text1"/>
+          <w:sz w:val="21"/>
+          <w:szCs w:val="21"/>
+        </w:rPr>
+        <w:br/>
+      </w:r>
       <w:r>
         <w:rPr>
           <w:rStyle w:val="VerbatimChar"/>
@@ -21078,9 +18991,17 @@
           <w:sz w:val="20"/>
           <w:szCs w:val="21"/>
         </w:rPr>
-        <w:t xml:space="preserve"> "$HOOKS/provision.sh {</w:t>
-      </w:r>
-      <w:proofErr w:type="spellStart"/>
+        <w:t xml:space="preserve">  --answer-endpoint   http://127.0.0.1:8000/v1 --answer-model   gemma-4-31b-it --answer-max-output-tokens 8000 \</w:t>
+      </w:r>
+      <w:r>
+        <w:rPr>
+          <w:rFonts w:ascii="BerkeleyMono Nerd Font" w:hAnsi="BerkeleyMono Nerd Font"/>
+          <w:color w:val="000000" w:themeColor="text1"/>
+          <w:sz w:val="21"/>
+          <w:szCs w:val="21"/>
+        </w:rPr>
+        <w:br/>
+      </w:r>
       <w:r>
         <w:rPr>
           <w:rStyle w:val="VerbatimChar"/>
@@ -21089,9 +19010,26 @@
           <w:sz w:val="20"/>
           <w:szCs w:val="21"/>
         </w:rPr>
-        <w:t>brain_id</w:t>
-      </w:r>
-      <w:proofErr w:type="spellEnd"/>
+        <w:t xml:space="preserve">  --judge-model gemini-3.7-flash --out $WORK/lme-sov/ask_core_owned_$i_192</w:t>
+      </w:r>
+      <w:r>
+        <w:rPr>
+          <w:rFonts w:ascii="BerkeleyMono Nerd Font" w:hAnsi="BerkeleyMono Nerd Font"/>
+          <w:color w:val="000000" w:themeColor="text1"/>
+          <w:sz w:val="21"/>
+          <w:szCs w:val="21"/>
+        </w:rPr>
+        <w:br/>
+      </w:r>
+      <w:r>
+        <w:rPr>
+          <w:rFonts w:ascii="BerkeleyMono Nerd Font" w:hAnsi="BerkeleyMono Nerd Font"/>
+          <w:color w:val="000000" w:themeColor="text1"/>
+          <w:sz w:val="21"/>
+          <w:szCs w:val="21"/>
+        </w:rPr>
+        <w:br/>
+      </w:r>
       <w:r>
         <w:rPr>
           <w:rStyle w:val="VerbatimChar"/>
@@ -21100,7 +19038,7 @@
           <w:sz w:val="20"/>
           <w:szCs w:val="21"/>
         </w:rPr>
-        <w:t>}" \</w:t>
+        <w:t># rent-the-thinking row: same, with --answer-model gemini-3.7-flash and VARYS_PYTHIA=1</w:t>
       </w:r>
       <w:r>
         <w:rPr>
@@ -21119,9 +19057,17 @@
           <w:sz w:val="20"/>
           <w:szCs w:val="21"/>
         </w:rPr>
-        <w:t xml:space="preserve">  --register-</w:t>
-      </w:r>
-      <w:proofErr w:type="spellStart"/>
+        <w:t># never-refuse probe: same as the frontier row with --compose-contract never_refuse_probe</w:t>
+      </w:r>
+      <w:r>
+        <w:rPr>
+          <w:rFonts w:ascii="BerkeleyMono Nerd Font" w:hAnsi="BerkeleyMono Nerd Font"/>
+          <w:color w:val="000000" w:themeColor="text1"/>
+          <w:sz w:val="21"/>
+          <w:szCs w:val="21"/>
+        </w:rPr>
+        <w:br/>
+      </w:r>
       <w:r>
         <w:rPr>
           <w:rStyle w:val="VerbatimChar"/>
@@ -21130,9 +19076,26 @@
           <w:sz w:val="20"/>
           <w:szCs w:val="21"/>
         </w:rPr>
-        <w:t>cmd</w:t>
-      </w:r>
-      <w:proofErr w:type="spellEnd"/>
+        <w:t># a question part of one conversation: --only-questions ids.txt (one question id per line)</w:t>
+      </w:r>
+      <w:r>
+        <w:rPr>
+          <w:rFonts w:ascii="BerkeleyMono Nerd Font" w:hAnsi="BerkeleyMono Nerd Font"/>
+          <w:color w:val="000000" w:themeColor="text1"/>
+          <w:sz w:val="21"/>
+          <w:szCs w:val="21"/>
+        </w:rPr>
+        <w:br/>
+      </w:r>
+      <w:r>
+        <w:rPr>
+          <w:rFonts w:ascii="BerkeleyMono Nerd Font" w:hAnsi="BerkeleyMono Nerd Font"/>
+          <w:color w:val="000000" w:themeColor="text1"/>
+          <w:sz w:val="21"/>
+          <w:szCs w:val="21"/>
+        </w:rPr>
+        <w:br/>
+      </w:r>
       <w:r>
         <w:rPr>
           <w:rStyle w:val="VerbatimChar"/>
@@ -21141,9 +19104,17 @@
           <w:sz w:val="20"/>
           <w:szCs w:val="21"/>
         </w:rPr>
-        <w:t xml:space="preserve"> "$HOOKS/register.sh {</w:t>
-      </w:r>
-      <w:proofErr w:type="spellStart"/>
+        <w:t># BEAM aggregation, committed formula</w:t>
+      </w:r>
+      <w:r>
+        <w:rPr>
+          <w:rFonts w:ascii="BerkeleyMono Nerd Font" w:hAnsi="BerkeleyMono Nerd Font"/>
+          <w:color w:val="000000" w:themeColor="text1"/>
+          <w:sz w:val="21"/>
+          <w:szCs w:val="21"/>
+        </w:rPr>
+        <w:br/>
+      </w:r>
       <w:r>
         <w:rPr>
           <w:rStyle w:val="VerbatimChar"/>
@@ -21152,1147 +19123,8 @@
           <w:sz w:val="20"/>
           <w:szCs w:val="21"/>
         </w:rPr>
-        <w:t>brain_id</w:t>
-      </w:r>
-      <w:proofErr w:type="spellEnd"/>
-      <w:r>
-        <w:rPr>
-          <w:rStyle w:val="VerbatimChar"/>
-          <w:rFonts w:ascii="BerkeleyMono Nerd Font" w:hAnsi="BerkeleyMono Nerd Font"/>
-          <w:color w:val="000000" w:themeColor="text1"/>
-          <w:sz w:val="20"/>
-          <w:szCs w:val="21"/>
-        </w:rPr>
-        <w:t>} {</w:t>
-      </w:r>
-      <w:proofErr w:type="spellStart"/>
-      <w:r>
-        <w:rPr>
-          <w:rStyle w:val="VerbatimChar"/>
-          <w:rFonts w:ascii="BerkeleyMono Nerd Font" w:hAnsi="BerkeleyMono Nerd Font"/>
-          <w:color w:val="000000" w:themeColor="text1"/>
-          <w:sz w:val="20"/>
-          <w:szCs w:val="21"/>
-        </w:rPr>
-        <w:t>identity_id</w:t>
-      </w:r>
-      <w:proofErr w:type="spellEnd"/>
-      <w:r>
-        <w:rPr>
-          <w:rStyle w:val="VerbatimChar"/>
-          <w:rFonts w:ascii="BerkeleyMono Nerd Font" w:hAnsi="BerkeleyMono Nerd Font"/>
-          <w:color w:val="000000" w:themeColor="text1"/>
-          <w:sz w:val="20"/>
-          <w:szCs w:val="21"/>
-        </w:rPr>
-        <w:t>} {</w:t>
-      </w:r>
-      <w:proofErr w:type="spellStart"/>
-      <w:r>
-        <w:rPr>
-          <w:rStyle w:val="VerbatimChar"/>
-          <w:rFonts w:ascii="BerkeleyMono Nerd Font" w:hAnsi="BerkeleyMono Nerd Font"/>
-          <w:color w:val="000000" w:themeColor="text1"/>
-          <w:sz w:val="20"/>
-          <w:szCs w:val="21"/>
-        </w:rPr>
-        <w:t>public_key</w:t>
-      </w:r>
-      <w:proofErr w:type="spellEnd"/>
-      <w:r>
-        <w:rPr>
-          <w:rStyle w:val="VerbatimChar"/>
-          <w:rFonts w:ascii="BerkeleyMono Nerd Font" w:hAnsi="BerkeleyMono Nerd Font"/>
-          <w:color w:val="000000" w:themeColor="text1"/>
-          <w:sz w:val="20"/>
-          <w:szCs w:val="21"/>
-        </w:rPr>
-        <w:t>}" \</w:t>
-      </w:r>
-      <w:r>
-        <w:rPr>
-          <w:rFonts w:ascii="BerkeleyMono Nerd Font" w:hAnsi="BerkeleyMono Nerd Font"/>
-          <w:color w:val="000000" w:themeColor="text1"/>
-          <w:sz w:val="21"/>
-          <w:szCs w:val="21"/>
-        </w:rPr>
-        <w:br/>
-      </w:r>
-      <w:r>
-        <w:rPr>
-          <w:rStyle w:val="VerbatimChar"/>
-          <w:rFonts w:ascii="BerkeleyMono Nerd Font" w:hAnsi="BerkeleyMono Nerd Font"/>
-          <w:color w:val="000000" w:themeColor="text1"/>
-          <w:sz w:val="20"/>
-          <w:szCs w:val="21"/>
-        </w:rPr>
-        <w:t xml:space="preserve">  --extractor model --extractor-model gpt-4.1-mini --extractor-max-output-tokens 1500 \</w:t>
-      </w:r>
-      <w:r>
-        <w:rPr>
-          <w:rFonts w:ascii="BerkeleyMono Nerd Font" w:hAnsi="BerkeleyMono Nerd Font"/>
-          <w:color w:val="000000" w:themeColor="text1"/>
-          <w:sz w:val="21"/>
-          <w:szCs w:val="21"/>
-        </w:rPr>
-        <w:br/>
-      </w:r>
-      <w:r>
-        <w:rPr>
-          <w:rStyle w:val="VerbatimChar"/>
-          <w:rFonts w:ascii="BerkeleyMono Nerd Font" w:hAnsi="BerkeleyMono Nerd Font"/>
-          <w:color w:val="000000" w:themeColor="text1"/>
-          <w:sz w:val="20"/>
-          <w:szCs w:val="21"/>
-        </w:rPr>
-        <w:t xml:space="preserve">  --confidence-floor 0.3 --extractor-profile episodic</w:t>
-      </w:r>
-      <w:r>
-        <w:rPr>
-          <w:rFonts w:ascii="BerkeleyMono Nerd Font" w:hAnsi="BerkeleyMono Nerd Font"/>
-          <w:color w:val="000000" w:themeColor="text1"/>
-          <w:sz w:val="21"/>
-          <w:szCs w:val="21"/>
-        </w:rPr>
-        <w:br/>
-      </w:r>
-      <w:r>
-        <w:rPr>
-          <w:rFonts w:ascii="BerkeleyMono Nerd Font" w:hAnsi="BerkeleyMono Nerd Font"/>
-          <w:color w:val="000000" w:themeColor="text1"/>
-          <w:sz w:val="21"/>
-          <w:szCs w:val="21"/>
-        </w:rPr>
-        <w:br/>
-      </w:r>
-      <w:r>
-        <w:rPr>
-          <w:rStyle w:val="VerbatimChar"/>
-          <w:rFonts w:ascii="BerkeleyMono Nerd Font" w:hAnsi="BerkeleyMono Nerd Font"/>
-          <w:color w:val="000000" w:themeColor="text1"/>
-          <w:sz w:val="20"/>
-          <w:szCs w:val="21"/>
-        </w:rPr>
-        <w:t xml:space="preserve"># local placement: the same ingest against the </w:t>
-      </w:r>
-      <w:proofErr w:type="spellStart"/>
-      <w:r>
-        <w:rPr>
-          <w:rStyle w:val="VerbatimChar"/>
-          <w:rFonts w:ascii="BerkeleyMono Nerd Font" w:hAnsi="BerkeleyMono Nerd Font"/>
-          <w:color w:val="000000" w:themeColor="text1"/>
-          <w:sz w:val="20"/>
-          <w:szCs w:val="21"/>
-        </w:rPr>
-        <w:t>vLLM</w:t>
-      </w:r>
-      <w:proofErr w:type="spellEnd"/>
-      <w:r>
-        <w:rPr>
-          <w:rStyle w:val="VerbatimChar"/>
-          <w:rFonts w:ascii="BerkeleyMono Nerd Font" w:hAnsi="BerkeleyMono Nerd Font"/>
-          <w:color w:val="000000" w:themeColor="text1"/>
-          <w:sz w:val="20"/>
-          <w:szCs w:val="21"/>
-        </w:rPr>
-        <w:t xml:space="preserve"> server, N extractions in flight</w:t>
-      </w:r>
-      <w:r>
-        <w:rPr>
-          <w:rFonts w:ascii="BerkeleyMono Nerd Font" w:hAnsi="BerkeleyMono Nerd Font"/>
-          <w:color w:val="000000" w:themeColor="text1"/>
-          <w:sz w:val="21"/>
-          <w:szCs w:val="21"/>
-        </w:rPr>
-        <w:br/>
-      </w:r>
-      <w:r>
-        <w:rPr>
-          <w:rStyle w:val="VerbatimChar"/>
-          <w:rFonts w:ascii="BerkeleyMono Nerd Font" w:hAnsi="BerkeleyMono Nerd Font"/>
-          <w:color w:val="000000" w:themeColor="text1"/>
-          <w:sz w:val="20"/>
-          <w:szCs w:val="21"/>
-        </w:rPr>
-        <w:t>VARYS_BRAIN_NAMESPACE=</w:t>
-      </w:r>
-      <w:proofErr w:type="spellStart"/>
-      <w:r>
-        <w:rPr>
-          <w:rStyle w:val="VerbatimChar"/>
-          <w:rFonts w:ascii="BerkeleyMono Nerd Font" w:hAnsi="BerkeleyMono Nerd Font"/>
-          <w:color w:val="000000" w:themeColor="text1"/>
-          <w:sz w:val="20"/>
-          <w:szCs w:val="21"/>
-        </w:rPr>
-        <w:t>sov</w:t>
-      </w:r>
-      <w:proofErr w:type="spellEnd"/>
-      <w:r>
-        <w:rPr>
-          <w:rStyle w:val="VerbatimChar"/>
-          <w:rFonts w:ascii="BerkeleyMono Nerd Font" w:hAnsi="BerkeleyMono Nerd Font"/>
-          <w:color w:val="000000" w:themeColor="text1"/>
-          <w:sz w:val="20"/>
-          <w:szCs w:val="21"/>
-        </w:rPr>
-        <w:t xml:space="preserve"> VARYS_EXTRACT_CONCURRENCY=16 \</w:t>
-      </w:r>
-      <w:r>
-        <w:rPr>
-          <w:rFonts w:ascii="BerkeleyMono Nerd Font" w:hAnsi="BerkeleyMono Nerd Font"/>
-          <w:color w:val="000000" w:themeColor="text1"/>
-          <w:sz w:val="21"/>
-          <w:szCs w:val="21"/>
-        </w:rPr>
-        <w:br/>
-      </w:r>
-      <w:proofErr w:type="spellStart"/>
-      <w:r>
-        <w:rPr>
-          <w:rStyle w:val="VerbatimChar"/>
-          <w:rFonts w:ascii="BerkeleyMono Nerd Font" w:hAnsi="BerkeleyMono Nerd Font"/>
-          <w:color w:val="000000" w:themeColor="text1"/>
-          <w:sz w:val="20"/>
-          <w:szCs w:val="21"/>
-        </w:rPr>
-        <w:t>varys</w:t>
-      </w:r>
-      <w:proofErr w:type="spellEnd"/>
-      <w:r>
-        <w:rPr>
-          <w:rStyle w:val="VerbatimChar"/>
-          <w:rFonts w:ascii="BerkeleyMono Nerd Font" w:hAnsi="BerkeleyMono Nerd Font"/>
-          <w:color w:val="000000" w:themeColor="text1"/>
-          <w:sz w:val="20"/>
-          <w:szCs w:val="21"/>
-        </w:rPr>
-        <w:t xml:space="preserve"> bench ingest </w:t>
-      </w:r>
-      <w:proofErr w:type="spellStart"/>
-      <w:r>
-        <w:rPr>
-          <w:rStyle w:val="VerbatimChar"/>
-          <w:rFonts w:ascii="BerkeleyMono Nerd Font" w:hAnsi="BerkeleyMono Nerd Font"/>
-          <w:color w:val="000000" w:themeColor="text1"/>
-          <w:sz w:val="20"/>
-          <w:szCs w:val="21"/>
-        </w:rPr>
-        <w:t>longmemeval</w:t>
-      </w:r>
-      <w:proofErr w:type="spellEnd"/>
-      <w:r>
-        <w:rPr>
-          <w:rStyle w:val="VerbatimChar"/>
-          <w:rFonts w:ascii="BerkeleyMono Nerd Font" w:hAnsi="BerkeleyMono Nerd Font"/>
-          <w:color w:val="000000" w:themeColor="text1"/>
-          <w:sz w:val="20"/>
-          <w:szCs w:val="21"/>
-        </w:rPr>
-        <w:t xml:space="preserve"> ... --extractor-endpoint http://127.0.0.1:8000/v1 \</w:t>
-      </w:r>
-      <w:r>
-        <w:rPr>
-          <w:rFonts w:ascii="BerkeleyMono Nerd Font" w:hAnsi="BerkeleyMono Nerd Font"/>
-          <w:color w:val="000000" w:themeColor="text1"/>
-          <w:sz w:val="21"/>
-          <w:szCs w:val="21"/>
-        </w:rPr>
-        <w:br/>
-      </w:r>
-      <w:r>
-        <w:rPr>
-          <w:rStyle w:val="VerbatimChar"/>
-          <w:rFonts w:ascii="BerkeleyMono Nerd Font" w:hAnsi="BerkeleyMono Nerd Font"/>
-          <w:color w:val="000000" w:themeColor="text1"/>
-          <w:sz w:val="20"/>
-          <w:szCs w:val="21"/>
-        </w:rPr>
-        <w:t xml:space="preserve">  --extractor-model gemma-4-31b-it --extractor-</w:t>
-      </w:r>
-      <w:proofErr w:type="spellStart"/>
-      <w:r>
-        <w:rPr>
-          <w:rStyle w:val="VerbatimChar"/>
-          <w:rFonts w:ascii="BerkeleyMono Nerd Font" w:hAnsi="BerkeleyMono Nerd Font"/>
-          <w:color w:val="000000" w:themeColor="text1"/>
-          <w:sz w:val="20"/>
-          <w:szCs w:val="21"/>
-        </w:rPr>
-        <w:t>api</w:t>
-      </w:r>
-      <w:proofErr w:type="spellEnd"/>
-      <w:r>
-        <w:rPr>
-          <w:rStyle w:val="VerbatimChar"/>
-          <w:rFonts w:ascii="BerkeleyMono Nerd Font" w:hAnsi="BerkeleyMono Nerd Font"/>
-          <w:color w:val="000000" w:themeColor="text1"/>
-          <w:sz w:val="20"/>
-          <w:szCs w:val="21"/>
-        </w:rPr>
-        <w:t>-key-env GEMMA_API_KEY</w:t>
-      </w:r>
-      <w:r>
-        <w:rPr>
-          <w:rFonts w:ascii="BerkeleyMono Nerd Font" w:hAnsi="BerkeleyMono Nerd Font"/>
-          <w:color w:val="000000" w:themeColor="text1"/>
-          <w:sz w:val="21"/>
-          <w:szCs w:val="21"/>
-        </w:rPr>
-        <w:br/>
-      </w:r>
-      <w:r>
-        <w:rPr>
-          <w:rFonts w:ascii="BerkeleyMono Nerd Font" w:hAnsi="BerkeleyMono Nerd Font"/>
-          <w:color w:val="000000" w:themeColor="text1"/>
-          <w:sz w:val="21"/>
-          <w:szCs w:val="21"/>
-        </w:rPr>
-        <w:br/>
-      </w:r>
-      <w:r>
-        <w:rPr>
-          <w:rStyle w:val="VerbatimChar"/>
-          <w:rFonts w:ascii="BerkeleyMono Nerd Font" w:hAnsi="BerkeleyMono Nerd Font"/>
-          <w:color w:val="000000" w:themeColor="text1"/>
-          <w:sz w:val="20"/>
-          <w:szCs w:val="21"/>
-        </w:rPr>
-        <w:t># project every brain the ingest built (the ask path reads projections, not claims)</w:t>
-      </w:r>
-      <w:r>
-        <w:rPr>
-          <w:rFonts w:ascii="BerkeleyMono Nerd Font" w:hAnsi="BerkeleyMono Nerd Font"/>
-          <w:color w:val="000000" w:themeColor="text1"/>
-          <w:sz w:val="21"/>
-          <w:szCs w:val="21"/>
-        </w:rPr>
-        <w:br/>
-      </w:r>
-      <w:r>
-        <w:rPr>
-          <w:rStyle w:val="VerbatimChar"/>
-          <w:rFonts w:ascii="BerkeleyMono Nerd Font" w:hAnsi="BerkeleyMono Nerd Font"/>
-          <w:color w:val="000000" w:themeColor="text1"/>
-          <w:sz w:val="20"/>
-          <w:szCs w:val="21"/>
-        </w:rPr>
-        <w:t>ls $WORK/</w:t>
-      </w:r>
-      <w:proofErr w:type="spellStart"/>
-      <w:r>
-        <w:rPr>
-          <w:rStyle w:val="VerbatimChar"/>
-          <w:rFonts w:ascii="BerkeleyMono Nerd Font" w:hAnsi="BerkeleyMono Nerd Font"/>
-          <w:color w:val="000000" w:themeColor="text1"/>
-          <w:sz w:val="20"/>
-          <w:szCs w:val="21"/>
-        </w:rPr>
-        <w:t>lme</w:t>
-      </w:r>
-      <w:proofErr w:type="spellEnd"/>
-      <w:r>
-        <w:rPr>
-          <w:rStyle w:val="VerbatimChar"/>
-          <w:rFonts w:ascii="BerkeleyMono Nerd Font" w:hAnsi="BerkeleyMono Nerd Font"/>
-          <w:color w:val="000000" w:themeColor="text1"/>
-          <w:sz w:val="20"/>
-          <w:szCs w:val="21"/>
-        </w:rPr>
-        <w:t xml:space="preserve"> | grep '^</w:t>
-      </w:r>
-      <w:proofErr w:type="spellStart"/>
-      <w:r>
-        <w:rPr>
-          <w:rStyle w:val="VerbatimChar"/>
-          <w:rFonts w:ascii="BerkeleyMono Nerd Font" w:hAnsi="BerkeleyMono Nerd Font"/>
-          <w:color w:val="000000" w:themeColor="text1"/>
-          <w:sz w:val="20"/>
-          <w:szCs w:val="21"/>
-        </w:rPr>
-        <w:t>brn</w:t>
-      </w:r>
-      <w:proofErr w:type="spellEnd"/>
-      <w:r>
-        <w:rPr>
-          <w:rStyle w:val="VerbatimChar"/>
-          <w:rFonts w:ascii="BerkeleyMono Nerd Font" w:hAnsi="BerkeleyMono Nerd Font"/>
-          <w:color w:val="000000" w:themeColor="text1"/>
-          <w:sz w:val="20"/>
-          <w:szCs w:val="21"/>
-        </w:rPr>
-        <w:t xml:space="preserve">_' | </w:t>
-      </w:r>
-      <w:proofErr w:type="spellStart"/>
-      <w:r>
-        <w:rPr>
-          <w:rStyle w:val="VerbatimChar"/>
-          <w:rFonts w:ascii="BerkeleyMono Nerd Font" w:hAnsi="BerkeleyMono Nerd Font"/>
-          <w:color w:val="000000" w:themeColor="text1"/>
-          <w:sz w:val="20"/>
-          <w:szCs w:val="21"/>
-        </w:rPr>
-        <w:t>xargs</w:t>
-      </w:r>
-      <w:proofErr w:type="spellEnd"/>
-      <w:r>
-        <w:rPr>
-          <w:rStyle w:val="VerbatimChar"/>
-          <w:rFonts w:ascii="BerkeleyMono Nerd Font" w:hAnsi="BerkeleyMono Nerd Font"/>
-          <w:color w:val="000000" w:themeColor="text1"/>
-          <w:sz w:val="20"/>
-          <w:szCs w:val="21"/>
-        </w:rPr>
-        <w:t xml:space="preserve"> -P 4 -I{} </w:t>
-      </w:r>
-      <w:proofErr w:type="spellStart"/>
-      <w:r>
-        <w:rPr>
-          <w:rStyle w:val="VerbatimChar"/>
-          <w:rFonts w:ascii="BerkeleyMono Nerd Font" w:hAnsi="BerkeleyMono Nerd Font"/>
-          <w:color w:val="000000" w:themeColor="text1"/>
-          <w:sz w:val="20"/>
-          <w:szCs w:val="21"/>
-        </w:rPr>
-        <w:t>parthenon</w:t>
-      </w:r>
-      <w:proofErr w:type="spellEnd"/>
-      <w:r>
-        <w:rPr>
-          <w:rStyle w:val="VerbatimChar"/>
-          <w:rFonts w:ascii="BerkeleyMono Nerd Font" w:hAnsi="BerkeleyMono Nerd Font"/>
-          <w:color w:val="000000" w:themeColor="text1"/>
-          <w:sz w:val="20"/>
-          <w:szCs w:val="21"/>
-        </w:rPr>
-        <w:t xml:space="preserve"> project run --brain {} --</w:t>
-      </w:r>
-      <w:proofErr w:type="spellStart"/>
-      <w:r>
-        <w:rPr>
-          <w:rStyle w:val="VerbatimChar"/>
-          <w:rFonts w:ascii="BerkeleyMono Nerd Font" w:hAnsi="BerkeleyMono Nerd Font"/>
-          <w:color w:val="000000" w:themeColor="text1"/>
-          <w:sz w:val="20"/>
-          <w:szCs w:val="21"/>
-        </w:rPr>
-        <w:t>dsn</w:t>
-      </w:r>
-      <w:proofErr w:type="spellEnd"/>
-      <w:r>
-        <w:rPr>
-          <w:rStyle w:val="VerbatimChar"/>
-          <w:rFonts w:ascii="BerkeleyMono Nerd Font" w:hAnsi="BerkeleyMono Nerd Font"/>
-          <w:color w:val="000000" w:themeColor="text1"/>
-          <w:sz w:val="20"/>
-          <w:szCs w:val="21"/>
-        </w:rPr>
-        <w:t xml:space="preserve"> $DSN --owner-</w:t>
-      </w:r>
-      <w:proofErr w:type="spellStart"/>
-      <w:r>
-        <w:rPr>
-          <w:rStyle w:val="VerbatimChar"/>
-          <w:rFonts w:ascii="BerkeleyMono Nerd Font" w:hAnsi="BerkeleyMono Nerd Font"/>
-          <w:color w:val="000000" w:themeColor="text1"/>
-          <w:sz w:val="20"/>
-          <w:szCs w:val="21"/>
-        </w:rPr>
-        <w:t>dsn</w:t>
-      </w:r>
-      <w:proofErr w:type="spellEnd"/>
-      <w:r>
-        <w:rPr>
-          <w:rStyle w:val="VerbatimChar"/>
-          <w:rFonts w:ascii="BerkeleyMono Nerd Font" w:hAnsi="BerkeleyMono Nerd Font"/>
-          <w:color w:val="000000" w:themeColor="text1"/>
-          <w:sz w:val="20"/>
-          <w:szCs w:val="21"/>
-        </w:rPr>
-        <w:t xml:space="preserve"> $DSN</w:t>
-      </w:r>
-      <w:r>
-        <w:rPr>
-          <w:rFonts w:ascii="BerkeleyMono Nerd Font" w:hAnsi="BerkeleyMono Nerd Font"/>
-          <w:color w:val="000000" w:themeColor="text1"/>
-          <w:sz w:val="21"/>
-          <w:szCs w:val="21"/>
-        </w:rPr>
-        <w:br/>
-      </w:r>
-      <w:r>
-        <w:rPr>
-          <w:rFonts w:ascii="BerkeleyMono Nerd Font" w:hAnsi="BerkeleyMono Nerd Font"/>
-          <w:color w:val="000000" w:themeColor="text1"/>
-          <w:sz w:val="21"/>
-          <w:szCs w:val="21"/>
-        </w:rPr>
-        <w:br/>
-      </w:r>
-      <w:r>
-        <w:rPr>
-          <w:rStyle w:val="VerbatimChar"/>
-          <w:rFonts w:ascii="BerkeleyMono Nerd Font" w:hAnsi="BerkeleyMono Nerd Font"/>
-          <w:color w:val="000000" w:themeColor="text1"/>
-          <w:sz w:val="20"/>
-          <w:szCs w:val="21"/>
-        </w:rPr>
-        <w:t># ask, frontier core row (drop VARYS_PYTHIA for core; set VARYS_PYTHIA=1</w:t>
-      </w:r>
-      <w:r>
-        <w:rPr>
-          <w:rStyle w:val="VerbatimChar"/>
-          <w:rFonts w:ascii="BerkeleyMono Nerd Font" w:hAnsi="BerkeleyMono Nerd Font"/>
-          <w:color w:val="000000" w:themeColor="text1"/>
-          <w:sz w:val="20"/>
-          <w:szCs w:val="21"/>
-        </w:rPr>
-        <w:lastRenderedPageBreak/>
-        <w:t xml:space="preserve"> for the agentic row)</w:t>
-      </w:r>
-      <w:r>
-        <w:rPr>
-          <w:rFonts w:ascii="BerkeleyMono Nerd Font" w:hAnsi="BerkeleyMono Nerd Font"/>
-          <w:color w:val="000000" w:themeColor="text1"/>
-          <w:sz w:val="21"/>
-          <w:szCs w:val="21"/>
-        </w:rPr>
-        <w:br/>
-      </w:r>
-      <w:proofErr w:type="spellStart"/>
-      <w:r>
-        <w:rPr>
-          <w:rStyle w:val="VerbatimChar"/>
-          <w:rFonts w:ascii="BerkeleyMono Nerd Font" w:hAnsi="BerkeleyMono Nerd Font"/>
-          <w:color w:val="000000" w:themeColor="text1"/>
-          <w:sz w:val="20"/>
-          <w:szCs w:val="21"/>
-        </w:rPr>
-        <w:t>varys</w:t>
-      </w:r>
-      <w:proofErr w:type="spellEnd"/>
-      <w:r>
-        <w:rPr>
-          <w:rStyle w:val="VerbatimChar"/>
-          <w:rFonts w:ascii="BerkeleyMono Nerd Font" w:hAnsi="BerkeleyMono Nerd Font"/>
-          <w:color w:val="000000" w:themeColor="text1"/>
-          <w:sz w:val="20"/>
-          <w:szCs w:val="21"/>
-        </w:rPr>
-        <w:t xml:space="preserve"> bench ask </w:t>
-      </w:r>
-      <w:proofErr w:type="spellStart"/>
-      <w:r>
-        <w:rPr>
-          <w:rStyle w:val="VerbatimChar"/>
-          <w:rFonts w:ascii="BerkeleyMono Nerd Font" w:hAnsi="BerkeleyMono Nerd Font"/>
-          <w:color w:val="000000" w:themeColor="text1"/>
-          <w:sz w:val="20"/>
-          <w:szCs w:val="21"/>
-        </w:rPr>
-        <w:t>longmemeval</w:t>
-      </w:r>
-      <w:proofErr w:type="spellEnd"/>
-      <w:r>
-        <w:rPr>
-          <w:rStyle w:val="VerbatimChar"/>
-          <w:rFonts w:ascii="BerkeleyMono Nerd Font" w:hAnsi="BerkeleyMono Nerd Font"/>
-          <w:color w:val="000000" w:themeColor="text1"/>
-          <w:sz w:val="20"/>
-          <w:szCs w:val="21"/>
-        </w:rPr>
-        <w:t xml:space="preserve"> --file </w:t>
-      </w:r>
-      <w:proofErr w:type="spellStart"/>
-      <w:r>
-        <w:rPr>
-          <w:rStyle w:val="VerbatimChar"/>
-          <w:rFonts w:ascii="BerkeleyMono Nerd Font" w:hAnsi="BerkeleyMono Nerd Font"/>
-          <w:color w:val="000000" w:themeColor="text1"/>
-          <w:sz w:val="20"/>
-          <w:szCs w:val="21"/>
-        </w:rPr>
-        <w:t>longmemeval_s.json</w:t>
-      </w:r>
-      <w:proofErr w:type="spellEnd"/>
-      <w:r>
-        <w:rPr>
-          <w:rStyle w:val="VerbatimChar"/>
-          <w:rFonts w:ascii="BerkeleyMono Nerd Font" w:hAnsi="BerkeleyMono Nerd Font"/>
-          <w:color w:val="000000" w:themeColor="text1"/>
-          <w:sz w:val="20"/>
-          <w:szCs w:val="21"/>
-        </w:rPr>
-        <w:t xml:space="preserve"> --</w:t>
-      </w:r>
-      <w:proofErr w:type="spellStart"/>
-      <w:r>
-        <w:rPr>
-          <w:rStyle w:val="VerbatimChar"/>
-          <w:rFonts w:ascii="BerkeleyMono Nerd Font" w:hAnsi="BerkeleyMono Nerd Font"/>
-          <w:color w:val="000000" w:themeColor="text1"/>
-          <w:sz w:val="20"/>
-          <w:szCs w:val="21"/>
-        </w:rPr>
-        <w:t>dir</w:t>
-      </w:r>
-      <w:proofErr w:type="spellEnd"/>
-      <w:r>
-        <w:rPr>
-          <w:rStyle w:val="VerbatimChar"/>
-          <w:rFonts w:ascii="BerkeleyMono Nerd Font" w:hAnsi="BerkeleyMono Nerd Font"/>
-          <w:color w:val="000000" w:themeColor="text1"/>
-          <w:sz w:val="20"/>
-          <w:szCs w:val="21"/>
-        </w:rPr>
-        <w:t xml:space="preserve"> $DATA --work-</w:t>
-      </w:r>
-      <w:proofErr w:type="spellStart"/>
-      <w:r>
-        <w:rPr>
-          <w:rStyle w:val="VerbatimChar"/>
-          <w:rFonts w:ascii="BerkeleyMono Nerd Font" w:hAnsi="BerkeleyMono Nerd Font"/>
-          <w:color w:val="000000" w:themeColor="text1"/>
-          <w:sz w:val="20"/>
-          <w:szCs w:val="21"/>
-        </w:rPr>
-        <w:t>dir</w:t>
-      </w:r>
-      <w:proofErr w:type="spellEnd"/>
-      <w:r>
-        <w:rPr>
-          <w:rStyle w:val="VerbatimChar"/>
-          <w:rFonts w:ascii="BerkeleyMono Nerd Font" w:hAnsi="BerkeleyMono Nerd Font"/>
-          <w:color w:val="000000" w:themeColor="text1"/>
-          <w:sz w:val="20"/>
-          <w:szCs w:val="21"/>
-        </w:rPr>
-        <w:t xml:space="preserve"> $WORK/</w:t>
-      </w:r>
-      <w:proofErr w:type="spellStart"/>
-      <w:r>
-        <w:rPr>
-          <w:rStyle w:val="VerbatimChar"/>
-          <w:rFonts w:ascii="BerkeleyMono Nerd Font" w:hAnsi="BerkeleyMono Nerd Font"/>
-          <w:color w:val="000000" w:themeColor="text1"/>
-          <w:sz w:val="20"/>
-          <w:szCs w:val="21"/>
-        </w:rPr>
-        <w:t>lme</w:t>
-      </w:r>
-      <w:proofErr w:type="spellEnd"/>
-      <w:r>
-        <w:rPr>
-          <w:rStyle w:val="VerbatimChar"/>
-          <w:rFonts w:ascii="BerkeleyMono Nerd Font" w:hAnsi="BerkeleyMono Nerd Font"/>
-          <w:color w:val="000000" w:themeColor="text1"/>
-          <w:sz w:val="20"/>
-          <w:szCs w:val="21"/>
-        </w:rPr>
-        <w:t xml:space="preserve"> \</w:t>
-      </w:r>
-      <w:r>
-        <w:rPr>
-          <w:rFonts w:ascii="BerkeleyMono Nerd Font" w:hAnsi="BerkeleyMono Nerd Font"/>
-          <w:color w:val="000000" w:themeColor="text1"/>
-          <w:sz w:val="21"/>
-          <w:szCs w:val="21"/>
-        </w:rPr>
-        <w:br/>
-      </w:r>
-      <w:r>
-        <w:rPr>
-          <w:rStyle w:val="VerbatimChar"/>
-          <w:rFonts w:ascii="BerkeleyMono Nerd Font" w:hAnsi="BerkeleyMono Nerd Font"/>
-          <w:color w:val="000000" w:themeColor="text1"/>
-          <w:sz w:val="20"/>
-          <w:szCs w:val="21"/>
-        </w:rPr>
-        <w:t xml:space="preserve">  --shard $</w:t>
-      </w:r>
-      <w:proofErr w:type="spellStart"/>
-      <w:r>
-        <w:rPr>
-          <w:rStyle w:val="VerbatimChar"/>
-          <w:rFonts w:ascii="BerkeleyMono Nerd Font" w:hAnsi="BerkeleyMono Nerd Font"/>
-          <w:color w:val="000000" w:themeColor="text1"/>
-          <w:sz w:val="20"/>
-          <w:szCs w:val="21"/>
-        </w:rPr>
-        <w:t>i</w:t>
-      </w:r>
-      <w:proofErr w:type="spellEnd"/>
-      <w:r>
-        <w:rPr>
-          <w:rStyle w:val="VerbatimChar"/>
-          <w:rFonts w:ascii="BerkeleyMono Nerd Font" w:hAnsi="BerkeleyMono Nerd Font"/>
-          <w:color w:val="000000" w:themeColor="text1"/>
-          <w:sz w:val="20"/>
-          <w:szCs w:val="21"/>
-        </w:rPr>
-        <w:t>/6 --</w:t>
-      </w:r>
-      <w:proofErr w:type="spellStart"/>
-      <w:r>
-        <w:rPr>
-          <w:rStyle w:val="VerbatimChar"/>
-          <w:rFonts w:ascii="BerkeleyMono Nerd Font" w:hAnsi="BerkeleyMono Nerd Font"/>
-          <w:color w:val="000000" w:themeColor="text1"/>
-          <w:sz w:val="20"/>
-          <w:szCs w:val="21"/>
-        </w:rPr>
-        <w:t>parthenon-url</w:t>
-      </w:r>
-      <w:proofErr w:type="spellEnd"/>
-      <w:r>
-        <w:rPr>
-          <w:rStyle w:val="VerbatimChar"/>
-          <w:rFonts w:ascii="BerkeleyMono Nerd Font" w:hAnsi="BerkeleyMono Nerd Font"/>
-          <w:color w:val="000000" w:themeColor="text1"/>
-          <w:sz w:val="20"/>
-          <w:szCs w:val="21"/>
-        </w:rPr>
-        <w:t xml:space="preserve"> http://127.0.0.1:$PORT --tenant $TENANT \</w:t>
-      </w:r>
-      <w:r>
-        <w:rPr>
-          <w:rFonts w:ascii="BerkeleyMono Nerd Font" w:hAnsi="BerkeleyMono Nerd Font"/>
-          <w:color w:val="000000" w:themeColor="text1"/>
-          <w:sz w:val="21"/>
-          <w:szCs w:val="21"/>
-        </w:rPr>
-        <w:br/>
-      </w:r>
-      <w:r>
-        <w:rPr>
-          <w:rStyle w:val="VerbatimChar"/>
-          <w:rFonts w:ascii="BerkeleyMono Nerd Font" w:hAnsi="BerkeleyMono Nerd Font"/>
-          <w:color w:val="000000" w:themeColor="text1"/>
-          <w:sz w:val="20"/>
-          <w:szCs w:val="21"/>
-        </w:rPr>
-        <w:t xml:space="preserve">  --answering full --compose-contract assembly_v2 --rewrite --</w:t>
-      </w:r>
-      <w:proofErr w:type="spellStart"/>
-      <w:r>
-        <w:rPr>
-          <w:rStyle w:val="VerbatimChar"/>
-          <w:rFonts w:ascii="BerkeleyMono Nerd Font" w:hAnsi="BerkeleyMono Nerd Font"/>
-          <w:color w:val="000000" w:themeColor="text1"/>
-          <w:sz w:val="20"/>
-          <w:szCs w:val="21"/>
-        </w:rPr>
-        <w:t>rerank</w:t>
-      </w:r>
-      <w:proofErr w:type="spellEnd"/>
-      <w:r>
-        <w:rPr>
-          <w:rStyle w:val="VerbatimChar"/>
-          <w:rFonts w:ascii="BerkeleyMono Nerd Font" w:hAnsi="BerkeleyMono Nerd Font"/>
-          <w:color w:val="000000" w:themeColor="text1"/>
-          <w:sz w:val="20"/>
-          <w:szCs w:val="21"/>
-        </w:rPr>
-        <w:t xml:space="preserve"> \</w:t>
-      </w:r>
-      <w:r>
-        <w:rPr>
-          <w:rFonts w:ascii="BerkeleyMono Nerd Font" w:hAnsi="BerkeleyMono Nerd Font"/>
-          <w:color w:val="000000" w:themeColor="text1"/>
-          <w:sz w:val="21"/>
-          <w:szCs w:val="21"/>
-        </w:rPr>
-        <w:br/>
-      </w:r>
-      <w:r>
-        <w:rPr>
-          <w:rStyle w:val="VerbatimChar"/>
-          <w:rFonts w:ascii="BerkeleyMono Nerd Font" w:hAnsi="BerkeleyMono Nerd Font"/>
-          <w:color w:val="000000" w:themeColor="text1"/>
-          <w:sz w:val="20"/>
-          <w:szCs w:val="21"/>
-        </w:rPr>
-        <w:t xml:space="preserve">  --pipeline-model gemini-3.7-flash --answer-model gemini-3.7-flash --judge-model gemini-3.7-flash \</w:t>
-      </w:r>
-      <w:r>
-        <w:rPr>
-          <w:rFonts w:ascii="BerkeleyMono Nerd Font" w:hAnsi="BerkeleyMono Nerd Font"/>
-          <w:color w:val="000000" w:themeColor="text1"/>
-          <w:sz w:val="21"/>
-          <w:szCs w:val="21"/>
-        </w:rPr>
-        <w:br/>
-      </w:r>
-      <w:r>
-        <w:rPr>
-          <w:rStyle w:val="VerbatimChar"/>
-          <w:rFonts w:ascii="BerkeleyMono Nerd Font" w:hAnsi="BerkeleyMono Nerd Font"/>
-          <w:color w:val="000000" w:themeColor="text1"/>
-          <w:sz w:val="20"/>
-          <w:szCs w:val="21"/>
-        </w:rPr>
-        <w:t xml:space="preserve">  --out $WORK/</w:t>
-      </w:r>
-      <w:proofErr w:type="spellStart"/>
-      <w:r>
-        <w:rPr>
-          <w:rStyle w:val="VerbatimChar"/>
-          <w:rFonts w:ascii="BerkeleyMono Nerd Font" w:hAnsi="BerkeleyMono Nerd Font"/>
-          <w:color w:val="000000" w:themeColor="text1"/>
-          <w:sz w:val="20"/>
-          <w:szCs w:val="21"/>
-        </w:rPr>
-        <w:t>lme</w:t>
-      </w:r>
-      <w:proofErr w:type="spellEnd"/>
-      <w:r>
-        <w:rPr>
-          <w:rStyle w:val="VerbatimChar"/>
-          <w:rFonts w:ascii="BerkeleyMono Nerd Font" w:hAnsi="BerkeleyMono Nerd Font"/>
-          <w:color w:val="000000" w:themeColor="text1"/>
-          <w:sz w:val="20"/>
-          <w:szCs w:val="21"/>
-        </w:rPr>
-        <w:t>/ask_core_$i_6</w:t>
-      </w:r>
-      <w:r>
-        <w:rPr>
-          <w:rFonts w:ascii="BerkeleyMono Nerd Font" w:hAnsi="BerkeleyMono Nerd Font"/>
-          <w:color w:val="000000" w:themeColor="text1"/>
-          <w:sz w:val="21"/>
-          <w:szCs w:val="21"/>
-        </w:rPr>
-        <w:br/>
-      </w:r>
-      <w:r>
-        <w:rPr>
-          <w:rFonts w:ascii="BerkeleyMono Nerd Font" w:hAnsi="BerkeleyMono Nerd Font"/>
-          <w:color w:val="000000" w:themeColor="text1"/>
-          <w:sz w:val="21"/>
-          <w:szCs w:val="21"/>
-        </w:rPr>
-        <w:br/>
-      </w:r>
-      <w:r>
-        <w:rPr>
-          <w:rStyle w:val="VerbatimChar"/>
-          <w:rFonts w:ascii="BerkeleyMono Nerd Font" w:hAnsi="BerkeleyMono Nerd Font"/>
-          <w:color w:val="000000" w:themeColor="text1"/>
-          <w:sz w:val="20"/>
-          <w:szCs w:val="21"/>
-        </w:rPr>
-        <w:t># ask, own-everything row: pipeline and answer seats on the local server, judge unchanged</w:t>
-      </w:r>
-      <w:r>
-        <w:rPr>
-          <w:rFonts w:ascii="BerkeleyMono Nerd Font" w:hAnsi="BerkeleyMono Nerd Font"/>
-          <w:color w:val="000000" w:themeColor="text1"/>
-          <w:sz w:val="21"/>
-          <w:szCs w:val="21"/>
-        </w:rPr>
-        <w:br/>
-      </w:r>
-      <w:r>
-        <w:rPr>
-          <w:rStyle w:val="VerbatimChar"/>
-          <w:rFonts w:ascii="BerkeleyMono Nerd Font" w:hAnsi="BerkeleyMono Nerd Font"/>
-          <w:color w:val="000000" w:themeColor="text1"/>
-          <w:sz w:val="20"/>
-          <w:szCs w:val="21"/>
-        </w:rPr>
-        <w:t>PARTHENON_OBSERVATION_EXCERPT_CHARS=2000 PARTHENON_OBSERVATION_LIMIT=100 VARYS_RERANK_POOL=100 \</w:t>
-      </w:r>
-      <w:r>
-        <w:rPr>
-          <w:rFonts w:ascii="BerkeleyMono Nerd Font" w:hAnsi="BerkeleyMono Nerd Font"/>
-          <w:color w:val="000000" w:themeColor="text1"/>
-          <w:sz w:val="21"/>
-          <w:szCs w:val="21"/>
-        </w:rPr>
-        <w:br/>
-      </w:r>
-      <w:proofErr w:type="spellStart"/>
-      <w:r>
-        <w:rPr>
-          <w:rStyle w:val="VerbatimChar"/>
-          <w:rFonts w:ascii="BerkeleyMono Nerd Font" w:hAnsi="BerkeleyMono Nerd Font"/>
-          <w:color w:val="000000" w:themeColor="text1"/>
-          <w:sz w:val="20"/>
-          <w:szCs w:val="21"/>
-        </w:rPr>
-        <w:t>varys</w:t>
-      </w:r>
-      <w:proofErr w:type="spellEnd"/>
-      <w:r>
-        <w:rPr>
-          <w:rStyle w:val="VerbatimChar"/>
-          <w:rFonts w:ascii="BerkeleyMono Nerd Font" w:hAnsi="BerkeleyMono Nerd Font"/>
-          <w:color w:val="000000" w:themeColor="text1"/>
-          <w:sz w:val="20"/>
-          <w:szCs w:val="21"/>
-        </w:rPr>
-        <w:t xml:space="preserve"> bench ask </w:t>
-      </w:r>
-      <w:proofErr w:type="spellStart"/>
-      <w:r>
-        <w:rPr>
-          <w:rStyle w:val="VerbatimChar"/>
-          <w:rFonts w:ascii="BerkeleyMono Nerd Font" w:hAnsi="BerkeleyMono Nerd Font"/>
-          <w:color w:val="000000" w:themeColor="text1"/>
-          <w:sz w:val="20"/>
-          <w:szCs w:val="21"/>
-        </w:rPr>
-        <w:t>longmemeval</w:t>
-      </w:r>
-      <w:proofErr w:type="spellEnd"/>
-      <w:r>
-        <w:rPr>
-          <w:rStyle w:val="VerbatimChar"/>
-          <w:rFonts w:ascii="BerkeleyMono Nerd Font" w:hAnsi="BerkeleyMono Nerd Font"/>
-          <w:color w:val="000000" w:themeColor="text1"/>
-          <w:sz w:val="20"/>
-          <w:szCs w:val="21"/>
-        </w:rPr>
-        <w:t xml:space="preserve"> ... --compose-contract assembly_v2 --rewrite --</w:t>
-      </w:r>
-      <w:proofErr w:type="spellStart"/>
-      <w:r>
-        <w:rPr>
-          <w:rStyle w:val="VerbatimChar"/>
-          <w:rFonts w:ascii="BerkeleyMono Nerd Font" w:hAnsi="BerkeleyMono Nerd Font"/>
-          <w:color w:val="000000" w:themeColor="text1"/>
-          <w:sz w:val="20"/>
-          <w:szCs w:val="21"/>
-        </w:rPr>
-        <w:t>rerank</w:t>
-      </w:r>
-      <w:proofErr w:type="spellEnd"/>
-      <w:r>
-        <w:rPr>
-          <w:rStyle w:val="VerbatimChar"/>
-          <w:rFonts w:ascii="BerkeleyMono Nerd Font" w:hAnsi="BerkeleyMono Nerd Font"/>
-          <w:color w:val="000000" w:themeColor="text1"/>
-          <w:sz w:val="20"/>
-          <w:szCs w:val="21"/>
-        </w:rPr>
-        <w:t xml:space="preserve"> \</w:t>
-      </w:r>
-      <w:r>
-        <w:rPr>
-          <w:rFonts w:ascii="BerkeleyMono Nerd Font" w:hAnsi="BerkeleyMono Nerd Font"/>
-          <w:color w:val="000000" w:themeColor="text1"/>
-          <w:sz w:val="21"/>
-          <w:szCs w:val="21"/>
-        </w:rPr>
-        <w:br/>
-      </w:r>
-      <w:r>
-        <w:rPr>
-          <w:rStyle w:val="VerbatimChar"/>
-          <w:rFonts w:ascii="BerkeleyMono Nerd Font" w:hAnsi="BerkeleyMono Nerd Font"/>
-          <w:color w:val="000000" w:themeColor="text1"/>
-          <w:sz w:val="20"/>
-          <w:szCs w:val="21"/>
-        </w:rPr>
-        <w:t xml:space="preserve">  --pipeline-endpoint http://127.0.0.1:8000/v1 --pipeline-model gemma-4-31b-it \</w:t>
-      </w:r>
-      <w:r>
-        <w:rPr>
-          <w:rFonts w:ascii="BerkeleyMono Nerd Font" w:hAnsi="BerkeleyMono Nerd Font"/>
-          <w:color w:val="000000" w:themeColor="text1"/>
-          <w:sz w:val="21"/>
-          <w:szCs w:val="21"/>
-        </w:rPr>
-        <w:br/>
-      </w:r>
-      <w:r>
-        <w:rPr>
-          <w:rStyle w:val="VerbatimChar"/>
-          <w:rFonts w:ascii="BerkeleyMono Nerd Font" w:hAnsi="BerkeleyMono Nerd Font"/>
-          <w:color w:val="000000" w:themeColor="text1"/>
-          <w:sz w:val="20"/>
-          <w:szCs w:val="21"/>
-        </w:rPr>
-        <w:t xml:space="preserve">  --answer-endpoint   http://127.0.0.1:8000/v1 --answer-model   gemma-4-31b-it --answer-max-output-tokens 8000 \</w:t>
-      </w:r>
-      <w:r>
-        <w:rPr>
-          <w:rFonts w:ascii="BerkeleyMono Nerd Font" w:hAnsi="BerkeleyMono Nerd Font"/>
-          <w:color w:val="000000" w:themeColor="text1"/>
-          <w:sz w:val="21"/>
-          <w:szCs w:val="21"/>
-        </w:rPr>
-        <w:br/>
-      </w:r>
-      <w:r>
-        <w:rPr>
-          <w:rStyle w:val="VerbatimChar"/>
-          <w:rFonts w:ascii="BerkeleyMono Nerd Font" w:hAnsi="BerkeleyMono Nerd Font"/>
-          <w:color w:val="000000" w:themeColor="text1"/>
-          <w:sz w:val="20"/>
-          <w:szCs w:val="21"/>
-        </w:rPr>
-        <w:t xml:space="preserve">  --judge-model gemini-3.7-flash --out $WORK/</w:t>
-      </w:r>
-      <w:proofErr w:type="spellStart"/>
-      <w:r>
-        <w:rPr>
-          <w:rStyle w:val="VerbatimChar"/>
-          <w:rFonts w:ascii="BerkeleyMono Nerd Font" w:hAnsi="BerkeleyMono Nerd Font"/>
-          <w:color w:val="000000" w:themeColor="text1"/>
-          <w:sz w:val="20"/>
-          <w:szCs w:val="21"/>
-        </w:rPr>
-        <w:t>lme-sov</w:t>
-      </w:r>
-      <w:proofErr w:type="spellEnd"/>
-      <w:r>
-        <w:rPr>
-          <w:rStyle w:val="VerbatimChar"/>
-          <w:rFonts w:ascii="BerkeleyMono Nerd Font" w:hAnsi="BerkeleyMono Nerd Font"/>
-          <w:color w:val="000000" w:themeColor="text1"/>
-          <w:sz w:val="20"/>
-          <w:szCs w:val="21"/>
-        </w:rPr>
-        <w:t>/ask_core_owned_$i_192</w:t>
-      </w:r>
-      <w:r>
-        <w:rPr>
-          <w:rFonts w:ascii="BerkeleyMono Nerd Font" w:hAnsi="BerkeleyMono Nerd Font"/>
-          <w:color w:val="000000" w:themeColor="text1"/>
-          <w:sz w:val="21"/>
-          <w:szCs w:val="21"/>
-        </w:rPr>
-        <w:br/>
-      </w:r>
-      <w:r>
-        <w:rPr>
-          <w:rFonts w:ascii="BerkeleyMono Nerd Font" w:hAnsi="BerkeleyMono Nerd Font"/>
-          <w:color w:val="000000" w:themeColor="text1"/>
-          <w:sz w:val="21"/>
-          <w:szCs w:val="21"/>
-        </w:rPr>
-        <w:br/>
-      </w:r>
-      <w:r>
-        <w:rPr>
-          <w:rStyle w:val="VerbatimChar"/>
-          <w:rFonts w:ascii="BerkeleyMono Nerd Font" w:hAnsi="BerkeleyMono Nerd Font"/>
-          <w:color w:val="000000" w:themeColor="text1"/>
-          <w:sz w:val="20"/>
-          <w:szCs w:val="21"/>
-        </w:rPr>
-        <w:t># rent-the-thinking row: same, with --answer-model gemini-3.7-flash and VARYS_PYTHIA=1</w:t>
-      </w:r>
-      <w:r>
-        <w:rPr>
-          <w:rFonts w:ascii="BerkeleyMono Nerd Font" w:hAnsi="BerkeleyMono Nerd Font"/>
-          <w:color w:val="000000" w:themeColor="text1"/>
-          <w:sz w:val="21"/>
-          <w:szCs w:val="21"/>
-        </w:rPr>
-        <w:br/>
-      </w:r>
-      <w:r>
-        <w:rPr>
-          <w:rStyle w:val="VerbatimChar"/>
-          <w:rFonts w:ascii="BerkeleyMono Nerd Font" w:hAnsi="BerkeleyMono Nerd Font"/>
-          <w:color w:val="000000" w:themeColor="text1"/>
-          <w:sz w:val="20"/>
-          <w:szCs w:val="21"/>
-        </w:rPr>
-        <w:t xml:space="preserve"># never-refuse probe: same as the frontier row with --compose-contract </w:t>
-      </w:r>
-      <w:proofErr w:type="spellStart"/>
-      <w:r>
-        <w:rPr>
-          <w:rStyle w:val="VerbatimChar"/>
-          <w:rFonts w:ascii="BerkeleyMono Nerd Font" w:hAnsi="BerkeleyMono Nerd Font"/>
-          <w:color w:val="000000" w:themeColor="text1"/>
-          <w:sz w:val="20"/>
-          <w:szCs w:val="21"/>
-        </w:rPr>
-        <w:t>never_refuse_probe</w:t>
-      </w:r>
-      <w:proofErr w:type="spellEnd"/>
-      <w:r>
-        <w:rPr>
-          <w:rFonts w:ascii="BerkeleyMono Nerd Font" w:hAnsi="BerkeleyMono Nerd Font"/>
-          <w:color w:val="000000" w:themeColor="text1"/>
-          <w:sz w:val="21"/>
-          <w:szCs w:val="21"/>
-        </w:rPr>
-        <w:br/>
-      </w:r>
-      <w:r>
-        <w:rPr>
-          <w:rStyle w:val="VerbatimChar"/>
-          <w:rFonts w:ascii="BerkeleyMono Nerd Font" w:hAnsi="BerkeleyMono Nerd Font"/>
-          <w:color w:val="000000" w:themeColor="text1"/>
-          <w:sz w:val="20"/>
-          <w:szCs w:val="21"/>
-        </w:rPr>
-        <w:t># a question part of one conversation: --only-questions ids.txt (one question id per line)</w:t>
-      </w:r>
-      <w:r>
-        <w:rPr>
-          <w:rFonts w:ascii="BerkeleyMono Nerd Font" w:hAnsi="BerkeleyMono Nerd Font"/>
-          <w:color w:val="000000" w:themeColor="text1"/>
-          <w:sz w:val="21"/>
-          <w:szCs w:val="21"/>
-        </w:rPr>
-        <w:br/>
-      </w:r>
-      <w:r>
-        <w:rPr>
-          <w:rFonts w:ascii="BerkeleyMono Nerd Font" w:hAnsi="BerkeleyMono Nerd Font"/>
-          <w:color w:val="000000" w:themeColor="text1"/>
-          <w:sz w:val="21"/>
-          <w:szCs w:val="21"/>
-        </w:rPr>
-        <w:br/>
-      </w:r>
-      <w:r>
-        <w:rPr>
-          <w:rStyle w:val="VerbatimChar"/>
-          <w:rFonts w:ascii="BerkeleyMono Nerd Font" w:hAnsi="BerkeleyMono Nerd Font"/>
-          <w:color w:val="000000" w:themeColor="text1"/>
-          <w:sz w:val="20"/>
-          <w:szCs w:val="21"/>
-        </w:rPr>
-        <w:t># BEAM aggregation, committed formula</w:t>
-      </w:r>
-      <w:r>
-        <w:rPr>
-          <w:rFonts w:ascii="BerkeleyMono Nerd Font" w:hAnsi="BerkeleyMono Nerd Font"/>
-          <w:color w:val="000000" w:themeColor="text1"/>
-          <w:sz w:val="21"/>
-          <w:szCs w:val="21"/>
-        </w:rPr>
-        <w:br/>
-      </w:r>
-      <w:r>
-        <w:rPr>
-          <w:rStyle w:val="VerbatimChar"/>
-          <w:rFonts w:ascii="BerkeleyMono Nerd Font" w:hAnsi="BerkeleyMono Nerd Font"/>
-          <w:color w:val="000000" w:themeColor="text1"/>
-          <w:sz w:val="20"/>
-          <w:szCs w:val="21"/>
-        </w:rPr>
-        <w:t>python3 scripts/beam-official-aggregate.py $WORK/beam/ask_*.</w:t>
-      </w:r>
-      <w:proofErr w:type="spellStart"/>
-      <w:r>
-        <w:rPr>
-          <w:rStyle w:val="VerbatimChar"/>
-          <w:rFonts w:ascii="BerkeleyMono Nerd Font" w:hAnsi="BerkeleyMono Nerd Font"/>
-          <w:color w:val="000000" w:themeColor="text1"/>
-          <w:sz w:val="20"/>
-          <w:szCs w:val="21"/>
-        </w:rPr>
-        <w:t>json</w:t>
-      </w:r>
-      <w:proofErr w:type="spellEnd"/>
+        <w:t>python3 scripts/beam-official-aggregate.py $WORK/beam/ask_*.json</w:t>
+      </w:r>
     </w:p>
     <w:p>
       <w:pPr>
@@ -22354,9 +19186,25 @@
           <w:iCs/>
           <w:color w:val="000000" w:themeColor="text1"/>
         </w:rPr>
-        <w:t>Gold-answer judge (</w:t>
-      </w:r>
-      <w:proofErr w:type="spellStart"/>
+        <w:t>Gold-answer judge (LongMemEval, LoCoMo):</w:t>
+      </w:r>
+      <w:r>
+        <w:rPr>
+          <w:rFonts w:ascii="Mignon" w:hAnsi="Mignon"/>
+          <w:color w:val="000000" w:themeColor="text1"/>
+        </w:rPr>
+        <w:t xml:space="preserve"> "You judge whether a hypothesis answer is correct given a question and the gold answer. The gold may list several acceptable forms or alternatives; answer yes if the hypothesis matches ANY acceptable form. Ignore formatting differences: markdown, casing, spelled-out vs numeric values, and extra words that do not change the meaning. Reply with exactly one word: yes or no."</w:t>
+      </w:r>
+    </w:p>
+    <w:p>
+      <w:pPr>
+        <w:pStyle w:val="BlockText"/>
+        <w:jc w:val="both"/>
+        <w:rPr>
+          <w:rFonts w:ascii="Mignon" w:hAnsi="Mignon"/>
+          <w:color w:val="000000" w:themeColor="text1"/>
+        </w:rPr>
+      </w:pPr>
       <w:r>
         <w:rPr>
           <w:rFonts w:ascii="Mignon" w:hAnsi="Mignon"/>
@@ -22364,62 +19212,6 @@
           <w:iCs/>
           <w:color w:val="000000" w:themeColor="text1"/>
         </w:rPr>
-        <w:t>LongMemEval</w:t>
-      </w:r>
-      <w:proofErr w:type="spellEnd"/>
-      <w:r>
-        <w:rPr>
-          <w:rFonts w:ascii="Mignon" w:hAnsi="Mignon"/>
-          <w:i/>
-          <w:iCs/>
-          <w:color w:val="000000" w:themeColor="text1"/>
-        </w:rPr>
-        <w:t xml:space="preserve">, </w:t>
-      </w:r>
-      <w:proofErr w:type="spellStart"/>
-      <w:r>
-        <w:rPr>
-          <w:rFonts w:ascii="Mignon" w:hAnsi="Mignon"/>
-          <w:i/>
-          <w:iCs/>
-          <w:color w:val="000000" w:themeColor="text1"/>
-        </w:rPr>
-        <w:t>LoCoMo</w:t>
-      </w:r>
-      <w:proofErr w:type="spellEnd"/>
-      <w:r>
-        <w:rPr>
-          <w:rFonts w:ascii="Mignon" w:hAnsi="Mignon"/>
-          <w:i/>
-          <w:iCs/>
-          <w:color w:val="000000" w:themeColor="text1"/>
-        </w:rPr>
-        <w:t>):</w:t>
-      </w:r>
-      <w:r>
-        <w:rPr>
-          <w:rFonts w:ascii="Mignon" w:hAnsi="Mignon"/>
-          <w:color w:val="000000" w:themeColor="text1"/>
-        </w:rPr>
-        <w:t xml:space="preserve"> "You judge whether a hypothesis answer is correct given a question and the gold answer. The gold may list several acceptable forms or alternatives; answer yes if the hypothesis matches ANY acceptable form. Ignore formatting differences: markdown, casing, spelled-out vs numeric values, and extra words that do not change the meaning. Reply with exactly one word: yes or no."</w:t>
-      </w:r>
-    </w:p>
-    <w:p>
-      <w:pPr>
-        <w:pStyle w:val="BlockText"/>
-        <w:jc w:val="both"/>
-        <w:rPr>
-          <w:rFonts w:ascii="Mignon" w:hAnsi="Mignon"/>
-          <w:color w:val="000000" w:themeColor="text1"/>
-        </w:rPr>
-      </w:pPr>
-      <w:r>
-        <w:rPr>
-          <w:rFonts w:ascii="Mignon" w:hAnsi="Mignon"/>
-          <w:i/>
-          <w:iCs/>
-          <w:color w:val="000000" w:themeColor="text1"/>
-        </w:rPr>
         <w:t>Rubric judge (BEAM):</w:t>
       </w:r>
       <w:r>
@@ -22475,119 +19267,7 @@
           <w:color w:val="000000" w:themeColor="text1"/>
         </w:rPr>
         <w:lastRenderedPageBreak/>
-        <w:t xml:space="preserve">Cost and wall-clock, for planning a re-run. Frontier placement: </w:t>
-      </w:r>
-      <w:proofErr w:type="spellStart"/>
-      <w:r>
-        <w:rPr>
-          <w:rFonts w:ascii="Mignon" w:hAnsi="Mignon"/>
-          <w:color w:val="000000" w:themeColor="text1"/>
-        </w:rPr>
-        <w:t>LongMemEval</w:t>
-      </w:r>
-      <w:proofErr w:type="spellEnd"/>
-      <w:r>
-        <w:rPr>
-          <w:rFonts w:ascii="Mignon" w:hAnsi="Mignon"/>
-          <w:color w:val="000000" w:themeColor="text1"/>
-        </w:rPr>
-        <w:t xml:space="preserve"> ingest is about $3 and 6–7 hours across six lanes with gpt-4.1-mini; a full </w:t>
-      </w:r>
-      <w:proofErr w:type="spellStart"/>
-      <w:r>
-        <w:rPr>
-          <w:rFonts w:ascii="Mignon" w:hAnsi="Mignon"/>
-          <w:color w:val="000000" w:themeColor="text1"/>
-        </w:rPr>
-        <w:t>LongMemEval</w:t>
-      </w:r>
-      <w:proofErr w:type="spellEnd"/>
-      <w:r>
-        <w:rPr>
-          <w:rFonts w:ascii="Mignon" w:hAnsi="Mignon"/>
-          <w:color w:val="000000" w:themeColor="text1"/>
-        </w:rPr>
-        <w:t xml:space="preserve"> ask pass is about $7 and one hour; a full BEAM 1M campaign with the frontier loop is roughly three to four times a </w:t>
-      </w:r>
-      <w:proofErr w:type="spellStart"/>
-      <w:r>
-        <w:rPr>
-          <w:rFonts w:ascii="Mignon" w:hAnsi="Mignon"/>
-          <w:color w:val="000000" w:themeColor="text1"/>
-        </w:rPr>
-        <w:t>LongMemEval</w:t>
-      </w:r>
-      <w:proofErr w:type="spellEnd"/>
-      <w:r>
-        <w:rPr>
-          <w:rFonts w:ascii="Mignon" w:hAnsi="Mignon"/>
-          <w:color w:val="000000" w:themeColor="text1"/>
-        </w:rPr>
-        <w:t xml:space="preserve"> pass in model spend. The BEAM corpus cost under $10 to ingest. Local placement, on one H200 per bench machine: </w:t>
-      </w:r>
-      <w:proofErr w:type="spellStart"/>
-      <w:r>
-        <w:rPr>
-          <w:rFonts w:ascii="Mignon" w:hAnsi="Mignon"/>
-          <w:color w:val="000000" w:themeColor="text1"/>
-        </w:rPr>
-        <w:t>LongMemEval</w:t>
-      </w:r>
-      <w:proofErr w:type="spellEnd"/>
-      <w:r>
-        <w:rPr>
-          <w:rFonts w:ascii="Mignon" w:hAnsi="Mignon"/>
-          <w:color w:val="000000" w:themeColor="text1"/>
-        </w:rPr>
-        <w:t xml:space="preserve"> ingest of 500 brains in about 12 hours across two machines at 48 lanes each; </w:t>
-      </w:r>
-      <w:proofErr w:type="spellStart"/>
-      <w:r>
-        <w:rPr>
-          <w:rFonts w:ascii="Mignon" w:hAnsi="Mignon"/>
-          <w:color w:val="000000" w:themeColor="text1"/>
-        </w:rPr>
-        <w:t>LoCoMo</w:t>
-      </w:r>
-      <w:proofErr w:type="spellEnd"/>
-      <w:r>
-        <w:rPr>
-          <w:rFonts w:ascii="Mignon" w:hAnsi="Mignon"/>
-          <w:color w:val="000000" w:themeColor="text1"/>
-        </w:rPr>
-        <w:t xml:space="preserve"> ingest 53 and 70 minutes per conversation with 16 extractions in flight; BEAM 100K ingest of 20 conversations in about three hours across two machines. Answering: </w:t>
-      </w:r>
-      <w:proofErr w:type="gramStart"/>
-      <w:r>
-        <w:rPr>
-          <w:rFonts w:ascii="Mignon" w:hAnsi="Mignon"/>
-          <w:color w:val="000000" w:themeColor="text1"/>
-        </w:rPr>
-        <w:t>the</w:t>
-      </w:r>
-      <w:proofErr w:type="gramEnd"/>
-      <w:r>
-        <w:rPr>
-          <w:rFonts w:ascii="Mignon" w:hAnsi="Mignon"/>
-          <w:color w:val="000000" w:themeColor="text1"/>
-        </w:rPr>
-        <w:t xml:space="preserve"> </w:t>
-      </w:r>
-      <w:proofErr w:type="spellStart"/>
-      <w:r>
-        <w:rPr>
-          <w:rFonts w:ascii="Mignon" w:hAnsi="Mignon"/>
-          <w:color w:val="000000" w:themeColor="text1"/>
-        </w:rPr>
-        <w:t>LongMemEval</w:t>
-      </w:r>
-      <w:proofErr w:type="spellEnd"/>
-      <w:r>
-        <w:rPr>
-          <w:rFonts w:ascii="Mignon" w:hAnsi="Mignon"/>
-          <w:color w:val="000000" w:themeColor="text1"/>
-        </w:rPr>
-        <w:t xml:space="preserve"> local single call ran at a median of 150 seconds per question on a single lane; the BEAM 100K local rows ran at a median of 746 (single call) and 917 seconds (loop) per question with 14 conversations sharing one GPU, against 54 to 60 seconds for the frontier rows. The local BEAM loop row took 6 to 13 hours per machine. Those are throughput figures for a shared benchmark box, not single-user latencies.</w:t>
+        <w:t>Cost and wall-clock, for planning a re-run. Frontier placement: LongMemEval ingest is about $3 and 6–7 hours across six lanes with gpt-4.1-mini; a full LongMemEval ask pass is about $7 and one hour; a full BEAM 1M campaign with the frontier loop is roughly three to four times a LongMemEval pass in model spend. The BEAM corpus cost under $10 to ingest. Local placement, on one H200 per bench machine: LongMemEval ingest of 500 brains in about 12 hours across two machines at 48 lanes each; LoCoMo ingest 53 and 70 minutes per conversation with 16 extractions in flight; BEAM 100K ingest of 20 conversations in about three hours across two machines. Answering: the LongMemEval local single call ran at a median of 150 seconds per question on a single lane; the BEAM 100K local rows ran at a median of 746 (single call) and 917 seconds (loop) per question with 14 conversations sharing one GPU, against 54 to 60 seconds for the frontier rows. The local BEAM loop row took 6 to 13 hours per machine. Those are throughput figures for a shared benchmark box, not single-user latencies.</w:t>
       </w:r>
     </w:p>
     <w:p>
@@ -22676,39 +19356,7 @@
           <w:rFonts w:ascii="Mignon" w:hAnsi="Mignon"/>
           <w:color w:val="000000" w:themeColor="text1"/>
         </w:rPr>
-        <w:t xml:space="preserve">Vendor X does not publish retrieval or abstention metrics at the 1M-token scale. Its </w:t>
-      </w:r>
-      <w:proofErr w:type="spellStart"/>
-      <w:r>
-        <w:rPr>
-          <w:rFonts w:ascii="Mignon" w:hAnsi="Mignon"/>
-          <w:color w:val="000000" w:themeColor="text1"/>
-        </w:rPr>
-        <w:t>LongMemEval</w:t>
-      </w:r>
-      <w:proofErr w:type="spellEnd"/>
-      <w:r>
-        <w:rPr>
-          <w:rFonts w:ascii="Mignon" w:hAnsi="Mignon"/>
-          <w:color w:val="000000" w:themeColor="text1"/>
-        </w:rPr>
-        <w:t xml:space="preserve">-S accuracy cannot have been produced under the official abstention rule: 30 of 500 questions are unanswerable traps, correct only when refused, so a never-refuse system </w:t>
-      </w:r>
-      <w:proofErr w:type="gramStart"/>
-      <w:r>
-        <w:rPr>
-          <w:rFonts w:ascii="Mignon" w:hAnsi="Mignon"/>
-          <w:color w:val="000000" w:themeColor="text1"/>
-        </w:rPr>
-        <w:t>caps</w:t>
-      </w:r>
-      <w:proofErr w:type="gramEnd"/>
-      <w:r>
-        <w:rPr>
-          <w:rFonts w:ascii="Mignon" w:hAnsi="Mignon"/>
-          <w:color w:val="000000" w:themeColor="text1"/>
-        </w:rPr>
-        <w:t xml:space="preserve"> at 94.0. A score of 98.0 is therefore incompatible with applying the official abstention rule to all 500 questions under a never-refuse policy.</w:t>
+        <w:t>Vendor X does not publish retrieval or abstention metrics at the 1M-token scale. Its LongMemEval-S accuracy cannot have been produced under the official abstention rule: 30 of 500 questions are unanswerable traps, correct only when refused, so a never-refuse system caps at 94.0. A score of 98.0 is therefore incompatible with applying the official abstention rule to all 500 questions under a never-refuse policy.</w:t>
       </w:r>
     </w:p>
     <w:p>
@@ -22772,23 +19420,7 @@
           <w:rFonts w:ascii="Mignon" w:hAnsi="Mignon"/>
           <w:color w:val="000000" w:themeColor="text1"/>
         </w:rPr>
-        <w:t xml:space="preserve"> One Acropolis figure was produced under a never-refuse contract, as a labeled probe (A.7), so that the size of the protocol difference is a measurement rather than an estimate. </w:t>
-      </w:r>
-      <w:proofErr w:type="spellStart"/>
-      <w:r>
-        <w:rPr>
-          <w:rFonts w:ascii="Mignon" w:hAnsi="Mignon"/>
-          <w:color w:val="000000" w:themeColor="text1"/>
-        </w:rPr>
-        <w:t>LongMemEval</w:t>
-      </w:r>
-      <w:proofErr w:type="spellEnd"/>
-      <w:r>
-        <w:rPr>
-          <w:rFonts w:ascii="Mignon" w:hAnsi="Mignon"/>
-          <w:color w:val="000000" w:themeColor="text1"/>
-        </w:rPr>
-        <w:t>, all 500 questions, frontier single call over the local brains, same retrieval and same judge, paired against the assembly_v2 row on identical questions:</w:t>
+        <w:t xml:space="preserve"> One Acropolis figure was produced under a never-refuse contract, as a labeled probe (A.7), so that the size of the protocol difference is a measurement rather than an estimate. LongMemEval, all 500 questions, frontier single call over the local brains, same retrieval and same judge, paired against the assembly_v2 row on identical questions:</w:t>
       </w:r>
     </w:p>
     <w:tbl>
@@ -23180,7 +19812,6 @@
                 <w:szCs w:val="22"/>
               </w:rPr>
             </w:pPr>
-            <w:proofErr w:type="spellStart"/>
             <w:r>
               <w:rPr>
                 <w:rFonts w:ascii="Mignon" w:hAnsi="Mignon"/>
@@ -23190,7 +19821,6 @@
               </w:rPr>
               <w:t>never_refuse_probe</w:t>
             </w:r>
-            <w:proofErr w:type="spellEnd"/>
           </w:p>
         </w:tc>
         <w:tc>
@@ -23409,78 +20039,20 @@
         </w:rPr>
         <w:t xml:space="preserve">Reproducibility is a claim only if the artefacts are available. Before publication, the Varys repository, the </w:t>
       </w:r>
-      <w:proofErr w:type="spellStart"/>
       <w:r>
         <w:rPr>
           <w:rStyle w:val="VerbatimChar"/>
           <w:rFonts w:ascii="Mignon" w:hAnsi="Mignon"/>
           <w:color w:val="000000" w:themeColor="text1"/>
         </w:rPr>
-        <w:t>varys</w:t>
-      </w:r>
-      <w:proofErr w:type="spellEnd"/>
-      <w:r>
-        <w:rPr>
-          <w:rStyle w:val="VerbatimChar"/>
-          <w:rFonts w:ascii="Mignon" w:hAnsi="Mignon"/>
-          <w:color w:val="000000" w:themeColor="text1"/>
-        </w:rPr>
-        <w:t xml:space="preserve"> bench</w:t>
-      </w:r>
-      <w:r>
-        <w:rPr>
-          <w:rFonts w:ascii="Mignon" w:hAnsi="Mignon"/>
-          <w:color w:val="000000" w:themeColor="text1"/>
-        </w:rPr>
-        <w:t xml:space="preserve"> harness and the committed aggregator are publicly available under the release tag named in the report-bundle manifest; the per-question run reports behind every published figure are published alongside the paper; dataset retrieval instructions and hashes are included; model pins name provider snapshots or open-weight checkpoints. If any of these is missing at release, the affected figure is marked "not independently reproducible" in the paper. Applied: the site's banked </w:t>
-      </w:r>
-      <w:proofErr w:type="spellStart"/>
-      <w:r>
-        <w:rPr>
-          <w:rFonts w:ascii="Mignon" w:hAnsi="Mignon"/>
-          <w:color w:val="000000" w:themeColor="text1"/>
-        </w:rPr>
-        <w:t>LongMemEval</w:t>
-      </w:r>
-      <w:proofErr w:type="spellEnd"/>
-      <w:r>
-        <w:rPr>
-          <w:rFonts w:ascii="Mignon" w:hAnsi="Mignon"/>
-          <w:color w:val="000000" w:themeColor="text1"/>
-        </w:rPr>
-        <w:t xml:space="preserve"> figures (core 89.2 band, agentic 90.5 over four runs, escalation 91.6) and the BEAM 1M figures (core 60.2 band, governed composite) are only partially retained as per-</w:t>
-      </w:r>
-      <w:proofErr w:type="spellStart"/>
-      <w:r>
-        <w:rPr>
-          <w:rFonts w:ascii="Mignon" w:hAnsi="Mignon"/>
-          <w:color w:val="000000" w:themeColor="text1"/>
-        </w:rPr>
-        <w:t>shard</w:t>
-      </w:r>
-      <w:proofErr w:type="spellEnd"/>
-      <w:r>
-        <w:rPr>
-          <w:rFonts w:ascii="Mignon" w:hAnsi="Mignon"/>
-          <w:color w:val="000000" w:themeColor="text1"/>
-        </w:rPr>
-        <w:t xml:space="preserve"> reports, because later runs on the same work directories overwrote shard files under reused tags and one gate run's raw reports were lost to temp cleanup (A.9, 2026-08-30). Those figures stand as published in the 2026-09-01 numbers sheet and the glossary, are re-runnable from the tagged harness and the named </w:t>
-      </w:r>
-      <w:proofErr w:type="gramStart"/>
-      <w:r>
-        <w:rPr>
-          <w:rFonts w:ascii="Mignon" w:hAnsi="Mignon"/>
-          <w:color w:val="000000" w:themeColor="text1"/>
-        </w:rPr>
-        <w:t>datasets, and</w:t>
-      </w:r>
-      <w:proofErr w:type="gramEnd"/>
-      <w:r>
-        <w:rPr>
-          <w:rFonts w:ascii="Mignon" w:hAnsi="Mignon"/>
-          <w:color w:val="000000" w:themeColor="text1"/>
-        </w:rPr>
-        <w:t xml:space="preserve"> are marked not independently auditable per question from this bundle. Every September figure and both reference rows are fully retained. Part I marks each table: </w:t>
+        <w:t>varys bench</w:t>
+      </w:r>
+      <w:r>
+        <w:rPr>
+          <w:rFonts w:ascii="Mignon" w:hAnsi="Mignon"/>
+          <w:color w:val="000000" w:themeColor="text1"/>
+        </w:rPr>
+        <w:t xml:space="preserve"> harness and the committed aggregator are publicly available under the release tag named in the report-bundle manifest; the per-question run reports behind every published figure are published alongside the paper; dataset retrieval instructions and hashes are included; model pins name provider snapshots or open-weight checkpoints. If any of these is missing at release, the affected figure is marked "not independently reproducible" in the paper. Applied: the site's banked LongMemEval figures (core 89.2 band, agentic 90.5 over four runs, escalation 91.6) and the BEAM 1M figures (core 60.2 band, governed composite) are only partially retained as per-shard reports, because later runs on the same work directories overwrote shard files under reused tags and one gate run's raw reports were lost to temp cleanup (A.9, 2026-08-30). Those figures stand as published in the 2026-09-01 numbers sheet and the glossary, are re-runnable from the tagged harness and the named datasets, and are marked not independently auditable per question from this bundle. Every September figure and both reference rows are fully retained. Part I marks each table: </w:t>
       </w:r>
       <w:r>
         <w:rPr>
@@ -23508,23 +20080,7 @@
           <w:rFonts w:ascii="Mignon" w:hAnsi="Mignon"/>
           <w:color w:val="000000" w:themeColor="text1"/>
         </w:rPr>
-        <w:t xml:space="preserve"> re-runnable from the tagged harness, historical artifacts partially retained. The snapshot-callability check was not repeated at release; the model ids are as pinned in A.4 and the reports. If a named model snapshot is no longer callable by an independent reader, the affected figure is marked the same way, even when the harness and reports remain available: the published reports stay auditable and the aggregations stay repeatable, but the end-to-end figure is not independently reproducible. The local placement's figures depend on an open-weight checkpoint and a serving configuration (</w:t>
-      </w:r>
-      <w:proofErr w:type="spellStart"/>
-      <w:r>
-        <w:rPr>
-          <w:rFonts w:ascii="Mignon" w:hAnsi="Mignon"/>
-          <w:color w:val="000000" w:themeColor="text1"/>
-        </w:rPr>
-        <w:t>vLLM</w:t>
-      </w:r>
-      <w:proofErr w:type="spellEnd"/>
-      <w:r>
-        <w:rPr>
-          <w:rFonts w:ascii="Mignon" w:hAnsi="Mignon"/>
-          <w:color w:val="000000" w:themeColor="text1"/>
-        </w:rPr>
-        <w:t xml:space="preserve"> version, context, KV precision, thinking on), all recorded in the manifest; they are reproducible by anyone with the checkpoint and one comparable GPU.</w:t>
+        <w:t xml:space="preserve"> re-runnable from the tagged harness, historical artifacts partially retained. The snapshot-callability check was not repeated at release; the model ids are as pinned in A.4 and the reports. If a named model snapshot is no longer callable by an independent reader, the affected figure is marked the same way, even when the harness and reports remain available: the published reports stay auditable and the aggregations stay repeatable, but the end-to-end figure is not independently reproducible. The local placement's figures depend on an open-weight checkpoint and a serving configuration (vLLM version, context, KV precision, thinking on), all recorded in the manifest; they are reproducible by anyone with the checkpoint and one comparable GPU.</w:t>
       </w:r>
     </w:p>
     <w:p>
@@ -23541,23 +20097,7 @@
           <w:rFonts w:ascii="Mignon" w:hAnsi="Mignon"/>
           <w:color w:val="000000" w:themeColor="text1"/>
         </w:rPr>
-        <w:t xml:space="preserve">The report-bundle manifest is published alongside the paper in human-readable and machine-readable (JSON) form; its SHA-256 is printed in the reference block above. It records the repository URL, release tag, immutable commit SHA and </w:t>
-      </w:r>
-      <w:proofErr w:type="spellStart"/>
-      <w:r>
-        <w:rPr>
-          <w:rFonts w:ascii="Mignon" w:hAnsi="Mignon"/>
-          <w:color w:val="000000" w:themeColor="text1"/>
-        </w:rPr>
-        <w:t>licence</w:t>
-      </w:r>
-      <w:proofErr w:type="spellEnd"/>
-      <w:r>
-        <w:rPr>
-          <w:rFonts w:ascii="Mignon" w:hAnsi="Mignon"/>
-          <w:color w:val="000000" w:themeColor="text1"/>
-        </w:rPr>
-        <w:t>, and for every published run report: file name, SHA-256, dataset and dataset hash, configuration name, compose contract, model ids and snapshot identifiers, harness and Parthenon SHAs with the dirty-tree flag, run date range, shard and part coverage, question count against the dataset, whether resumed work was included, and the exact aggregate output file behind each published number.</w:t>
+        <w:t>The report-bundle manifest is published alongside the paper in human-readable and machine-readable (JSON) form; its SHA-256 is printed in the reference block above. It records the repository URL, release tag, immutable commit SHA and licence, and for every published run report: file name, SHA-256, dataset and dataset hash, configuration name, compose contract, model ids and snapshot identifiers, harness and Parthenon SHAs with the dirty-tree flag, run date range, shard and part coverage, question count against the dataset, whether resumed work was included, and the exact aggregate output file behind each published number.</w:t>
       </w:r>
     </w:p>
     <w:p>
@@ -23574,23 +20114,7 @@
           <w:rFonts w:ascii="Mignon" w:hAnsi="Mignon"/>
           <w:color w:val="000000" w:themeColor="text1"/>
         </w:rPr>
-        <w:t xml:space="preserve">Report format: machine-readable JSON, one file per </w:t>
-      </w:r>
-      <w:proofErr w:type="spellStart"/>
-      <w:r>
-        <w:rPr>
-          <w:rFonts w:ascii="Mignon" w:hAnsi="Mignon"/>
-          <w:color w:val="000000" w:themeColor="text1"/>
-        </w:rPr>
-        <w:t>shard</w:t>
-      </w:r>
-      <w:proofErr w:type="spellEnd"/>
-      <w:r>
-        <w:rPr>
-          <w:rFonts w:ascii="Mignon" w:hAnsi="Mignon"/>
-          <w:color w:val="000000" w:themeColor="text1"/>
-        </w:rPr>
-        <w:t xml:space="preserve"> (and part) per configuration, each containing the run's provenance block (dataset hash, shard, model ids and endpoints, </w:t>
+        <w:t xml:space="preserve">Report format: machine-readable JSON, one file per shard (and part) per configuration, each containing the run's provenance block (dataset hash, shard, model ids and endpoints, </w:t>
       </w:r>
       <w:r>
         <w:rPr>
@@ -23938,7 +20462,6 @@
               </w:rPr>
               <w:t xml:space="preserve">Pythia loop (ask / compute / extract, </w:t>
             </w:r>
-            <w:proofErr w:type="spellStart"/>
             <w:r>
               <w:rPr>
                 <w:rStyle w:val="VerbatimChar"/>
@@ -23948,7 +20471,6 @@
               </w:rPr>
               <w:t>asked_at</w:t>
             </w:r>
-            <w:proofErr w:type="spellEnd"/>
             <w:r>
               <w:rPr>
                 <w:rFonts w:ascii="Mignon" w:hAnsi="Mignon"/>
@@ -24178,7 +20700,6 @@
               </w:rPr>
               <w:t>task-scoped context (</w:t>
             </w:r>
-            <w:proofErr w:type="spellStart"/>
             <w:r>
               <w:rPr>
                 <w:rStyle w:val="VerbatimChar"/>
@@ -24188,7 +20709,6 @@
               </w:rPr>
               <w:t>ask_batch</w:t>
             </w:r>
-            <w:proofErr w:type="spellEnd"/>
             <w:r>
               <w:rPr>
                 <w:rFonts w:ascii="Mignon" w:hAnsi="Mignon"/>
@@ -24322,67 +20842,7 @@
                 <w:szCs w:val="22"/>
               </w:rPr>
               <w:lastRenderedPageBreak/>
-              <w:t xml:space="preserve">reaches the next assertion at 0 </w:t>
-            </w:r>
-            <w:proofErr w:type="spellStart"/>
-            <w:r>
-              <w:rPr>
-                <w:rFonts w:ascii="Mignon" w:hAnsi="Mignon"/>
-                <w:color w:val="000000" w:themeColor="text1"/>
-                <w:sz w:val="22"/>
-                <w:szCs w:val="22"/>
-              </w:rPr>
-              <w:t>ms</w:t>
-            </w:r>
-            <w:proofErr w:type="spellEnd"/>
-            <w:r>
-              <w:rPr>
-                <w:rFonts w:ascii="Mignon" w:hAnsi="Mignon"/>
-                <w:color w:val="000000" w:themeColor="text1"/>
-                <w:sz w:val="22"/>
-                <w:szCs w:val="22"/>
-              </w:rPr>
-              <w:t xml:space="preserve"> (cache off) or within the TTL; an issued assertion refused within the generation-feed poll interval (976 </w:t>
-            </w:r>
-            <w:proofErr w:type="spellStart"/>
-            <w:r>
-              <w:rPr>
-                <w:rFonts w:ascii="Mignon" w:hAnsi="Mignon"/>
-                <w:color w:val="000000" w:themeColor="text1"/>
-                <w:sz w:val="22"/>
-                <w:szCs w:val="22"/>
-              </w:rPr>
-              <w:t>ms</w:t>
-            </w:r>
-            <w:proofErr w:type="spellEnd"/>
-            <w:r>
-              <w:rPr>
-                <w:rFonts w:ascii="Mignon" w:hAnsi="Mignon"/>
-                <w:color w:val="000000" w:themeColor="text1"/>
-                <w:sz w:val="22"/>
-                <w:szCs w:val="22"/>
-              </w:rPr>
-              <w:t xml:space="preserve"> at a 1 s poll, 3 s default); feed outage </w:t>
-            </w:r>
-            <w:proofErr w:type="spellStart"/>
-            <w:r>
-              <w:rPr>
-                <w:rFonts w:ascii="Mignon" w:hAnsi="Mignon"/>
-                <w:color w:val="000000" w:themeColor="text1"/>
-                <w:sz w:val="22"/>
-                <w:szCs w:val="22"/>
-              </w:rPr>
-              <w:t>honoured</w:t>
-            </w:r>
-            <w:proofErr w:type="spellEnd"/>
-            <w:r>
-              <w:rPr>
-                <w:rFonts w:ascii="Mignon" w:hAnsi="Mignon"/>
-                <w:color w:val="000000" w:themeColor="text1"/>
-                <w:sz w:val="22"/>
-                <w:szCs w:val="22"/>
-              </w:rPr>
-              <w:t xml:space="preserve"> through a grace window then fails closed. Live directories, aliases at scale and reorganizations not exercised</w:t>
+              <w:t>reaches the next assertion at 0 ms (cache off) or within the TTL; an issued assertion refused within the generation-feed poll interval (976 ms at a 1 s poll, 3 s default); feed outage honoured through a grace window then fails closed. Live directories, aliases at scale and reorganizations not exercised</w:t>
             </w:r>
           </w:p>
         </w:tc>
